--- a/Project-1/reports/2.5_Документация_о_системе_по_ГОСТ.docx
+++ b/Project-1/reports/2.5_Документация_о_системе_по_ГОСТ.docx
@@ -149,7 +149,7 @@
         <w:jc w:val="center"/>
       </w:pPr>
       <w:r>
-        <w:t>Версия системы 1.0.0</w:t>
+        <w:t>Версия системы 1.1.0</w:t>
       </w:r>
     </w:p>
     <w:p>
@@ -224,10 +224,10 @@
         <w:jc w:val="both"/>
       </w:pPr>
       <w:r>
-        <w:t>Настоящий документ содержит общее описание информационной системы «ВольтМаркет», предназначенной для учёта закупок, продаж, цен и складских остатков магазина электроники. Система реализована в виде прикладного решения (конфигурации) на технологической плат</w:t>
-      </w:r>
-      <w:r>
-        <w:t>форме «1С:Предприятие 8.3».</w:t>
+        <w:t>Настоящий документ содержит общее описание информационной системы «ВольтМаркет», предназначенной для учёта закупок, продаж, бронирования товаров, цен и складских остатков магазина электроники. Система реализована в виде прикладного решения (конфигурации) н</w:t>
+      </w:r>
+      <w:r>
+        <w:t>а технологической платформе «1С:Предприятие 8.3».</w:t>
       </w:r>
     </w:p>
     <w:p>
@@ -236,10 +236,10 @@
         <w:jc w:val="both"/>
       </w:pPr>
       <w:r>
-        <w:t>В документе приведены назначение системы, её функциональная структура и функции, основные технические решения, состав информационного, программного, технического и организационного обеспечения, порядок функционирования подсистем</w:t>
-      </w:r>
-      <w:r>
-        <w:t xml:space="preserve"> и описание взаимосвязей с другими системами.</w:t>
+        <w:t>В документе приведены назначение системы, её функциональная структура и функции, основные технические решения, состав информационного, программного, технического и организационного обеспечения, порядок функ</w:t>
+      </w:r>
+      <w:r>
+        <w:t>ционирования подсистем и описание взаимосвязей с другими системами.</w:t>
       </w:r>
     </w:p>
     <w:p>
@@ -248,10 +248,13 @@
         <w:jc w:val="both"/>
       </w:pPr>
       <w:r>
-        <w:t>Документ разработан в соответствии с требованиями ГОСТ Р 59795-2021 к документу «Общее описание системы» (код документа ПД по ГОСТ 34.201-2020) и оформлен с учётом ГОСТ 7.32-2017. Сведения, приведённые в докуме</w:t>
-      </w:r>
-      <w:r>
-        <w:t>нте, соответствуют версии 1.0.0 конфигурации «ВольтМаркет».</w:t>
+        <w:t>Документ разработан в соответствии с требованиями ГОСТ Р 59795-2021 к документу «Общее описание системы» (код документа ПД по ГОСТ 34.201-2020) и оформлен с учётом ГОСТ 7.32-2017. Сведения</w:t>
+      </w:r>
+      <w:r>
+        <w:t>, приведённые в документе, соответствуют версии 1.1.0 конфигурации «ВольтМаркет», в которую по заданию на доработку добавлено бронирование товаров и улучшен интерфейс оформления закупок и продаж. Перечень изменений по сравнению с версией 1.0.0 приведён в л</w:t>
+      </w:r>
+      <w:r>
+        <w:t>исте регистрации изменений.</w:t>
       </w:r>
     </w:p>
     <w:p>
@@ -272,7 +275,7 @@
     <w:sdt>
       <w:sdtPr>
         <w:alias w:val="Содержание"/>
-        <w:id w:val="-624233556"/>
+        <w:id w:val="-161087867"/>
       </w:sdtPr>
       <w:sdtEndPr/>
       <w:sdtContent>
@@ -295,7 +298,7 @@
           <w:r>
             <w:fldChar w:fldCharType="separate"/>
           </w:r>
-          <w:hyperlink w:anchor="_Toc243555656" w:history="1">
+          <w:hyperlink w:anchor="_Toc243670917" w:history="1">
             <w:r>
               <w:rPr>
                 <w:rStyle w:val="a5"/>
@@ -319,7 +322,7 @@
               <w:rPr>
                 <w:noProof/>
               </w:rPr>
-              <w:instrText xml:space="preserve"> PAGEREF _Toc243555656 \h </w:instrText>
+              <w:instrText xml:space="preserve"> PAGEREF _Toc243670917 \h </w:instrText>
             </w:r>
             <w:r>
               <w:rPr>
@@ -356,7 +359,7 @@
               <w:noProof/>
             </w:rPr>
           </w:pPr>
-          <w:hyperlink w:anchor="_Toc243555657" w:history="1">
+          <w:hyperlink w:anchor="_Toc243670918" w:history="1">
             <w:r>
               <w:rPr>
                 <w:rStyle w:val="a5"/>
@@ -380,7 +383,7 @@
               <w:rPr>
                 <w:noProof/>
               </w:rPr>
-              <w:instrText xml:space="preserve"> PAGEREF _Toc243555657 \h </w:instrText>
+              <w:instrText xml:space="preserve"> PAGEREF _Toc243670918 \h </w:instrText>
             </w:r>
             <w:r>
               <w:rPr>
@@ -417,7 +420,7 @@
               <w:noProof/>
             </w:rPr>
           </w:pPr>
-          <w:hyperlink w:anchor="_Toc243555658" w:history="1">
+          <w:hyperlink w:anchor="_Toc243670919" w:history="1">
             <w:r>
               <w:rPr>
                 <w:rStyle w:val="a5"/>
@@ -441,7 +444,7 @@
               <w:rPr>
                 <w:noProof/>
               </w:rPr>
-              <w:instrText xml:space="preserve"> PAGEREF _Toc243555658 \h </w:instrText>
+              <w:instrText xml:space="preserve"> PAGEREF _Toc243670919 \h </w:instrText>
             </w:r>
             <w:r>
               <w:rPr>
@@ -478,7 +481,7 @@
               <w:noProof/>
             </w:rPr>
           </w:pPr>
-          <w:hyperlink w:anchor="_Toc243555659" w:history="1">
+          <w:hyperlink w:anchor="_Toc243670920" w:history="1">
             <w:r>
               <w:rPr>
                 <w:rStyle w:val="a5"/>
@@ -502,7 +505,7 @@
               <w:rPr>
                 <w:noProof/>
               </w:rPr>
-              <w:instrText xml:space="preserve"> PAGEREF _Toc243555659 \h </w:instrText>
+              <w:instrText xml:space="preserve"> PAGEREF _Toc243670920 \h </w:instrText>
             </w:r>
             <w:r>
               <w:rPr>
@@ -539,7 +542,7 @@
               <w:noProof/>
             </w:rPr>
           </w:pPr>
-          <w:hyperlink w:anchor="_Toc243555660" w:history="1">
+          <w:hyperlink w:anchor="_Toc243670921" w:history="1">
             <w:r>
               <w:rPr>
                 <w:rStyle w:val="a5"/>
@@ -563,7 +566,7 @@
               <w:rPr>
                 <w:noProof/>
               </w:rPr>
-              <w:instrText xml:space="preserve"> PAGEREF _Toc243555660 \h </w:instrText>
+              <w:instrText xml:space="preserve"> PAGEREF _Toc243670921 \h </w:instrText>
             </w:r>
             <w:r>
               <w:rPr>
@@ -600,7 +603,7 @@
               <w:noProof/>
             </w:rPr>
           </w:pPr>
-          <w:hyperlink w:anchor="_Toc243555661" w:history="1">
+          <w:hyperlink w:anchor="_Toc243670922" w:history="1">
             <w:r>
               <w:rPr>
                 <w:rStyle w:val="a5"/>
@@ -624,7 +627,7 @@
               <w:rPr>
                 <w:noProof/>
               </w:rPr>
-              <w:instrText xml:space="preserve"> PAGEREF _Toc243555661 \h </w:instrText>
+              <w:instrText xml:space="preserve"> PAGEREF _Toc243670922 \h </w:instrText>
             </w:r>
             <w:r>
               <w:rPr>
@@ -641,7 +644,7 @@
               <w:rPr>
                 <w:noProof/>
               </w:rPr>
-              <w:t>6</w:t>
+              <w:t>7</w:t>
             </w:r>
             <w:r>
               <w:rPr>
@@ -661,7 +664,7 @@
               <w:noProof/>
             </w:rPr>
           </w:pPr>
-          <w:hyperlink w:anchor="_Toc243555662" w:history="1">
+          <w:hyperlink w:anchor="_Toc243670923" w:history="1">
             <w:r>
               <w:rPr>
                 <w:rStyle w:val="a5"/>
@@ -685,7 +688,7 @@
               <w:rPr>
                 <w:noProof/>
               </w:rPr>
-              <w:instrText xml:space="preserve"> PAGEREF _Toc243555662 \h </w:instrText>
+              <w:instrText xml:space="preserve"> PAGEREF _Toc243670923 \h </w:instrText>
             </w:r>
             <w:r>
               <w:rPr>
@@ -722,7 +725,7 @@
               <w:noProof/>
             </w:rPr>
           </w:pPr>
-          <w:hyperlink w:anchor="_Toc243555663" w:history="1">
+          <w:hyperlink w:anchor="_Toc243670924" w:history="1">
             <w:r>
               <w:rPr>
                 <w:rStyle w:val="a5"/>
@@ -746,7 +749,7 @@
               <w:rPr>
                 <w:noProof/>
               </w:rPr>
-              <w:instrText xml:space="preserve"> PAGEREF _Toc243555663 \h </w:instrText>
+              <w:instrText xml:space="preserve"> PAGEREF _Toc243670924 \h </w:instrText>
             </w:r>
             <w:r>
               <w:rPr>
@@ -783,7 +786,7 @@
               <w:noProof/>
             </w:rPr>
           </w:pPr>
-          <w:hyperlink w:anchor="_Toc243555664" w:history="1">
+          <w:hyperlink w:anchor="_Toc243670925" w:history="1">
             <w:r>
               <w:rPr>
                 <w:rStyle w:val="a5"/>
@@ -807,7 +810,7 @@
               <w:rPr>
                 <w:noProof/>
               </w:rPr>
-              <w:instrText xml:space="preserve"> PAGEREF _Toc243555664 \h </w:instrText>
+              <w:instrText xml:space="preserve"> PAGEREF _Toc243670925 \h </w:instrText>
             </w:r>
             <w:r>
               <w:rPr>
@@ -844,7 +847,7 @@
               <w:noProof/>
             </w:rPr>
           </w:pPr>
-          <w:hyperlink w:anchor="_Toc243555665" w:history="1">
+          <w:hyperlink w:anchor="_Toc243670926" w:history="1">
             <w:r>
               <w:rPr>
                 <w:rStyle w:val="a5"/>
@@ -868,7 +871,7 @@
               <w:rPr>
                 <w:noProof/>
               </w:rPr>
-              <w:instrText xml:space="preserve"> PAGEREF _Toc243555665 \h </w:instrText>
+              <w:instrText xml:space="preserve"> PAGEREF _Toc243670926 \h </w:instrText>
             </w:r>
             <w:r>
               <w:rPr>
@@ -905,7 +908,7 @@
               <w:noProof/>
             </w:rPr>
           </w:pPr>
-          <w:hyperlink w:anchor="_Toc243555666" w:history="1">
+          <w:hyperlink w:anchor="_Toc243670927" w:history="1">
             <w:r>
               <w:rPr>
                 <w:rStyle w:val="a5"/>
@@ -929,7 +932,7 @@
               <w:rPr>
                 <w:noProof/>
               </w:rPr>
-              <w:instrText xml:space="preserve"> PAGEREF _Toc243555666 \h </w:instrText>
+              <w:instrText xml:space="preserve"> PAGEREF _Toc243670927 \h </w:instrText>
             </w:r>
             <w:r>
               <w:rPr>
@@ -966,7 +969,7 @@
               <w:noProof/>
             </w:rPr>
           </w:pPr>
-          <w:hyperlink w:anchor="_Toc243555667" w:history="1">
+          <w:hyperlink w:anchor="_Toc243670928" w:history="1">
             <w:r>
               <w:rPr>
                 <w:rStyle w:val="a5"/>
@@ -990,7 +993,7 @@
               <w:rPr>
                 <w:noProof/>
               </w:rPr>
-              <w:instrText xml:space="preserve"> PAGEREF _Toc243555667 \h </w:instrText>
+              <w:instrText xml:space="preserve"> PAGEREF _Toc243670928 \h </w:instrText>
             </w:r>
             <w:r>
               <w:rPr>
@@ -1027,7 +1030,7 @@
               <w:noProof/>
             </w:rPr>
           </w:pPr>
-          <w:hyperlink w:anchor="_Toc243555668" w:history="1">
+          <w:hyperlink w:anchor="_Toc243670929" w:history="1">
             <w:r>
               <w:rPr>
                 <w:rStyle w:val="a5"/>
@@ -1051,7 +1054,7 @@
               <w:rPr>
                 <w:noProof/>
               </w:rPr>
-              <w:instrText xml:space="preserve"> PAGEREF _Toc243555668 \h </w:instrText>
+              <w:instrText xml:space="preserve"> PAGEREF _Toc243670929 \h </w:instrText>
             </w:r>
             <w:r>
               <w:rPr>
@@ -1088,7 +1091,7 @@
               <w:noProof/>
             </w:rPr>
           </w:pPr>
-          <w:hyperlink w:anchor="_Toc243555669" w:history="1">
+          <w:hyperlink w:anchor="_Toc243670930" w:history="1">
             <w:r>
               <w:rPr>
                 <w:rStyle w:val="a5"/>
@@ -1112,7 +1115,7 @@
               <w:rPr>
                 <w:noProof/>
               </w:rPr>
-              <w:instrText xml:space="preserve"> PAGEREF _Toc243555669 \h </w:instrText>
+              <w:instrText xml:space="preserve"> PAGEREF _Toc243670930 \h </w:instrText>
             </w:r>
             <w:r>
               <w:rPr>
@@ -1149,7 +1152,7 @@
               <w:noProof/>
             </w:rPr>
           </w:pPr>
-          <w:hyperlink w:anchor="_Toc243555670" w:history="1">
+          <w:hyperlink w:anchor="_Toc243670931" w:history="1">
             <w:r>
               <w:rPr>
                 <w:rStyle w:val="a5"/>
@@ -1173,7 +1176,7 @@
               <w:rPr>
                 <w:noProof/>
               </w:rPr>
-              <w:instrText xml:space="preserve"> PAGEREF _Toc243555670 \h </w:instrText>
+              <w:instrText xml:space="preserve"> PAGEREF _Toc243670931 \h </w:instrText>
             </w:r>
             <w:r>
               <w:rPr>
@@ -1210,7 +1213,7 @@
               <w:noProof/>
             </w:rPr>
           </w:pPr>
-          <w:hyperlink w:anchor="_Toc243555671" w:history="1">
+          <w:hyperlink w:anchor="_Toc243670932" w:history="1">
             <w:r>
               <w:rPr>
                 <w:rStyle w:val="a5"/>
@@ -1234,7 +1237,7 @@
               <w:rPr>
                 <w:noProof/>
               </w:rPr>
-              <w:instrText xml:space="preserve"> PAGEREF _Toc243555671 \h </w:instrText>
+              <w:instrText xml:space="preserve"> PAGEREF _Toc243670932 \h </w:instrText>
             </w:r>
             <w:r>
               <w:rPr>
@@ -1271,7 +1274,7 @@
               <w:noProof/>
             </w:rPr>
           </w:pPr>
-          <w:hyperlink w:anchor="_Toc243555672" w:history="1">
+          <w:hyperlink w:anchor="_Toc243670933" w:history="1">
             <w:r>
               <w:rPr>
                 <w:rStyle w:val="a5"/>
@@ -1295,7 +1298,7 @@
               <w:rPr>
                 <w:noProof/>
               </w:rPr>
-              <w:instrText xml:space="preserve"> PAGEREF _Toc243555672 \h </w:instrText>
+              <w:instrText xml:space="preserve"> PAGEREF _Toc243670933 \h </w:instrText>
             </w:r>
             <w:r>
               <w:rPr>
@@ -1312,7 +1315,7 @@
               <w:rPr>
                 <w:noProof/>
               </w:rPr>
-              <w:t>14</w:t>
+              <w:t>15</w:t>
             </w:r>
             <w:r>
               <w:rPr>
@@ -1332,7 +1335,7 @@
               <w:noProof/>
             </w:rPr>
           </w:pPr>
-          <w:hyperlink w:anchor="_Toc243555673" w:history="1">
+          <w:hyperlink w:anchor="_Toc243670934" w:history="1">
             <w:r>
               <w:rPr>
                 <w:rStyle w:val="a5"/>
@@ -1356,7 +1359,7 @@
               <w:rPr>
                 <w:noProof/>
               </w:rPr>
-              <w:instrText xml:space="preserve"> PAGEREF _Toc243555673 \h </w:instrText>
+              <w:instrText xml:space="preserve"> PAGEREF _Toc243670934 \h </w:instrText>
             </w:r>
             <w:r>
               <w:rPr>
@@ -1373,7 +1376,7 @@
               <w:rPr>
                 <w:noProof/>
               </w:rPr>
-              <w:t>15</w:t>
+              <w:t>16</w:t>
             </w:r>
             <w:r>
               <w:rPr>
@@ -1393,7 +1396,7 @@
               <w:noProof/>
             </w:rPr>
           </w:pPr>
-          <w:hyperlink w:anchor="_Toc243555674" w:history="1">
+          <w:hyperlink w:anchor="_Toc243670935" w:history="1">
             <w:r>
               <w:rPr>
                 <w:rStyle w:val="a5"/>
@@ -1417,7 +1420,7 @@
               <w:rPr>
                 <w:noProof/>
               </w:rPr>
-              <w:instrText xml:space="preserve"> PAGEREF _Toc243555674 \h </w:instrText>
+              <w:instrText xml:space="preserve"> PAGEREF _Toc243670935 \h </w:instrText>
             </w:r>
             <w:r>
               <w:rPr>
@@ -1434,7 +1437,7 @@
               <w:rPr>
                 <w:noProof/>
               </w:rPr>
-              <w:t>16</w:t>
+              <w:t>17</w:t>
             </w:r>
             <w:r>
               <w:rPr>
@@ -1454,7 +1457,7 @@
               <w:noProof/>
             </w:rPr>
           </w:pPr>
-          <w:hyperlink w:anchor="_Toc243555675" w:history="1">
+          <w:hyperlink w:anchor="_Toc243670936" w:history="1">
             <w:r>
               <w:rPr>
                 <w:rStyle w:val="a5"/>
@@ -1478,7 +1481,7 @@
               <w:rPr>
                 <w:noProof/>
               </w:rPr>
-              <w:instrText xml:space="preserve"> PAGEREF _Toc243555675 \h </w:instrText>
+              <w:instrText xml:space="preserve"> PAGEREF _Toc243670936 \h </w:instrText>
             </w:r>
             <w:r>
               <w:rPr>
@@ -1495,7 +1498,7 @@
               <w:rPr>
                 <w:noProof/>
               </w:rPr>
-              <w:t>17</w:t>
+              <w:t>18</w:t>
             </w:r>
             <w:r>
               <w:rPr>
@@ -1515,7 +1518,7 @@
               <w:noProof/>
             </w:rPr>
           </w:pPr>
-          <w:hyperlink w:anchor="_Toc243555676" w:history="1">
+          <w:hyperlink w:anchor="_Toc243670937" w:history="1">
             <w:r>
               <w:rPr>
                 <w:rStyle w:val="a5"/>
@@ -1539,7 +1542,7 @@
               <w:rPr>
                 <w:noProof/>
               </w:rPr>
-              <w:instrText xml:space="preserve"> PAGEREF _Toc243555676 \h </w:instrText>
+              <w:instrText xml:space="preserve"> PAGEREF _Toc243670937 \h </w:instrText>
             </w:r>
             <w:r>
               <w:rPr>
@@ -1556,7 +1559,7 @@
               <w:rPr>
                 <w:noProof/>
               </w:rPr>
-              <w:t>18</w:t>
+              <w:t>19</w:t>
             </w:r>
             <w:r>
               <w:rPr>
@@ -1576,7 +1579,7 @@
               <w:noProof/>
             </w:rPr>
           </w:pPr>
-          <w:hyperlink w:anchor="_Toc243555677" w:history="1">
+          <w:hyperlink w:anchor="_Toc243670938" w:history="1">
             <w:r>
               <w:rPr>
                 <w:rStyle w:val="a5"/>
@@ -1600,7 +1603,7 @@
               <w:rPr>
                 <w:noProof/>
               </w:rPr>
-              <w:instrText xml:space="preserve"> PAGEREF _Toc243555677 \h </w:instrText>
+              <w:instrText xml:space="preserve"> PAGEREF _Toc243670938 \h </w:instrText>
             </w:r>
             <w:r>
               <w:rPr>
@@ -1617,7 +1620,7 @@
               <w:rPr>
                 <w:noProof/>
               </w:rPr>
-              <w:t>18</w:t>
+              <w:t>20</w:t>
             </w:r>
             <w:r>
               <w:rPr>
@@ -1637,7 +1640,7 @@
               <w:noProof/>
             </w:rPr>
           </w:pPr>
-          <w:hyperlink w:anchor="_Toc243555678" w:history="1">
+          <w:hyperlink w:anchor="_Toc243670939" w:history="1">
             <w:r>
               <w:rPr>
                 <w:rStyle w:val="a5"/>
@@ -1661,7 +1664,7 @@
               <w:rPr>
                 <w:noProof/>
               </w:rPr>
-              <w:instrText xml:space="preserve"> PAGEREF _Toc243555678 \h </w:instrText>
+              <w:instrText xml:space="preserve"> PAGEREF _Toc243670939 \h </w:instrText>
             </w:r>
             <w:r>
               <w:rPr>
@@ -1678,7 +1681,7 @@
               <w:rPr>
                 <w:noProof/>
               </w:rPr>
-              <w:t>18</w:t>
+              <w:t>20</w:t>
             </w:r>
             <w:r>
               <w:rPr>
@@ -1698,7 +1701,7 @@
               <w:noProof/>
             </w:rPr>
           </w:pPr>
-          <w:hyperlink w:anchor="_Toc243555679" w:history="1">
+          <w:hyperlink w:anchor="_Toc243670940" w:history="1">
             <w:r>
               <w:rPr>
                 <w:rStyle w:val="a5"/>
@@ -1722,7 +1725,7 @@
               <w:rPr>
                 <w:noProof/>
               </w:rPr>
-              <w:instrText xml:space="preserve"> PAGEREF _Toc243555679 \h </w:instrText>
+              <w:instrText xml:space="preserve"> PAGEREF _Toc243670940 \h </w:instrText>
             </w:r>
             <w:r>
               <w:rPr>
@@ -1739,7 +1742,7 @@
               <w:rPr>
                 <w:noProof/>
               </w:rPr>
-              <w:t>19</w:t>
+              <w:t>21</w:t>
             </w:r>
             <w:r>
               <w:rPr>
@@ -1759,7 +1762,7 @@
               <w:noProof/>
             </w:rPr>
           </w:pPr>
-          <w:hyperlink w:anchor="_Toc243555680" w:history="1">
+          <w:hyperlink w:anchor="_Toc243670941" w:history="1">
             <w:r>
               <w:rPr>
                 <w:rStyle w:val="a5"/>
@@ -1783,7 +1786,7 @@
               <w:rPr>
                 <w:noProof/>
               </w:rPr>
-              <w:instrText xml:space="preserve"> PAGEREF _Toc243555680 \h </w:instrText>
+              <w:instrText xml:space="preserve"> PAGEREF _Toc243670941 \h </w:instrText>
             </w:r>
             <w:r>
               <w:rPr>
@@ -1800,7 +1803,7 @@
               <w:rPr>
                 <w:noProof/>
               </w:rPr>
-              <w:t>20</w:t>
+              <w:t>22</w:t>
             </w:r>
             <w:r>
               <w:rPr>
@@ -1820,7 +1823,7 @@
               <w:noProof/>
             </w:rPr>
           </w:pPr>
-          <w:hyperlink w:anchor="_Toc243555681" w:history="1">
+          <w:hyperlink w:anchor="_Toc243670942" w:history="1">
             <w:r>
               <w:rPr>
                 <w:rStyle w:val="a5"/>
@@ -1844,7 +1847,7 @@
               <w:rPr>
                 <w:noProof/>
               </w:rPr>
-              <w:instrText xml:space="preserve"> PAGEREF _Toc243555681 \h </w:instrText>
+              <w:instrText xml:space="preserve"> PAGEREF _Toc243670942 \h </w:instrText>
             </w:r>
             <w:r>
               <w:rPr>
@@ -1861,7 +1864,7 @@
               <w:rPr>
                 <w:noProof/>
               </w:rPr>
-              <w:t>20</w:t>
+              <w:t>22</w:t>
             </w:r>
             <w:r>
               <w:rPr>
@@ -1881,7 +1884,7 @@
               <w:noProof/>
             </w:rPr>
           </w:pPr>
-          <w:hyperlink w:anchor="_Toc243555682" w:history="1">
+          <w:hyperlink w:anchor="_Toc243670943" w:history="1">
             <w:r>
               <w:rPr>
                 <w:rStyle w:val="a5"/>
@@ -1905,7 +1908,7 @@
               <w:rPr>
                 <w:noProof/>
               </w:rPr>
-              <w:instrText xml:space="preserve"> PAGEREF _Toc243555682 \h </w:instrText>
+              <w:instrText xml:space="preserve"> PAGEREF _Toc243670943 \h </w:instrText>
             </w:r>
             <w:r>
               <w:rPr>
@@ -1922,7 +1925,7 @@
               <w:rPr>
                 <w:noProof/>
               </w:rPr>
-              <w:t>20</w:t>
+              <w:t>22</w:t>
             </w:r>
             <w:r>
               <w:rPr>
@@ -1942,7 +1945,7 @@
               <w:noProof/>
             </w:rPr>
           </w:pPr>
-          <w:hyperlink w:anchor="_Toc243555683" w:history="1">
+          <w:hyperlink w:anchor="_Toc243670944" w:history="1">
             <w:r>
               <w:rPr>
                 <w:rStyle w:val="a5"/>
@@ -1966,7 +1969,7 @@
               <w:rPr>
                 <w:noProof/>
               </w:rPr>
-              <w:instrText xml:space="preserve"> PAGEREF _Toc243555683 \h </w:instrText>
+              <w:instrText xml:space="preserve"> PAGEREF _Toc243670944 \h </w:instrText>
             </w:r>
             <w:r>
               <w:rPr>
@@ -1983,7 +1986,7 @@
               <w:rPr>
                 <w:noProof/>
               </w:rPr>
-              <w:t>21</w:t>
+              <w:t>23</w:t>
             </w:r>
             <w:r>
               <w:rPr>
@@ -2003,7 +2006,7 @@
               <w:noProof/>
             </w:rPr>
           </w:pPr>
-          <w:hyperlink w:anchor="_Toc243555684" w:history="1">
+          <w:hyperlink w:anchor="_Toc243670945" w:history="1">
             <w:r>
               <w:rPr>
                 <w:rStyle w:val="a5"/>
@@ -2027,7 +2030,7 @@
               <w:rPr>
                 <w:noProof/>
               </w:rPr>
-              <w:instrText xml:space="preserve"> PAGEREF _Toc243555684 \h </w:instrText>
+              <w:instrText xml:space="preserve"> PAGEREF _Toc243670945 \h </w:instrText>
             </w:r>
             <w:r>
               <w:rPr>
@@ -2044,7 +2047,7 @@
               <w:rPr>
                 <w:noProof/>
               </w:rPr>
-              <w:t>22</w:t>
+              <w:t>24</w:t>
             </w:r>
             <w:r>
               <w:rPr>
@@ -2064,7 +2067,7 @@
               <w:noProof/>
             </w:rPr>
           </w:pPr>
-          <w:hyperlink w:anchor="_Toc243555685" w:history="1">
+          <w:hyperlink w:anchor="_Toc243670946" w:history="1">
             <w:r>
               <w:rPr>
                 <w:rStyle w:val="a5"/>
@@ -2088,7 +2091,7 @@
               <w:rPr>
                 <w:noProof/>
               </w:rPr>
-              <w:instrText xml:space="preserve"> PAGEREF _Toc243555685 \h </w:instrText>
+              <w:instrText xml:space="preserve"> PAGEREF _Toc243670946 \h </w:instrText>
             </w:r>
             <w:r>
               <w:rPr>
@@ -2105,7 +2108,7 @@
               <w:rPr>
                 <w:noProof/>
               </w:rPr>
-              <w:t>23</w:t>
+              <w:t>25</w:t>
             </w:r>
             <w:r>
               <w:rPr>
@@ -2125,7 +2128,7 @@
               <w:noProof/>
             </w:rPr>
           </w:pPr>
-          <w:hyperlink w:anchor="_Toc243555686" w:history="1">
+          <w:hyperlink w:anchor="_Toc243670947" w:history="1">
             <w:r>
               <w:rPr>
                 <w:rStyle w:val="a5"/>
@@ -2149,7 +2152,7 @@
               <w:rPr>
                 <w:noProof/>
               </w:rPr>
-              <w:instrText xml:space="preserve"> PAGEREF _Toc243555686 \h </w:instrText>
+              <w:instrText xml:space="preserve"> PAGEREF _Toc243670947 \h </w:instrText>
             </w:r>
             <w:r>
               <w:rPr>
@@ -2166,7 +2169,7 @@
               <w:rPr>
                 <w:noProof/>
               </w:rPr>
-              <w:t>23</w:t>
+              <w:t>25</w:t>
             </w:r>
             <w:r>
               <w:rPr>
@@ -2186,7 +2189,7 @@
               <w:noProof/>
             </w:rPr>
           </w:pPr>
-          <w:hyperlink w:anchor="_Toc243555687" w:history="1">
+          <w:hyperlink w:anchor="_Toc243670948" w:history="1">
             <w:r>
               <w:rPr>
                 <w:rStyle w:val="a5"/>
@@ -2210,7 +2213,7 @@
               <w:rPr>
                 <w:noProof/>
               </w:rPr>
-              <w:instrText xml:space="preserve"> PAGEREF _Toc243555687 \h </w:instrText>
+              <w:instrText xml:space="preserve"> PAGEREF _Toc243670948 \h </w:instrText>
             </w:r>
             <w:r>
               <w:rPr>
@@ -2227,7 +2230,7 @@
               <w:rPr>
                 <w:noProof/>
               </w:rPr>
-              <w:t>24</w:t>
+              <w:t>26</w:t>
             </w:r>
             <w:r>
               <w:rPr>
@@ -2247,13 +2250,13 @@
               <w:noProof/>
             </w:rPr>
           </w:pPr>
-          <w:hyperlink w:anchor="_Toc243555688" w:history="1">
+          <w:hyperlink w:anchor="_Toc243670949" w:history="1">
             <w:r>
               <w:rPr>
                 <w:rStyle w:val="a5"/>
                 <w:noProof/>
               </w:rPr>
-              <w:t>5.3 Подсистема «Аналитика»</w:t>
+              <w:t>5.3 Подсистема «Бронирование»</w:t>
             </w:r>
             <w:r>
               <w:rPr>
@@ -2271,7 +2274,7 @@
               <w:rPr>
                 <w:noProof/>
               </w:rPr>
-              <w:instrText xml:space="preserve"> PAGEREF _Toc243555688 \h </w:instrText>
+              <w:instrText xml:space="preserve"> PAGEREF _Toc243670949 \h </w:instrText>
             </w:r>
             <w:r>
               <w:rPr>
@@ -2288,7 +2291,7 @@
               <w:rPr>
                 <w:noProof/>
               </w:rPr>
-              <w:t>25</w:t>
+              <w:t>28</w:t>
             </w:r>
             <w:r>
               <w:rPr>
@@ -2308,13 +2311,13 @@
               <w:noProof/>
             </w:rPr>
           </w:pPr>
-          <w:hyperlink w:anchor="_Toc243555689" w:history="1">
+          <w:hyperlink w:anchor="_Toc243670950" w:history="1">
             <w:r>
               <w:rPr>
                 <w:rStyle w:val="a5"/>
                 <w:noProof/>
               </w:rPr>
-              <w:t>5.4 Подсистема «Справочники»</w:t>
+              <w:t>5.4 Подсистема «Аналитика»</w:t>
             </w:r>
             <w:r>
               <w:rPr>
@@ -2332,7 +2335,7 @@
               <w:rPr>
                 <w:noProof/>
               </w:rPr>
-              <w:instrText xml:space="preserve"> PAGEREF _Toc243555689 \h </w:instrText>
+              <w:instrText xml:space="preserve"> PAGEREF _Toc243670950 \h </w:instrText>
             </w:r>
             <w:r>
               <w:rPr>
@@ -2349,7 +2352,68 @@
               <w:rPr>
                 <w:noProof/>
               </w:rPr>
-              <w:t>27</w:t>
+              <w:t>30</w:t>
+            </w:r>
+            <w:r>
+              <w:rPr>
+                <w:noProof/>
+              </w:rPr>
+              <w:fldChar w:fldCharType="end"/>
+            </w:r>
+          </w:hyperlink>
+        </w:p>
+        <w:p>
+          <w:pPr>
+            <w:pStyle w:val="20"/>
+            <w:tabs>
+              <w:tab w:val="right" w:leader="dot" w:pos="9345"/>
+            </w:tabs>
+            <w:rPr>
+              <w:noProof/>
+            </w:rPr>
+          </w:pPr>
+          <w:hyperlink w:anchor="_Toc243670951" w:history="1">
+            <w:r>
+              <w:rPr>
+                <w:rStyle w:val="a5"/>
+                <w:noProof/>
+              </w:rPr>
+              <w:t>5.5 Подсистема «Справочники»</w:t>
+            </w:r>
+            <w:r>
+              <w:rPr>
+                <w:noProof/>
+              </w:rPr>
+              <w:tab/>
+            </w:r>
+            <w:r>
+              <w:rPr>
+                <w:noProof/>
+              </w:rPr>
+              <w:fldChar w:fldCharType="begin"/>
+            </w:r>
+            <w:r>
+              <w:rPr>
+                <w:noProof/>
+              </w:rPr>
+              <w:instrText xml:space="preserve"> PAGEREF _Toc243670951 \h </w:instrText>
+            </w:r>
+            <w:r>
+              <w:rPr>
+                <w:noProof/>
+              </w:rPr>
+            </w:r>
+            <w:r>
+              <w:rPr>
+                <w:noProof/>
+              </w:rPr>
+              <w:fldChar w:fldCharType="separate"/>
+            </w:r>
+            <w:r>
+              <w:rPr>
+                <w:noProof/>
+              </w:rPr>
+              <w:t>32</w:t>
             </w:r>
             <w:r>
               <w:rPr>
@@ -2369,7 +2433,7 @@
               <w:noProof/>
             </w:rPr>
           </w:pPr>
-          <w:hyperlink w:anchor="_Toc243555690" w:history="1">
+          <w:hyperlink w:anchor="_Toc243670952" w:history="1">
             <w:r>
               <w:rPr>
                 <w:rStyle w:val="a5"/>
@@ -2393,7 +2457,7 @@
               <w:rPr>
                 <w:noProof/>
               </w:rPr>
-              <w:instrText xml:space="preserve"> PAGEREF _Toc243555690 \h </w:instrText>
+              <w:instrText xml:space="preserve"> PAGEREF _Toc243670952 \h </w:instrText>
             </w:r>
             <w:r>
               <w:rPr>
@@ -2410,7 +2474,7 @@
               <w:rPr>
                 <w:noProof/>
               </w:rPr>
-              <w:t>29</w:t>
+              <w:t>35</w:t>
             </w:r>
             <w:r>
               <w:rPr>
@@ -2430,7 +2494,7 @@
               <w:noProof/>
             </w:rPr>
           </w:pPr>
-          <w:hyperlink w:anchor="_Toc243555691" w:history="1">
+          <w:hyperlink w:anchor="_Toc243670953" w:history="1">
             <w:r>
               <w:rPr>
                 <w:rStyle w:val="a5"/>
@@ -2454,7 +2518,7 @@
               <w:rPr>
                 <w:noProof/>
               </w:rPr>
-              <w:instrText xml:space="preserve"> PAGEREF _Toc243555691 \h </w:instrText>
+              <w:instrText xml:space="preserve"> PAGEREF _Toc243670953 \h </w:instrText>
             </w:r>
             <w:r>
               <w:rPr>
@@ -2471,7 +2535,7 @@
               <w:rPr>
                 <w:noProof/>
               </w:rPr>
-              <w:t>30</w:t>
+              <w:t>36</w:t>
             </w:r>
             <w:r>
               <w:rPr>
@@ -2491,7 +2555,7 @@
               <w:noProof/>
             </w:rPr>
           </w:pPr>
-          <w:hyperlink w:anchor="_Toc243555692" w:history="1">
+          <w:hyperlink w:anchor="_Toc243670954" w:history="1">
             <w:r>
               <w:rPr>
                 <w:rStyle w:val="a5"/>
@@ -2515,7 +2579,7 @@
               <w:rPr>
                 <w:noProof/>
               </w:rPr>
-              <w:instrText xml:space="preserve"> PAGEREF _Toc243555692 \h </w:instrText>
+              <w:instrText xml:space="preserve"> PAGEREF _Toc243670954 \h </w:instrText>
             </w:r>
             <w:r>
               <w:rPr>
@@ -2532,7 +2596,7 @@
               <w:rPr>
                 <w:noProof/>
               </w:rPr>
-              <w:t>31</w:t>
+              <w:t>37</w:t>
             </w:r>
             <w:r>
               <w:rPr>
@@ -2552,7 +2616,7 @@
               <w:noProof/>
             </w:rPr>
           </w:pPr>
-          <w:hyperlink w:anchor="_Toc243555693" w:history="1">
+          <w:hyperlink w:anchor="_Toc243670955" w:history="1">
             <w:r>
               <w:rPr>
                 <w:rStyle w:val="a5"/>
@@ -2576,7 +2640,7 @@
               <w:rPr>
                 <w:noProof/>
               </w:rPr>
-              <w:instrText xml:space="preserve"> PAGEREF _Toc243555693 \h </w:instrText>
+              <w:instrText xml:space="preserve"> PAGEREF _Toc243670955 \h </w:instrText>
             </w:r>
             <w:r>
               <w:rPr>
@@ -2593,7 +2657,68 @@
               <w:rPr>
                 <w:noProof/>
               </w:rPr>
-              <w:t>34</w:t>
+              <w:t>42</w:t>
+            </w:r>
+            <w:r>
+              <w:rPr>
+                <w:noProof/>
+              </w:rPr>
+              <w:fldChar w:fldCharType="end"/>
+            </w:r>
+          </w:hyperlink>
+        </w:p>
+        <w:p>
+          <w:pPr>
+            <w:pStyle w:val="11"/>
+            <w:tabs>
+              <w:tab w:val="right" w:leader="dot" w:pos="9345"/>
+            </w:tabs>
+            <w:rPr>
+              <w:noProof/>
+            </w:rPr>
+          </w:pPr>
+          <w:hyperlink w:anchor="_Toc243670956" w:history="1">
+            <w:r>
+              <w:rPr>
+                <w:rStyle w:val="a5"/>
+                <w:noProof/>
+              </w:rPr>
+              <w:t>ЛИСТ РЕГИСТРАЦИИ ИЗМЕНЕНИЙ</w:t>
+            </w:r>
+            <w:r>
+              <w:rPr>
+                <w:noProof/>
+              </w:rPr>
+              <w:tab/>
+            </w:r>
+            <w:r>
+              <w:rPr>
+                <w:noProof/>
+              </w:rPr>
+              <w:fldChar w:fldCharType="begin"/>
+            </w:r>
+            <w:r>
+              <w:rPr>
+                <w:noProof/>
+              </w:rPr>
+              <w:instrText xml:space="preserve"> PAGEREF _Toc243670956 \h </w:instrText>
+            </w:r>
+            <w:r>
+              <w:rPr>
+                <w:noProof/>
+              </w:rPr>
+            </w:r>
+            <w:r>
+              <w:rPr>
+                <w:noProof/>
+              </w:rPr>
+              <w:fldChar w:fldCharType="separate"/>
+            </w:r>
+            <w:r>
+              <w:rPr>
+                <w:noProof/>
+              </w:rPr>
+              <w:t>44</w:t>
             </w:r>
             <w:r>
               <w:rPr>
@@ -2616,13 +2741,13 @@
         <w:pageBreakBefore/>
         <w:jc w:val="center"/>
       </w:pPr>
-      <w:bookmarkStart w:id="0" w:name="_Toc243555656"/>
+      <w:bookmarkStart w:id="0" w:name="_Toc243670917"/>
       <w:r>
         <w:lastRenderedPageBreak/>
-        <w:t>ПЕРЕЧЕНЬ ТЕРМИНО</w:t>
-      </w:r>
-      <w:r>
-        <w:t>В И СОКРАЩЕНИЙ</w:t>
+        <w:t>ПЕРЕЧЕ</w:t>
+      </w:r>
+      <w:r>
+        <w:t>НЬ ТЕРМИНОВ И СОКРАЩЕНИЙ</w:t>
       </w:r>
       <w:bookmarkEnd w:id="0"/>
     </w:p>
@@ -3107,14 +3232,7 @@
                 <w:sz w:val="24"/>
                 <w:szCs w:val="24"/>
               </w:rPr>
-              <w:t xml:space="preserve">Идентификационный номер налогоплательщика, код причины постановки на </w:t>
-            </w:r>
-            <w:r>
-              <w:rPr>
-                <w:sz w:val="24"/>
-                <w:szCs w:val="24"/>
-              </w:rPr>
-              <w:t>учёт</w:t>
+              <w:t>Идентификационный номер налогоплательщика, код причины постановки на учёт</w:t>
             </w:r>
           </w:p>
         </w:tc>
@@ -3693,6 +3811,335 @@
           </w:p>
         </w:tc>
       </w:tr>
+      <w:tr>
+        <w:trPr>
+          <w:cantSplit/>
+        </w:trPr>
+        <w:tc>
+          <w:tcPr>
+            <w:tcW w:w="2807" w:type="dxa"/>
+            <w:tcBorders>
+              <w:top w:val="single" w:sz="4" w:space="0" w:color="000000"/>
+              <w:left w:val="single" w:sz="4" w:space="0" w:color="000000"/>
+              <w:bottom w:val="single" w:sz="4" w:space="0" w:color="000000"/>
+              <w:right w:val="single" w:sz="4" w:space="0" w:color="000000"/>
+            </w:tcBorders>
+            <w:tcMar>
+              <w:top w:w="40" w:type="dxa"/>
+              <w:left w:w="90" w:type="dxa"/>
+              <w:bottom w:w="40" w:type="dxa"/>
+              <w:right w:w="90" w:type="dxa"/>
+            </w:tcMar>
+          </w:tcPr>
+          <w:p>
+            <w:pPr>
+              <w:spacing w:line="240" w:lineRule="auto"/>
+            </w:pPr>
+            <w:r>
+              <w:rPr>
+                <w:sz w:val="24"/>
+                <w:szCs w:val="24"/>
+              </w:rPr>
+              <w:t>Бронь (бронирование)</w:t>
+            </w:r>
+          </w:p>
+        </w:tc>
+        <w:tc>
+          <w:tcPr>
+            <w:tcW w:w="6548" w:type="dxa"/>
+            <w:tcBorders>
+              <w:top w:val="single" w:sz="4" w:space="0" w:color="000000"/>
+              <w:left w:val="single" w:sz="4" w:space="0" w:color="000000"/>
+              <w:bottom w:val="single" w:sz="4" w:space="0" w:color="000000"/>
+              <w:right w:val="single" w:sz="4" w:space="0" w:color="000000"/>
+            </w:tcBorders>
+            <w:tcMar>
+              <w:top w:w="40" w:type="dxa"/>
+              <w:left w:w="90" w:type="dxa"/>
+              <w:bottom w:w="40" w:type="dxa"/>
+              <w:right w:w="90" w:type="dxa"/>
+            </w:tcMar>
+          </w:tcPr>
+          <w:p>
+            <w:pPr>
+              <w:spacing w:line="240" w:lineRule="auto"/>
+            </w:pPr>
+            <w:r>
+              <w:rPr>
+                <w:sz w:val="24"/>
+                <w:szCs w:val="24"/>
+              </w:rPr>
+              <w:t>Резервирование товара за покупателем до продажи или отмены: забронированный товар нельзя продать другому покупателю</w:t>
+            </w:r>
+          </w:p>
+        </w:tc>
+      </w:tr>
+      <w:tr>
+        <w:trPr>
+          <w:cantSplit/>
+        </w:trPr>
+        <w:tc>
+          <w:tcPr>
+            <w:tcW w:w="2807" w:type="dxa"/>
+            <w:tcBorders>
+              <w:top w:val="single" w:sz="4" w:space="0" w:color="000000"/>
+              <w:left w:val="single" w:sz="4" w:space="0" w:color="000000"/>
+              <w:bottom w:val="single" w:sz="4" w:space="0" w:color="000000"/>
+              <w:right w:val="single" w:sz="4" w:space="0" w:color="000000"/>
+            </w:tcBorders>
+            <w:tcMar>
+              <w:top w:w="40" w:type="dxa"/>
+              <w:left w:w="90" w:type="dxa"/>
+              <w:bottom w:w="40" w:type="dxa"/>
+              <w:right w:w="90" w:type="dxa"/>
+            </w:tcMar>
+          </w:tcPr>
+          <w:p>
+            <w:pPr>
+              <w:spacing w:line="240" w:lineRule="auto"/>
+            </w:pPr>
+            <w:r>
+              <w:rPr>
+                <w:sz w:val="24"/>
+                <w:szCs w:val="24"/>
+              </w:rPr>
+              <w:t>Резерв</w:t>
+            </w:r>
+          </w:p>
+        </w:tc>
+        <w:tc>
+          <w:tcPr>
+            <w:tcW w:w="6548" w:type="dxa"/>
+            <w:tcBorders>
+              <w:top w:val="single" w:sz="4" w:space="0" w:color="000000"/>
+              <w:left w:val="single" w:sz="4" w:space="0" w:color="000000"/>
+              <w:bottom w:val="single" w:sz="4" w:space="0" w:color="000000"/>
+              <w:right w:val="single" w:sz="4" w:space="0" w:color="000000"/>
+            </w:tcBorders>
+            <w:tcMar>
+              <w:top w:w="40" w:type="dxa"/>
+              <w:left w:w="90" w:type="dxa"/>
+              <w:bottom w:w="40" w:type="dxa"/>
+              <w:right w:w="90" w:type="dxa"/>
+            </w:tcMar>
+          </w:tcPr>
+          <w:p>
+            <w:pPr>
+              <w:spacing w:line="240" w:lineRule="auto"/>
+            </w:pPr>
+            <w:r>
+              <w:rPr>
+                <w:sz w:val="24"/>
+                <w:szCs w:val="24"/>
+              </w:rPr>
+              <w:t>Количест</w:t>
+            </w:r>
+            <w:r>
+              <w:rPr>
+                <w:sz w:val="24"/>
+                <w:szCs w:val="24"/>
+              </w:rPr>
+              <w:t>во товара, забронированное покупателями (регистр «ТоварыВРезерве»)</w:t>
+            </w:r>
+          </w:p>
+        </w:tc>
+      </w:tr>
+      <w:tr>
+        <w:trPr>
+          <w:cantSplit/>
+        </w:trPr>
+        <w:tc>
+          <w:tcPr>
+            <w:tcW w:w="2807" w:type="dxa"/>
+            <w:tcBorders>
+              <w:top w:val="single" w:sz="4" w:space="0" w:color="000000"/>
+              <w:left w:val="single" w:sz="4" w:space="0" w:color="000000"/>
+              <w:bottom w:val="single" w:sz="4" w:space="0" w:color="000000"/>
+              <w:right w:val="single" w:sz="4" w:space="0" w:color="000000"/>
+            </w:tcBorders>
+            <w:tcMar>
+              <w:top w:w="40" w:type="dxa"/>
+              <w:left w:w="90" w:type="dxa"/>
+              <w:bottom w:w="40" w:type="dxa"/>
+              <w:right w:w="90" w:type="dxa"/>
+            </w:tcMar>
+          </w:tcPr>
+          <w:p>
+            <w:pPr>
+              <w:spacing w:line="240" w:lineRule="auto"/>
+            </w:pPr>
+            <w:r>
+              <w:rPr>
+                <w:sz w:val="24"/>
+                <w:szCs w:val="24"/>
+              </w:rPr>
+              <w:t>Свободный остаток</w:t>
+            </w:r>
+          </w:p>
+        </w:tc>
+        <w:tc>
+          <w:tcPr>
+            <w:tcW w:w="6548" w:type="dxa"/>
+            <w:tcBorders>
+              <w:top w:val="single" w:sz="4" w:space="0" w:color="000000"/>
+              <w:left w:val="single" w:sz="4" w:space="0" w:color="000000"/>
+              <w:bottom w:val="single" w:sz="4" w:space="0" w:color="000000"/>
+              <w:right w:val="single" w:sz="4" w:space="0" w:color="000000"/>
+            </w:tcBorders>
+            <w:tcMar>
+              <w:top w:w="40" w:type="dxa"/>
+              <w:left w:w="90" w:type="dxa"/>
+              <w:bottom w:w="40" w:type="dxa"/>
+              <w:right w:w="90" w:type="dxa"/>
+            </w:tcMar>
+          </w:tcPr>
+          <w:p>
+            <w:pPr>
+              <w:spacing w:line="240" w:lineRule="auto"/>
+            </w:pPr>
+            <w:r>
+              <w:rPr>
+                <w:sz w:val="24"/>
+                <w:szCs w:val="24"/>
+              </w:rPr>
+              <w:t>Остаток на складе за вычетом товаров в резерве; только он доступен для новой брони и продажи без брони</w:t>
+            </w:r>
+          </w:p>
+        </w:tc>
+      </w:tr>
+      <w:tr>
+        <w:trPr>
+          <w:cantSplit/>
+        </w:trPr>
+        <w:tc>
+          <w:tcPr>
+            <w:tcW w:w="2807" w:type="dxa"/>
+            <w:tcBorders>
+              <w:top w:val="single" w:sz="4" w:space="0" w:color="000000"/>
+              <w:left w:val="single" w:sz="4" w:space="0" w:color="000000"/>
+              <w:bottom w:val="single" w:sz="4" w:space="0" w:color="000000"/>
+              <w:right w:val="single" w:sz="4" w:space="0" w:color="000000"/>
+            </w:tcBorders>
+            <w:tcMar>
+              <w:top w:w="40" w:type="dxa"/>
+              <w:left w:w="90" w:type="dxa"/>
+              <w:bottom w:w="40" w:type="dxa"/>
+              <w:right w:w="90" w:type="dxa"/>
+            </w:tcMar>
+          </w:tcPr>
+          <w:p>
+            <w:pPr>
+              <w:spacing w:line="240" w:lineRule="auto"/>
+            </w:pPr>
+            <w:r>
+              <w:rPr>
+                <w:sz w:val="24"/>
+                <w:szCs w:val="24"/>
+              </w:rPr>
+              <w:t>Ввод на основании</w:t>
+            </w:r>
+          </w:p>
+        </w:tc>
+        <w:tc>
+          <w:tcPr>
+            <w:tcW w:w="6548" w:type="dxa"/>
+            <w:tcBorders>
+              <w:top w:val="single" w:sz="4" w:space="0" w:color="000000"/>
+              <w:left w:val="single" w:sz="4" w:space="0" w:color="000000"/>
+              <w:bottom w:val="single" w:sz="4" w:space="0" w:color="000000"/>
+              <w:right w:val="single" w:sz="4" w:space="0" w:color="000000"/>
+            </w:tcBorders>
+            <w:tcMar>
+              <w:top w:w="40" w:type="dxa"/>
+              <w:left w:w="90" w:type="dxa"/>
+              <w:bottom w:w="40" w:type="dxa"/>
+              <w:right w:w="90" w:type="dxa"/>
+            </w:tcMar>
+          </w:tcPr>
+          <w:p>
+            <w:pPr>
+              <w:spacing w:line="240" w:lineRule="auto"/>
+            </w:pPr>
+            <w:r>
+              <w:rPr>
+                <w:sz w:val="24"/>
+                <w:szCs w:val="24"/>
+              </w:rPr>
+              <w:t>Создание документа, заполненного данными другого</w:t>
+            </w:r>
+            <w:r>
+              <w:rPr>
+                <w:sz w:val="24"/>
+                <w:szCs w:val="24"/>
+              </w:rPr>
+              <w:t xml:space="preserve"> документа (продажа и отмена брони вводятся на основании брони)</w:t>
+            </w:r>
+          </w:p>
+        </w:tc>
+      </w:tr>
+      <w:tr>
+        <w:trPr>
+          <w:cantSplit/>
+        </w:trPr>
+        <w:tc>
+          <w:tcPr>
+            <w:tcW w:w="2807" w:type="dxa"/>
+            <w:tcBorders>
+              <w:top w:val="single" w:sz="4" w:space="0" w:color="000000"/>
+              <w:left w:val="single" w:sz="4" w:space="0" w:color="000000"/>
+              <w:bottom w:val="single" w:sz="4" w:space="0" w:color="000000"/>
+              <w:right w:val="single" w:sz="4" w:space="0" w:color="000000"/>
+            </w:tcBorders>
+            <w:tcMar>
+              <w:top w:w="40" w:type="dxa"/>
+              <w:left w:w="90" w:type="dxa"/>
+              <w:bottom w:w="40" w:type="dxa"/>
+              <w:right w:w="90" w:type="dxa"/>
+            </w:tcMar>
+          </w:tcPr>
+          <w:p>
+            <w:pPr>
+              <w:spacing w:line="240" w:lineRule="auto"/>
+            </w:pPr>
+            <w:r>
+              <w:rPr>
+                <w:sz w:val="24"/>
+                <w:szCs w:val="24"/>
+              </w:rPr>
+              <w:t>Подбор товаров</w:t>
+            </w:r>
+          </w:p>
+        </w:tc>
+        <w:tc>
+          <w:tcPr>
+            <w:tcW w:w="6548" w:type="dxa"/>
+            <w:tcBorders>
+              <w:top w:val="single" w:sz="4" w:space="0" w:color="000000"/>
+              <w:left w:val="single" w:sz="4" w:space="0" w:color="000000"/>
+              <w:bottom w:val="single" w:sz="4" w:space="0" w:color="000000"/>
+              <w:right w:val="single" w:sz="4" w:space="0" w:color="000000"/>
+            </w:tcBorders>
+            <w:tcMar>
+              <w:top w:w="40" w:type="dxa"/>
+              <w:left w:w="90" w:type="dxa"/>
+              <w:bottom w:w="40" w:type="dxa"/>
+              <w:right w:w="90" w:type="dxa"/>
+            </w:tcMar>
+          </w:tcPr>
+          <w:p>
+            <w:pPr>
+              <w:spacing w:line="240" w:lineRule="auto"/>
+            </w:pPr>
+            <w:r>
+              <w:rPr>
+                <w:sz w:val="24"/>
+                <w:szCs w:val="24"/>
+              </w:rPr>
+              <w:t>Форма для выбора сразу нескольких товаров с ценами и остатками и переноса их в документ</w:t>
+            </w:r>
+          </w:p>
+        </w:tc>
+      </w:tr>
     </w:tbl>
     <w:p/>
     <w:p>
@@ -3701,7 +4148,7 @@
         <w:pageBreakBefore/>
         <w:ind w:firstLine="709"/>
       </w:pPr>
-      <w:bookmarkStart w:id="1" w:name="_Toc243555657"/>
+      <w:bookmarkStart w:id="1" w:name="_Toc243670918"/>
       <w:r>
         <w:lastRenderedPageBreak/>
         <w:t>1 Общие положения</w:t>
@@ -3713,7 +4160,7 @@
         <w:pStyle w:val="2"/>
         <w:ind w:firstLine="709"/>
       </w:pPr>
-      <w:bookmarkStart w:id="2" w:name="_Toc243555658"/>
+      <w:bookmarkStart w:id="2" w:name="_Toc243670919"/>
       <w:r>
         <w:t>1.1 Наименование системы</w:t>
       </w:r>
@@ -3734,10 +4181,7 @@
         <w:jc w:val="both"/>
       </w:pPr>
       <w:r>
-        <w:t>Краткое наименование: ИС «ВольтМаркет». Имя конфигурации: ВольтМаркет. В</w:t>
-      </w:r>
-      <w:r>
-        <w:t>ерсия: 1.0.0.</w:t>
+        <w:t>Краткое наименование: ИС «ВольтМаркет». Имя конфигурации: ВольтМаркет. Версия: 1.1.0.</w:t>
       </w:r>
     </w:p>
     <w:p>
@@ -3745,7 +4189,7 @@
         <w:pStyle w:val="2"/>
         <w:ind w:firstLine="709"/>
       </w:pPr>
-      <w:bookmarkStart w:id="3" w:name="_Toc243555659"/>
+      <w:bookmarkStart w:id="3" w:name="_Toc243670920"/>
       <w:r>
         <w:t>1.2 Основание для разработки</w:t>
       </w:r>
@@ -3757,13 +4201,28 @@
         <w:jc w:val="both"/>
       </w:pPr>
       <w:r>
-        <w:t>Основанием для разработки является задание учебного проекта по дисциплине «Управление проектами». Задание требует разработать информационную систему на базе 1С, содержащую не менее двух документов (приход и расход</w:t>
-      </w:r>
-      <w:r>
-        <w:t>), регистр сведений «Цены», справочники «Номенклатура», «Покупатели», «Организации», две подсистемы («Покупка», «Продажа») и три роли («Покупка», «Продажа», «Полные права»). Дополнительно предусмотрены регистры накопления и отчёты, а в справочнике «Номенкл</w:t>
-      </w:r>
-      <w:r>
-        <w:t>атура» выводятся фотографии товаров.</w:t>
+        <w:t>Основанием для разработки является задание учеб</w:t>
+      </w:r>
+      <w:r>
+        <w:t>ного проекта по дисциплине «Управление проектами». Задание требует разработать информационную систему на базе 1С, содержащую не менее двух документов (приход и расход), регистр сведений «Цены», справочники «Номенклатура», «Покупатели», «Организации», две п</w:t>
+      </w:r>
+      <w:r>
+        <w:t>одсистемы («Покупка», «Продажа») и три роли («Покупка», «Продажа», «Полные права»). Дополнительно предусмотрены регистры накопления и отчёты, а в справочнике «Номенклатура» выводятся фотографии товаров.</w:t>
+      </w:r>
+    </w:p>
+    <w:p>
+      <w:pPr>
+        <w:ind w:firstLine="709"/>
+        <w:jc w:val="both"/>
+      </w:pPr>
+      <w:r>
+        <w:t>Основанием для версии 1.1.0 является задание на дораб</w:t>
+      </w:r>
+      <w:r>
+        <w:t>отку: реализовать бронирование товара. Забронированный товар уходит из свободного остатка и не может быть продан другому покупателю; при продаже по брони товар списывается со склада; при отмене брони товар возвращается в свободный остаток. По заданию также</w:t>
+      </w:r>
+      <w:r>
+        <w:t xml:space="preserve"> доработаны документация и презентация, а интерфейс оформления закупок и продаж сделан удобнее для пользователя.</w:t>
       </w:r>
     </w:p>
     <w:p>
@@ -3771,7 +4230,7 @@
         <w:pStyle w:val="2"/>
         <w:ind w:firstLine="709"/>
       </w:pPr>
-      <w:bookmarkStart w:id="4" w:name="_Toc243555660"/>
+      <w:bookmarkStart w:id="4" w:name="_Toc243670921"/>
       <w:r>
         <w:t>1.3 Разработчик</w:t>
       </w:r>
@@ -3783,10 +4242,17 @@
         <w:jc w:val="both"/>
       </w:pPr>
       <w:r>
-        <w:t>Разработчик – проектная команда «ВольтМаркет» обучающихся РГПУ им. А. И. Герцена по направлению подготовки 09.03.01 «Информатика и вычислительная техника». Работы по проекту распределены между участникам</w:t>
-      </w:r>
-      <w:r>
-        <w:t>и команды: разработка конфигурации, тестирование, разработка документации (описание дизайна, руководство пользователя, общее описание системы), подготовка презентации, локализация интерфейса на китайский язык.</w:t>
+        <w:t>Разработчик – проектная команда «ВольтМаркет» обучающихся РГПУ им. А. И. Герцена по направлению подготовки 09.03.01 «Информатик</w:t>
+      </w:r>
+      <w:r>
+        <w:t xml:space="preserve">а и вычислительная техника». Работы по проекту распределены между участниками команды: разработка конфигурации, тестирование, разработка документации (описание дизайна, руководство пользователя, общее описание </w:t>
+      </w:r>
+      <w:r>
+        <w:lastRenderedPageBreak/>
+        <w:t xml:space="preserve">системы), подготовка презентации, локализация </w:t>
+      </w:r>
+      <w:r>
+        <w:t>интерфейса на китайский язык.</w:t>
       </w:r>
     </w:p>
     <w:p>
@@ -3794,7 +4260,7 @@
         <w:pStyle w:val="2"/>
         <w:ind w:firstLine="709"/>
       </w:pPr>
-      <w:bookmarkStart w:id="5" w:name="_Toc243555661"/>
+      <w:bookmarkStart w:id="5" w:name="_Toc243670922"/>
       <w:r>
         <w:t>1.4 Назначение документа</w:t>
       </w:r>
@@ -3806,14 +4272,10 @@
         <w:jc w:val="both"/>
       </w:pPr>
       <w:r>
-        <w:t>Документ описывает на</w:t>
-      </w:r>
-      <w:r>
-        <w:t xml:space="preserve">значение, структуру, функции и порядок функционирования ИС «ВольтМаркет», состав её информационного, программного, технического и организационного обеспечения. Документ </w:t>
-      </w:r>
-      <w:r>
-        <w:lastRenderedPageBreak/>
-        <w:t>предназначен для преподавателя, участников проектной команды и администратора системы.</w:t>
+        <w:t>Документ описывает назначение, структуру, функции и порядок функционирования ИС «ВольтМаркет», состав её информационного, программного, технического и организационного обеспечения. Документ предназначен для преподавателя, участников проектной команды и адм</w:t>
+      </w:r>
+      <w:r>
+        <w:t>инистратора системы.</w:t>
       </w:r>
     </w:p>
     <w:p>
@@ -3822,7 +4284,7 @@
         <w:pageBreakBefore/>
         <w:ind w:firstLine="709"/>
       </w:pPr>
-      <w:bookmarkStart w:id="6" w:name="_Toc243555662"/>
+      <w:bookmarkStart w:id="6" w:name="_Toc243670923"/>
       <w:r>
         <w:lastRenderedPageBreak/>
         <w:t>2 Назначение системы</w:t>
@@ -3834,7 +4296,7 @@
         <w:pStyle w:val="2"/>
         <w:ind w:firstLine="709"/>
       </w:pPr>
-      <w:bookmarkStart w:id="7" w:name="_Toc243555663"/>
+      <w:bookmarkStart w:id="7" w:name="_Toc243670924"/>
       <w:r>
         <w:t>2.1 Вид автоматизируемой деятельности</w:t>
       </w:r>
@@ -3846,7 +4308,10 @@
         <w:jc w:val="both"/>
       </w:pPr>
       <w:r>
-        <w:t>ИС «ВольтМаркет» предназначена для автоматизации оперативного учёта торговых операций розничного магазина электроники: закупки товаров у поставщиков, учёта товаров на складе, продажи товаров покупателям, установки цен продажи и анализа результатов продаж.</w:t>
+        <w:t>ИС «ВольтМаркет» предназначена для автоматизации оперативного учёта торговых операций розничного магазина электроники: закупки товаров у поставщиков, учёта товаров на складе, п</w:t>
+      </w:r>
+      <w:r>
+        <w:t>родажи товаров покупателям, установки цен продажи и анализа результатов продаж.</w:t>
       </w:r>
     </w:p>
     <w:p>
@@ -3854,7 +4319,7 @@
         <w:pStyle w:val="2"/>
         <w:ind w:firstLine="709"/>
       </w:pPr>
-      <w:bookmarkStart w:id="8" w:name="_Toc243555664"/>
+      <w:bookmarkStart w:id="8" w:name="_Toc243670925"/>
       <w:r>
         <w:t>2.2 Объект автоматизации</w:t>
       </w:r>
@@ -3866,10 +4331,10 @@
         <w:jc w:val="both"/>
       </w:pPr>
       <w:r>
-        <w:t>Объектом автоматизации является магазин электроники условной организации ООО «ВольтМаркет». В демонстрационных данных системы ассортимент включает 17 товаров в 7 товарных группах (смартфоны, ноутбуки, планшеты, аудиотехника, аксесс</w:t>
-      </w:r>
-      <w:r>
-        <w:t>уары, носимая электроника, мониторы и тв), 3 поставщика и 7 покупателей (4 физических и 3 юридических лица).</w:t>
+        <w:t>Объектом автоматизации является магазин электроники условной организации ООО «ВольтМаркет». В демонстрационных данных системы ассортимент включает 17 товаров в 7 товарных группах (смартфоны, ноутбуки, планшеты, аудиотехника, аксессуары, носимая электроника</w:t>
+      </w:r>
+      <w:r>
+        <w:t>, мониторы и тв), 3 поставщика и 7 покупателей (4 физических и 3 юридических лица).</w:t>
       </w:r>
     </w:p>
     <w:p>
@@ -3877,7 +4342,7 @@
         <w:pStyle w:val="2"/>
         <w:ind w:firstLine="709"/>
       </w:pPr>
-      <w:bookmarkStart w:id="9" w:name="_Toc243555665"/>
+      <w:bookmarkStart w:id="9" w:name="_Toc243670926"/>
       <w:r>
         <w:t>2.3 Цели создания системы</w:t>
       </w:r>
@@ -3916,10 +4381,10 @@
         <w:jc w:val="both"/>
       </w:pPr>
       <w:r>
-        <w:t>офо</w:t>
-      </w:r>
-      <w:r>
-        <w:t>рмление поступления и продажи товаров с автоматическим расчётом сумм;</w:t>
+        <w:t>оформление поступления и про</w:t>
+      </w:r>
+      <w:r>
+        <w:t>дажи товаров с автоматическим расчётом сумм;</w:t>
       </w:r>
     </w:p>
     <w:p>
@@ -3945,7 +4410,7 @@
         <w:jc w:val="both"/>
       </w:pPr>
       <w:r>
-        <w:t>хранение истории цен продажи и автоматическая подстановка действующей цены в документы;</w:t>
+        <w:t>бронирование товаров за покупателями с контролем свободного остатка, продажа по брони и отмена брони;</w:t>
       </w:r>
     </w:p>
     <w:p>
@@ -3958,10 +4423,10 @@
         <w:jc w:val="both"/>
       </w:pPr>
       <w:r>
-        <w:t>расчёт себест</w:t>
-      </w:r>
-      <w:r>
-        <w:t>оимости и валовой прибыли, получение аналитических отчётов;</w:t>
+        <w:t>быстрое оформление докум</w:t>
+      </w:r>
+      <w:r>
+        <w:t>ентов: подбор нескольких товаров, ввод по артикулу, дозаказ заканчивающихся товаров;</w:t>
       </w:r>
     </w:p>
     <w:p>
@@ -3974,7 +4439,7 @@
         <w:jc w:val="both"/>
       </w:pPr>
       <w:r>
-        <w:t>разграничение доступа сотрудников к данным в соответствии с их обязанностями;</w:t>
+        <w:t>хранение истории цен продажи и автоматическая подстановка действующей цены в документы;</w:t>
       </w:r>
     </w:p>
     <w:p>
@@ -3987,6 +4452,36 @@
         <w:jc w:val="both"/>
       </w:pPr>
       <w:r>
+        <w:lastRenderedPageBreak/>
+        <w:t>расчёт себестоимости и валовой прибыли, получение аналитических отчётов;</w:t>
+      </w:r>
+    </w:p>
+    <w:p>
+      <w:pPr>
+        <w:pStyle w:val="a4"/>
+        <w:numPr>
+          <w:ilvl w:val="0"/>
+          <w:numId w:val="2"/>
+        </w:numPr>
+        <w:jc w:val="both"/>
+      </w:pPr>
+      <w:r>
+        <w:t>разграниче</w:t>
+      </w:r>
+      <w:r>
+        <w:t>ние доступа сотрудников к данным в соответствии с их обязанностями;</w:t>
+      </w:r>
+    </w:p>
+    <w:p>
+      <w:pPr>
+        <w:pStyle w:val="a4"/>
+        <w:numPr>
+          <w:ilvl w:val="0"/>
+          <w:numId w:val="2"/>
+        </w:numPr>
+        <w:jc w:val="both"/>
+      </w:pPr>
+      <w:r>
         <w:t>поддержка русского и китайского языков интерфейса.</w:t>
       </w:r>
     </w:p>
@@ -3995,9 +4490,8 @@
         <w:pStyle w:val="2"/>
         <w:ind w:firstLine="709"/>
       </w:pPr>
-      <w:bookmarkStart w:id="10" w:name="_Toc243555666"/>
-      <w:r>
-        <w:lastRenderedPageBreak/>
+      <w:bookmarkStart w:id="10" w:name="_Toc243670927"/>
+      <w:r>
         <w:t>2.4 Пользователи системы</w:t>
       </w:r>
       <w:bookmarkEnd w:id="10"/>
@@ -4008,10 +4502,7 @@
         <w:jc w:val="both"/>
       </w:pPr>
       <w:r>
-        <w:t>Категории пользователей системы и их задач</w:t>
-      </w:r>
-      <w:r>
-        <w:t>и приведены в таблице 2.</w:t>
+        <w:t>Категории пользователей системы и их задачи приведены в таблице 2.</w:t>
       </w:r>
     </w:p>
     <w:p>
@@ -4418,7 +4909,7 @@
                 <w:sz w:val="24"/>
                 <w:szCs w:val="24"/>
               </w:rPr>
-              <w:t>Ведение покупателей и цен, оформление продаж, печать накладных, анализ продаж</w:t>
+              <w:t>Ведение покупателей и цен, бронирование товаров, оформление продаж (в том числе по брони) и отмен броней, печать накладных и бланков брони, анализ продаж</w:t>
             </w:r>
           </w:p>
         </w:tc>
@@ -4431,7 +4922,7 @@
         <w:pageBreakBefore/>
         <w:ind w:firstLine="709"/>
       </w:pPr>
-      <w:bookmarkStart w:id="11" w:name="_Toc243555667"/>
+      <w:bookmarkStart w:id="11" w:name="_Toc243670928"/>
       <w:r>
         <w:lastRenderedPageBreak/>
         <w:t>3 Описание системы</w:t>
@@ -4443,7 +4934,7 @@
         <w:pStyle w:val="2"/>
         <w:ind w:firstLine="709"/>
       </w:pPr>
-      <w:bookmarkStart w:id="12" w:name="_Toc243555668"/>
+      <w:bookmarkStart w:id="12" w:name="_Toc243670929"/>
       <w:r>
         <w:t>3.1 Структура системы и назначение её частей</w:t>
       </w:r>
@@ -4455,13 +4946,10 @@
         <w:jc w:val="both"/>
       </w:pPr>
       <w:r>
-        <w:t>ИС «ВольтМар</w:t>
-      </w:r>
-      <w:r>
-        <w:t>кет» реализована как одна конфигурация платформы «1С:Предприятие 8.3», работающая с одной информационной базой. Функционально система разделена на четыре подсистемы, которые отображаются пользователю как разделы командного интерфейса. Функциональная структ</w:t>
-      </w:r>
-      <w:r>
-        <w:t>ура системы приведена на рисунке 1, состав подсистем – в таблице 3.</w:t>
+        <w:t>ИС «ВольтМаркет» реализована как одна конфигурация платформы «1С:Предприятие 8.3», работающая с одной информационной базой. Функционально система разделена на пять подсистем, которые отображаю</w:t>
+      </w:r>
+      <w:r>
+        <w:t>тся пользователю как разделы командного интерфейса. Функциональная структура системы приведена на рисунке 1, состав подсистем – в таблице 3.</w:t>
       </w:r>
     </w:p>
     <w:p>
@@ -4475,8 +4963,8 @@
           <w:noProof/>
         </w:rPr>
         <w:drawing>
-          <wp:inline distT="0" distB="0" distL="0" distR="0" wp14:anchorId="45E0C23A" wp14:editId="5A87F95E">
-            <wp:extent cx="5762625" cy="1790700"/>
+          <wp:inline distT="0" distB="0" distL="0" distR="0" wp14:anchorId="1F306D1C" wp14:editId="1FD6A0F8">
+            <wp:extent cx="5762625" cy="1924050"/>
             <wp:effectExtent l="0" t="0" r="0" b="0"/>
             <wp:docPr id="1" name="Рисунок 1"/>
             <wp:cNvGraphicFramePr>
@@ -4501,7 +4989,7 @@
                   <pic:spPr bwMode="auto">
                     <a:xfrm>
                       <a:off x="0" y="0"/>
-                      <a:ext cx="5762625" cy="1790700"/>
+                      <a:ext cx="5762625" cy="1924050"/>
                     </a:xfrm>
                     <a:prstGeom prst="rect">
                       <a:avLst/>
@@ -4869,7 +5357,7 @@
                 <w:sz w:val="24"/>
                 <w:szCs w:val="24"/>
               </w:rPr>
-              <w:t>Аналитика</w:t>
+              <w:t>Бронирование</w:t>
             </w:r>
           </w:p>
         </w:tc>
@@ -4898,7 +5386,7 @@
                 <w:sz w:val="24"/>
                 <w:szCs w:val="24"/>
               </w:rPr>
-              <w:t>Получение отчётной информации</w:t>
+              <w:t>Резервирование товаров за покупателями</w:t>
             </w:r>
           </w:p>
         </w:tc>
@@ -4927,14 +5415,14 @@
                 <w:sz w:val="24"/>
                 <w:szCs w:val="24"/>
               </w:rPr>
-              <w:t>Отчёты «Остатки товаров» и «Анализ продаж», регистры накопления «Ос</w:t>
-            </w:r>
-            <w:r>
-              <w:rPr>
-                <w:sz w:val="24"/>
-                <w:szCs w:val="24"/>
-              </w:rPr>
-              <w:t>таткиТоваров» и «Продажи»</w:t>
+              <w:t>Документы «Бронирование» (б</w:t>
+            </w:r>
+            <w:r>
+              <w:rPr>
+                <w:sz w:val="24"/>
+                <w:szCs w:val="24"/>
+              </w:rPr>
+              <w:t>рони товаров) и «Отмена брони», справочник «Покупатели», отчёты «Брони покупателей» и «Остатки товаров», регистр накопления «ТоварыВРезерве»</w:t>
             </w:r>
           </w:p>
         </w:tc>
@@ -4968,6 +5456,98 @@
                 <w:sz w:val="24"/>
                 <w:szCs w:val="24"/>
               </w:rPr>
+              <w:t>Аналитика</w:t>
+            </w:r>
+          </w:p>
+        </w:tc>
+        <w:tc>
+          <w:tcPr>
+            <w:tcW w:w="2807" w:type="dxa"/>
+            <w:tcBorders>
+              <w:top w:val="single" w:sz="4" w:space="0" w:color="000000"/>
+              <w:left w:val="single" w:sz="4" w:space="0" w:color="000000"/>
+              <w:bottom w:val="single" w:sz="4" w:space="0" w:color="000000"/>
+              <w:right w:val="single" w:sz="4" w:space="0" w:color="000000"/>
+            </w:tcBorders>
+            <w:tcMar>
+              <w:top w:w="40" w:type="dxa"/>
+              <w:left w:w="90" w:type="dxa"/>
+              <w:bottom w:w="40" w:type="dxa"/>
+              <w:right w:w="90" w:type="dxa"/>
+            </w:tcMar>
+          </w:tcPr>
+          <w:p>
+            <w:pPr>
+              <w:spacing w:line="240" w:lineRule="auto"/>
+            </w:pPr>
+            <w:r>
+              <w:rPr>
+                <w:sz w:val="24"/>
+                <w:szCs w:val="24"/>
+              </w:rPr>
+              <w:t>Получение отчётной информации</w:t>
+            </w:r>
+          </w:p>
+        </w:tc>
+        <w:tc>
+          <w:tcPr>
+            <w:tcW w:w="4677" w:type="dxa"/>
+            <w:tcBorders>
+              <w:top w:val="single" w:sz="4" w:space="0" w:color="000000"/>
+              <w:left w:val="single" w:sz="4" w:space="0" w:color="000000"/>
+              <w:bottom w:val="single" w:sz="4" w:space="0" w:color="000000"/>
+              <w:right w:val="single" w:sz="4" w:space="0" w:color="000000"/>
+            </w:tcBorders>
+            <w:tcMar>
+              <w:top w:w="40" w:type="dxa"/>
+              <w:left w:w="90" w:type="dxa"/>
+              <w:bottom w:w="40" w:type="dxa"/>
+              <w:right w:w="90" w:type="dxa"/>
+            </w:tcMar>
+          </w:tcPr>
+          <w:p>
+            <w:pPr>
+              <w:spacing w:line="240" w:lineRule="auto"/>
+            </w:pPr>
+            <w:r>
+              <w:rPr>
+                <w:sz w:val="24"/>
+                <w:szCs w:val="24"/>
+              </w:rPr>
+              <w:t>Отчёты «Остатки товаров», «Анализ продаж», «Брони покупателей», регистры накопления «ОстаткиТоваров», «Продажи», «ТоварыВРезерве»</w:t>
+            </w:r>
+          </w:p>
+        </w:tc>
+      </w:tr>
+      <w:tr>
+        <w:trPr>
+          <w:cantSplit/>
+        </w:trPr>
+        <w:tc>
+          <w:tcPr>
+            <w:tcW w:w="1871" w:type="dxa"/>
+            <w:tcBorders>
+              <w:top w:val="single" w:sz="4" w:space="0" w:color="000000"/>
+              <w:left w:val="single" w:sz="4" w:space="0" w:color="000000"/>
+              <w:bottom w:val="single" w:sz="4" w:space="0" w:color="000000"/>
+              <w:right w:val="single" w:sz="4" w:space="0" w:color="000000"/>
+            </w:tcBorders>
+            <w:tcMar>
+              <w:top w:w="40" w:type="dxa"/>
+              <w:left w:w="90" w:type="dxa"/>
+              <w:bottom w:w="40" w:type="dxa"/>
+              <w:right w:w="90" w:type="dxa"/>
+            </w:tcMar>
+          </w:tcPr>
+          <w:p>
+            <w:pPr>
+              <w:spacing w:line="240" w:lineRule="auto"/>
+            </w:pPr>
+            <w:r>
+              <w:rPr>
+                <w:sz w:val="24"/>
+                <w:szCs w:val="24"/>
+              </w:rPr>
               <w:t>Справочники</w:t>
             </w:r>
           </w:p>
@@ -5026,7 +5606,14 @@
                 <w:sz w:val="24"/>
                 <w:szCs w:val="24"/>
               </w:rPr>
-              <w:t>Справочники «Номенклатура», «Покупатели», «Поставщики», «Организации», регистр сведений «Цены»</w:t>
+              <w:t>Справочники «Номенклатура», «Покупатели», «Поставщики», «Организации», р</w:t>
+            </w:r>
+            <w:r>
+              <w:rPr>
+                <w:sz w:val="24"/>
+                <w:szCs w:val="24"/>
+              </w:rPr>
+              <w:t>егистр сведений «Цены»</w:t>
             </w:r>
           </w:p>
         </w:tc>
@@ -5039,11 +5626,7 @@
         <w:jc w:val="both"/>
       </w:pPr>
       <w:r>
-        <w:lastRenderedPageBreak/>
-        <w:t>Помимо подсистем, в состав системы входит начальная страница «Рабочий стол» (об</w:t>
-      </w:r>
-      <w:r>
-        <w:t>щая форма), общая для всех пользователей. Она содержит оперативные показатели и команды быстрого доступа к основным операциям.</w:t>
+        <w:t>Помимо подсистем, в состав системы входят начальная страница «Рабочий стол» (общая форма), общая для всех пользователей, и общая форма «Подбор товаров», которая открывается из документов поступления, продажи и брони.</w:t>
       </w:r>
     </w:p>
     <w:p>
@@ -5051,7 +5634,7 @@
         <w:pStyle w:val="2"/>
         <w:ind w:firstLine="709"/>
       </w:pPr>
-      <w:bookmarkStart w:id="13" w:name="_Toc243555669"/>
+      <w:bookmarkStart w:id="13" w:name="_Toc243670930"/>
       <w:r>
         <w:t>3.2 Функции системы</w:t>
       </w:r>
@@ -5063,7 +5646,10 @@
         <w:jc w:val="both"/>
       </w:pPr>
       <w:r>
-        <w:t>Перечень функций системы и реализующих их объектов конфигурации приведён в таблице 4.</w:t>
+        <w:t>Перечень функций си</w:t>
+      </w:r>
+      <w:r>
+        <w:t>стемы и реализующих их объектов конфигурации приведён в таблице 4.</w:t>
       </w:r>
     </w:p>
     <w:p>
@@ -5654,7 +6240,14 @@
                 <w:sz w:val="24"/>
                 <w:szCs w:val="24"/>
               </w:rPr>
-              <w:t>Установка цен продажи с историей изменений</w:t>
+              <w:t>Установка цен продажи с истор</w:t>
+            </w:r>
+            <w:r>
+              <w:rPr>
+                <w:sz w:val="24"/>
+                <w:szCs w:val="24"/>
+              </w:rPr>
+              <w:t>ией изменений</w:t>
             </w:r>
           </w:p>
         </w:tc>
@@ -5896,7 +6489,7 @@
                 <w:sz w:val="24"/>
                 <w:szCs w:val="24"/>
               </w:rPr>
-              <w:t>Регистрация продажи с контролем остатка и расчётом себестоимости</w:t>
+              <w:t>Регистрация продажи с контролем свободного остатка и расчётом себестоимости, продажа по брони</w:t>
             </w:r>
           </w:p>
         </w:tc>
@@ -5925,7 +6518,7 @@
                 <w:sz w:val="24"/>
                 <w:szCs w:val="24"/>
               </w:rPr>
-              <w:t>Документ «Расход», регистры накопления «ОстаткиТоваров», «Продажи»</w:t>
+              <w:t>Документ «Расход», регистры накопления «ОстаткиТоваров», «Продажи», «ТоварыВРезерве»</w:t>
             </w:r>
           </w:p>
         </w:tc>
@@ -6017,7 +6610,14 @@
                 <w:sz w:val="24"/>
                 <w:szCs w:val="24"/>
               </w:rPr>
-              <w:t>Печать приходных и расходных накладных</w:t>
+              <w:t>Бронирование товаров за покупателем с контролем свободного остатк</w:t>
+            </w:r>
+            <w:r>
+              <w:rPr>
+                <w:sz w:val="24"/>
+                <w:szCs w:val="24"/>
+              </w:rPr>
+              <w:t>а</w:t>
             </w:r>
           </w:p>
         </w:tc>
@@ -6046,14 +6646,7 @@
                 <w:sz w:val="24"/>
                 <w:szCs w:val="24"/>
               </w:rPr>
-              <w:t xml:space="preserve">Общий </w:t>
-            </w:r>
-            <w:r>
-              <w:rPr>
-                <w:sz w:val="24"/>
-                <w:szCs w:val="24"/>
-              </w:rPr>
-              <w:t>модуль «ПечатьДокументов»</w:t>
+              <w:t>Документ «Бронирование», регистр накопления «ТоварыВРезерве»</w:t>
             </w:r>
           </w:p>
         </w:tc>
@@ -6082,7 +6675,7 @@
                 <w:sz w:val="24"/>
                 <w:szCs w:val="24"/>
               </w:rPr>
-              <w:t>Закупщик, продавец</w:t>
+              <w:t>Продавец</w:t>
             </w:r>
           </w:p>
         </w:tc>
@@ -6145,7 +6738,7 @@
                 <w:sz w:val="24"/>
                 <w:szCs w:val="24"/>
               </w:rPr>
-              <w:t>Анализ складских остатков</w:t>
+              <w:t>Отмена брони (полная или частичная) с возвратом товара в свободный остаток</w:t>
             </w:r>
           </w:p>
         </w:tc>
@@ -6174,7 +6767,7 @@
                 <w:sz w:val="24"/>
                 <w:szCs w:val="24"/>
               </w:rPr>
-              <w:t>Отчёт «Остатки товаров»</w:t>
+              <w:t>Документ «Отмена брони», регистр накопления «ТоварыВРезерве»</w:t>
             </w:r>
           </w:p>
         </w:tc>
@@ -6203,7 +6796,7 @@
                 <w:sz w:val="24"/>
                 <w:szCs w:val="24"/>
               </w:rPr>
-              <w:t>Все пользователи</w:t>
+              <w:t>Продавец</w:t>
             </w:r>
           </w:p>
         </w:tc>
@@ -6266,7 +6859,7 @@
                 <w:sz w:val="24"/>
                 <w:szCs w:val="24"/>
               </w:rPr>
-              <w:t>Анализ продаж, себестоимости и валовой прибыли</w:t>
+              <w:t>Контроль состояния броней (активна, срок истёк, выкуплена, отменена)</w:t>
             </w:r>
           </w:p>
         </w:tc>
@@ -6295,7 +6888,7 @@
                 <w:sz w:val="24"/>
                 <w:szCs w:val="24"/>
               </w:rPr>
-              <w:t>Отчёт «Анализ продаж»</w:t>
+              <w:t>Список броней, общий модуль «РаботаСБронями», отчёт «Брони покупателей»</w:t>
             </w:r>
           </w:p>
         </w:tc>
@@ -6387,7 +6980,7 @@
                 <w:sz w:val="24"/>
                 <w:szCs w:val="24"/>
               </w:rPr>
-              <w:t>Отображение оперативных показателей</w:t>
+              <w:t>Быстрое заполнение документов: подбор товаров, ввод по артикулу, цена последней закупки, дозаказ</w:t>
             </w:r>
           </w:p>
         </w:tc>
@@ -6416,7 +7009,14 @@
                 <w:sz w:val="24"/>
                 <w:szCs w:val="24"/>
               </w:rPr>
-              <w:t>Общая форма «Рабочий стол»</w:t>
+              <w:t>Общая форма «Подбор товаров», формы документов, общий модул</w:t>
+            </w:r>
+            <w:r>
+              <w:rPr>
+                <w:sz w:val="24"/>
+                <w:szCs w:val="24"/>
+              </w:rPr>
+              <w:t>ь «РаботаСЦенами»</w:t>
             </w:r>
           </w:p>
         </w:tc>
@@ -6445,7 +7045,7 @@
                 <w:sz w:val="24"/>
                 <w:szCs w:val="24"/>
               </w:rPr>
-              <w:t>Все пользователи</w:t>
+              <w:t>Закупщик, продавец</w:t>
             </w:r>
           </w:p>
         </w:tc>
@@ -6479,6 +7079,7 @@
                 <w:sz w:val="24"/>
                 <w:szCs w:val="24"/>
               </w:rPr>
+              <w:lastRenderedPageBreak/>
               <w:t>11</w:t>
             </w:r>
           </w:p>
@@ -6508,7 +7109,7 @@
                 <w:sz w:val="24"/>
                 <w:szCs w:val="24"/>
               </w:rPr>
-              <w:t>Управление пользователями и ролями</w:t>
+              <w:t>Печать приходных и расходных накладных, бланков брони</w:t>
             </w:r>
           </w:p>
         </w:tc>
@@ -6537,7 +7138,7 @@
                 <w:sz w:val="24"/>
                 <w:szCs w:val="24"/>
               </w:rPr>
-              <w:t>Средства платформы, роли конфигурации</w:t>
+              <w:t>Общий модуль «ПечатьДокументов»</w:t>
             </w:r>
           </w:p>
         </w:tc>
@@ -6566,7 +7167,7 @@
                 <w:sz w:val="24"/>
                 <w:szCs w:val="24"/>
               </w:rPr>
-              <w:t>Администратор</w:t>
+              <w:t>Закупщик, продавец</w:t>
             </w:r>
           </w:p>
         </w:tc>
@@ -6629,6 +7230,497 @@
                 <w:sz w:val="24"/>
                 <w:szCs w:val="24"/>
               </w:rPr>
+              <w:t>Анализ складских остатков, резерва и свободного остатка</w:t>
+            </w:r>
+          </w:p>
+        </w:tc>
+        <w:tc>
+          <w:tcPr>
+            <w:tcW w:w="3368" w:type="dxa"/>
+            <w:tcBorders>
+              <w:top w:val="single" w:sz="4" w:space="0" w:color="000000"/>
+              <w:left w:val="single" w:sz="4" w:space="0" w:color="000000"/>
+              <w:bottom w:val="single" w:sz="4" w:space="0" w:color="000000"/>
+              <w:right w:val="single" w:sz="4" w:space="0" w:color="000000"/>
+            </w:tcBorders>
+            <w:tcMar>
+              <w:top w:w="40" w:type="dxa"/>
+              <w:left w:w="90" w:type="dxa"/>
+              <w:bottom w:w="40" w:type="dxa"/>
+              <w:right w:w="90" w:type="dxa"/>
+            </w:tcMar>
+          </w:tcPr>
+          <w:p>
+            <w:pPr>
+              <w:spacing w:line="240" w:lineRule="auto"/>
+            </w:pPr>
+            <w:r>
+              <w:rPr>
+                <w:sz w:val="24"/>
+                <w:szCs w:val="24"/>
+              </w:rPr>
+              <w:t>Отчёт «Остатки товаров»</w:t>
+            </w:r>
+          </w:p>
+        </w:tc>
+        <w:tc>
+          <w:tcPr>
+            <w:tcW w:w="2058" w:type="dxa"/>
+            <w:tcBorders>
+              <w:top w:val="single" w:sz="4" w:space="0" w:color="000000"/>
+              <w:left w:val="single" w:sz="4" w:space="0" w:color="000000"/>
+              <w:bottom w:val="single" w:sz="4" w:space="0" w:color="000000"/>
+              <w:right w:val="single" w:sz="4" w:space="0" w:color="000000"/>
+            </w:tcBorders>
+            <w:tcMar>
+              <w:top w:w="40" w:type="dxa"/>
+              <w:left w:w="90" w:type="dxa"/>
+              <w:bottom w:w="40" w:type="dxa"/>
+              <w:right w:w="90" w:type="dxa"/>
+            </w:tcMar>
+          </w:tcPr>
+          <w:p>
+            <w:pPr>
+              <w:spacing w:line="240" w:lineRule="auto"/>
+            </w:pPr>
+            <w:r>
+              <w:rPr>
+                <w:sz w:val="24"/>
+                <w:szCs w:val="24"/>
+              </w:rPr>
+              <w:t>Все пользователи</w:t>
+            </w:r>
+          </w:p>
+        </w:tc>
+      </w:tr>
+      <w:tr>
+        <w:trPr>
+          <w:cantSplit/>
+        </w:trPr>
+        <w:tc>
+          <w:tcPr>
+            <w:tcW w:w="561" w:type="dxa"/>
+            <w:tcBorders>
+              <w:top w:val="single" w:sz="4" w:space="0" w:color="000000"/>
+              <w:left w:val="single" w:sz="4" w:space="0" w:color="000000"/>
+              <w:bottom w:val="single" w:sz="4" w:space="0" w:color="000000"/>
+              <w:right w:val="single" w:sz="4" w:space="0" w:color="000000"/>
+            </w:tcBorders>
+            <w:tcMar>
+              <w:top w:w="40" w:type="dxa"/>
+              <w:left w:w="90" w:type="dxa"/>
+              <w:bottom w:w="40" w:type="dxa"/>
+              <w:right w:w="90" w:type="dxa"/>
+            </w:tcMar>
+          </w:tcPr>
+          <w:p>
+            <w:pPr>
+              <w:spacing w:line="240" w:lineRule="auto"/>
+            </w:pPr>
+            <w:r>
+              <w:rPr>
+                <w:sz w:val="24"/>
+                <w:szCs w:val="24"/>
+              </w:rPr>
+              <w:t>13</w:t>
+            </w:r>
+          </w:p>
+        </w:tc>
+        <w:tc>
+          <w:tcPr>
+            <w:tcW w:w="3368" w:type="dxa"/>
+            <w:tcBorders>
+              <w:top w:val="single" w:sz="4" w:space="0" w:color="000000"/>
+              <w:left w:val="single" w:sz="4" w:space="0" w:color="000000"/>
+              <w:bottom w:val="single" w:sz="4" w:space="0" w:color="000000"/>
+              <w:right w:val="single" w:sz="4" w:space="0" w:color="000000"/>
+            </w:tcBorders>
+            <w:tcMar>
+              <w:top w:w="40" w:type="dxa"/>
+              <w:left w:w="90" w:type="dxa"/>
+              <w:bottom w:w="40" w:type="dxa"/>
+              <w:right w:w="90" w:type="dxa"/>
+            </w:tcMar>
+          </w:tcPr>
+          <w:p>
+            <w:pPr>
+              <w:spacing w:line="240" w:lineRule="auto"/>
+            </w:pPr>
+            <w:r>
+              <w:rPr>
+                <w:sz w:val="24"/>
+                <w:szCs w:val="24"/>
+              </w:rPr>
+              <w:t>Анализ продаж, себестоимости и валовой прибыли</w:t>
+            </w:r>
+          </w:p>
+        </w:tc>
+        <w:tc>
+          <w:tcPr>
+            <w:tcW w:w="3368" w:type="dxa"/>
+            <w:tcBorders>
+              <w:top w:val="single" w:sz="4" w:space="0" w:color="000000"/>
+              <w:left w:val="single" w:sz="4" w:space="0" w:color="000000"/>
+              <w:bottom w:val="single" w:sz="4" w:space="0" w:color="000000"/>
+              <w:right w:val="single" w:sz="4" w:space="0" w:color="000000"/>
+            </w:tcBorders>
+            <w:tcMar>
+              <w:top w:w="40" w:type="dxa"/>
+              <w:left w:w="90" w:type="dxa"/>
+              <w:bottom w:w="40" w:type="dxa"/>
+              <w:right w:w="90" w:type="dxa"/>
+            </w:tcMar>
+          </w:tcPr>
+          <w:p>
+            <w:pPr>
+              <w:spacing w:line="240" w:lineRule="auto"/>
+            </w:pPr>
+            <w:r>
+              <w:rPr>
+                <w:sz w:val="24"/>
+                <w:szCs w:val="24"/>
+              </w:rPr>
+              <w:t>Отчёт «Анализ продаж»</w:t>
+            </w:r>
+          </w:p>
+        </w:tc>
+        <w:tc>
+          <w:tcPr>
+            <w:tcW w:w="2058" w:type="dxa"/>
+            <w:tcBorders>
+              <w:top w:val="single" w:sz="4" w:space="0" w:color="000000"/>
+              <w:left w:val="single" w:sz="4" w:space="0" w:color="000000"/>
+              <w:bottom w:val="single" w:sz="4" w:space="0" w:color="000000"/>
+              <w:right w:val="single" w:sz="4" w:space="0" w:color="000000"/>
+            </w:tcBorders>
+            <w:tcMar>
+              <w:top w:w="40" w:type="dxa"/>
+              <w:left w:w="90" w:type="dxa"/>
+              <w:bottom w:w="40" w:type="dxa"/>
+              <w:right w:w="90" w:type="dxa"/>
+            </w:tcMar>
+          </w:tcPr>
+          <w:p>
+            <w:pPr>
+              <w:spacing w:line="240" w:lineRule="auto"/>
+            </w:pPr>
+            <w:r>
+              <w:rPr>
+                <w:sz w:val="24"/>
+                <w:szCs w:val="24"/>
+              </w:rPr>
+              <w:t>Продавец, администратор</w:t>
+            </w:r>
+          </w:p>
+        </w:tc>
+      </w:tr>
+      <w:tr>
+        <w:trPr>
+          <w:cantSplit/>
+        </w:trPr>
+        <w:tc>
+          <w:tcPr>
+            <w:tcW w:w="561" w:type="dxa"/>
+            <w:tcBorders>
+              <w:top w:val="single" w:sz="4" w:space="0" w:color="000000"/>
+              <w:left w:val="single" w:sz="4" w:space="0" w:color="000000"/>
+              <w:bottom w:val="single" w:sz="4" w:space="0" w:color="000000"/>
+              <w:right w:val="single" w:sz="4" w:space="0" w:color="000000"/>
+            </w:tcBorders>
+            <w:tcMar>
+              <w:top w:w="40" w:type="dxa"/>
+              <w:left w:w="90" w:type="dxa"/>
+              <w:bottom w:w="40" w:type="dxa"/>
+              <w:right w:w="90" w:type="dxa"/>
+            </w:tcMar>
+          </w:tcPr>
+          <w:p>
+            <w:pPr>
+              <w:spacing w:line="240" w:lineRule="auto"/>
+            </w:pPr>
+            <w:r>
+              <w:rPr>
+                <w:sz w:val="24"/>
+                <w:szCs w:val="24"/>
+              </w:rPr>
+              <w:t>14</w:t>
+            </w:r>
+          </w:p>
+        </w:tc>
+        <w:tc>
+          <w:tcPr>
+            <w:tcW w:w="3368" w:type="dxa"/>
+            <w:tcBorders>
+              <w:top w:val="single" w:sz="4" w:space="0" w:color="000000"/>
+              <w:left w:val="single" w:sz="4" w:space="0" w:color="000000"/>
+              <w:bottom w:val="single" w:sz="4" w:space="0" w:color="000000"/>
+              <w:right w:val="single" w:sz="4" w:space="0" w:color="000000"/>
+            </w:tcBorders>
+            <w:tcMar>
+              <w:top w:w="40" w:type="dxa"/>
+              <w:left w:w="90" w:type="dxa"/>
+              <w:bottom w:w="40" w:type="dxa"/>
+              <w:right w:w="90" w:type="dxa"/>
+            </w:tcMar>
+          </w:tcPr>
+          <w:p>
+            <w:pPr>
+              <w:spacing w:line="240" w:lineRule="auto"/>
+            </w:pPr>
+            <w:r>
+              <w:rPr>
+                <w:sz w:val="24"/>
+                <w:szCs w:val="24"/>
+              </w:rPr>
+              <w:t>Отображение оперативных показателей, активных и просроченн</w:t>
+            </w:r>
+            <w:r>
+              <w:rPr>
+                <w:sz w:val="24"/>
+                <w:szCs w:val="24"/>
+              </w:rPr>
+              <w:t>ых броней</w:t>
+            </w:r>
+          </w:p>
+        </w:tc>
+        <w:tc>
+          <w:tcPr>
+            <w:tcW w:w="3368" w:type="dxa"/>
+            <w:tcBorders>
+              <w:top w:val="single" w:sz="4" w:space="0" w:color="000000"/>
+              <w:left w:val="single" w:sz="4" w:space="0" w:color="000000"/>
+              <w:bottom w:val="single" w:sz="4" w:space="0" w:color="000000"/>
+              <w:right w:val="single" w:sz="4" w:space="0" w:color="000000"/>
+            </w:tcBorders>
+            <w:tcMar>
+              <w:top w:w="40" w:type="dxa"/>
+              <w:left w:w="90" w:type="dxa"/>
+              <w:bottom w:w="40" w:type="dxa"/>
+              <w:right w:w="90" w:type="dxa"/>
+            </w:tcMar>
+          </w:tcPr>
+          <w:p>
+            <w:pPr>
+              <w:spacing w:line="240" w:lineRule="auto"/>
+            </w:pPr>
+            <w:r>
+              <w:rPr>
+                <w:sz w:val="24"/>
+                <w:szCs w:val="24"/>
+              </w:rPr>
+              <w:t>Общая форма «Рабочий стол»</w:t>
+            </w:r>
+          </w:p>
+        </w:tc>
+        <w:tc>
+          <w:tcPr>
+            <w:tcW w:w="2058" w:type="dxa"/>
+            <w:tcBorders>
+              <w:top w:val="single" w:sz="4" w:space="0" w:color="000000"/>
+              <w:left w:val="single" w:sz="4" w:space="0" w:color="000000"/>
+              <w:bottom w:val="single" w:sz="4" w:space="0" w:color="000000"/>
+              <w:right w:val="single" w:sz="4" w:space="0" w:color="000000"/>
+            </w:tcBorders>
+            <w:tcMar>
+              <w:top w:w="40" w:type="dxa"/>
+              <w:left w:w="90" w:type="dxa"/>
+              <w:bottom w:w="40" w:type="dxa"/>
+              <w:right w:w="90" w:type="dxa"/>
+            </w:tcMar>
+          </w:tcPr>
+          <w:p>
+            <w:pPr>
+              <w:spacing w:line="240" w:lineRule="auto"/>
+            </w:pPr>
+            <w:r>
+              <w:rPr>
+                <w:sz w:val="24"/>
+                <w:szCs w:val="24"/>
+              </w:rPr>
+              <w:t>Все пользователи</w:t>
+            </w:r>
+          </w:p>
+        </w:tc>
+      </w:tr>
+      <w:tr>
+        <w:trPr>
+          <w:cantSplit/>
+        </w:trPr>
+        <w:tc>
+          <w:tcPr>
+            <w:tcW w:w="561" w:type="dxa"/>
+            <w:tcBorders>
+              <w:top w:val="single" w:sz="4" w:space="0" w:color="000000"/>
+              <w:left w:val="single" w:sz="4" w:space="0" w:color="000000"/>
+              <w:bottom w:val="single" w:sz="4" w:space="0" w:color="000000"/>
+              <w:right w:val="single" w:sz="4" w:space="0" w:color="000000"/>
+            </w:tcBorders>
+            <w:tcMar>
+              <w:top w:w="40" w:type="dxa"/>
+              <w:left w:w="90" w:type="dxa"/>
+              <w:bottom w:w="40" w:type="dxa"/>
+              <w:right w:w="90" w:type="dxa"/>
+            </w:tcMar>
+          </w:tcPr>
+          <w:p>
+            <w:pPr>
+              <w:spacing w:line="240" w:lineRule="auto"/>
+            </w:pPr>
+            <w:r>
+              <w:rPr>
+                <w:sz w:val="24"/>
+                <w:szCs w:val="24"/>
+              </w:rPr>
+              <w:t>15</w:t>
+            </w:r>
+          </w:p>
+        </w:tc>
+        <w:tc>
+          <w:tcPr>
+            <w:tcW w:w="3368" w:type="dxa"/>
+            <w:tcBorders>
+              <w:top w:val="single" w:sz="4" w:space="0" w:color="000000"/>
+              <w:left w:val="single" w:sz="4" w:space="0" w:color="000000"/>
+              <w:bottom w:val="single" w:sz="4" w:space="0" w:color="000000"/>
+              <w:right w:val="single" w:sz="4" w:space="0" w:color="000000"/>
+            </w:tcBorders>
+            <w:tcMar>
+              <w:top w:w="40" w:type="dxa"/>
+              <w:left w:w="90" w:type="dxa"/>
+              <w:bottom w:w="40" w:type="dxa"/>
+              <w:right w:w="90" w:type="dxa"/>
+            </w:tcMar>
+          </w:tcPr>
+          <w:p>
+            <w:pPr>
+              <w:spacing w:line="240" w:lineRule="auto"/>
+            </w:pPr>
+            <w:r>
+              <w:rPr>
+                <w:sz w:val="24"/>
+                <w:szCs w:val="24"/>
+              </w:rPr>
+              <w:t>Управление пользователями и ролями</w:t>
+            </w:r>
+          </w:p>
+        </w:tc>
+        <w:tc>
+          <w:tcPr>
+            <w:tcW w:w="3368" w:type="dxa"/>
+            <w:tcBorders>
+              <w:top w:val="single" w:sz="4" w:space="0" w:color="000000"/>
+              <w:left w:val="single" w:sz="4" w:space="0" w:color="000000"/>
+              <w:bottom w:val="single" w:sz="4" w:space="0" w:color="000000"/>
+              <w:right w:val="single" w:sz="4" w:space="0" w:color="000000"/>
+            </w:tcBorders>
+            <w:tcMar>
+              <w:top w:w="40" w:type="dxa"/>
+              <w:left w:w="90" w:type="dxa"/>
+              <w:bottom w:w="40" w:type="dxa"/>
+              <w:right w:w="90" w:type="dxa"/>
+            </w:tcMar>
+          </w:tcPr>
+          <w:p>
+            <w:pPr>
+              <w:spacing w:line="240" w:lineRule="auto"/>
+            </w:pPr>
+            <w:r>
+              <w:rPr>
+                <w:sz w:val="24"/>
+                <w:szCs w:val="24"/>
+              </w:rPr>
+              <w:t>Средства платформы, роли конфигурации</w:t>
+            </w:r>
+          </w:p>
+        </w:tc>
+        <w:tc>
+          <w:tcPr>
+            <w:tcW w:w="2058" w:type="dxa"/>
+            <w:tcBorders>
+              <w:top w:val="single" w:sz="4" w:space="0" w:color="000000"/>
+              <w:left w:val="single" w:sz="4" w:space="0" w:color="000000"/>
+              <w:bottom w:val="single" w:sz="4" w:space="0" w:color="000000"/>
+              <w:right w:val="single" w:sz="4" w:space="0" w:color="000000"/>
+            </w:tcBorders>
+            <w:tcMar>
+              <w:top w:w="40" w:type="dxa"/>
+              <w:left w:w="90" w:type="dxa"/>
+              <w:bottom w:w="40" w:type="dxa"/>
+              <w:right w:w="90" w:type="dxa"/>
+            </w:tcMar>
+          </w:tcPr>
+          <w:p>
+            <w:pPr>
+              <w:spacing w:line="240" w:lineRule="auto"/>
+            </w:pPr>
+            <w:r>
+              <w:rPr>
+                <w:sz w:val="24"/>
+                <w:szCs w:val="24"/>
+              </w:rPr>
+              <w:t>Администратор</w:t>
+            </w:r>
+          </w:p>
+        </w:tc>
+      </w:tr>
+      <w:tr>
+        <w:trPr>
+          <w:cantSplit/>
+        </w:trPr>
+        <w:tc>
+          <w:tcPr>
+            <w:tcW w:w="561" w:type="dxa"/>
+            <w:tcBorders>
+              <w:top w:val="single" w:sz="4" w:space="0" w:color="000000"/>
+              <w:left w:val="single" w:sz="4" w:space="0" w:color="000000"/>
+              <w:bottom w:val="single" w:sz="4" w:space="0" w:color="000000"/>
+              <w:right w:val="single" w:sz="4" w:space="0" w:color="000000"/>
+            </w:tcBorders>
+            <w:tcMar>
+              <w:top w:w="40" w:type="dxa"/>
+              <w:left w:w="90" w:type="dxa"/>
+              <w:bottom w:w="40" w:type="dxa"/>
+              <w:right w:w="90" w:type="dxa"/>
+            </w:tcMar>
+          </w:tcPr>
+          <w:p>
+            <w:pPr>
+              <w:spacing w:line="240" w:lineRule="auto"/>
+            </w:pPr>
+            <w:r>
+              <w:rPr>
+                <w:sz w:val="24"/>
+                <w:szCs w:val="24"/>
+              </w:rPr>
+              <w:t>16</w:t>
+            </w:r>
+          </w:p>
+        </w:tc>
+        <w:tc>
+          <w:tcPr>
+            <w:tcW w:w="3368" w:type="dxa"/>
+            <w:tcBorders>
+              <w:top w:val="single" w:sz="4" w:space="0" w:color="000000"/>
+              <w:left w:val="single" w:sz="4" w:space="0" w:color="000000"/>
+              <w:bottom w:val="single" w:sz="4" w:space="0" w:color="000000"/>
+              <w:right w:val="single" w:sz="4" w:space="0" w:color="000000"/>
+            </w:tcBorders>
+            <w:tcMar>
+              <w:top w:w="40" w:type="dxa"/>
+              <w:left w:w="90" w:type="dxa"/>
+              <w:bottom w:w="40" w:type="dxa"/>
+              <w:right w:w="90" w:type="dxa"/>
+            </w:tcMar>
+          </w:tcPr>
+          <w:p>
+            <w:pPr>
+              <w:spacing w:line="240" w:lineRule="auto"/>
+            </w:pPr>
+            <w:r>
+              <w:rPr>
+                <w:sz w:val="24"/>
+                <w:szCs w:val="24"/>
+              </w:rPr>
               <w:t>Первоначальное заполнение пустой базы демонстрационными данными</w:t>
             </w:r>
           </w:p>
@@ -6699,9 +7791,8 @@
         <w:pStyle w:val="2"/>
         <w:ind w:firstLine="709"/>
       </w:pPr>
-      <w:bookmarkStart w:id="14" w:name="_Toc243555670"/>
-      <w:r>
-        <w:lastRenderedPageBreak/>
+      <w:bookmarkStart w:id="14" w:name="_Toc243670931"/>
+      <w:r>
         <w:t>3.3 Основные технические решения</w:t>
       </w:r>
       <w:bookmarkEnd w:id="14"/>
@@ -6726,10 +7817,7 @@
         <w:jc w:val="both"/>
       </w:pPr>
       <w:r>
-        <w:t>платформа «1С:Предприяти</w:t>
-      </w:r>
-      <w:r>
-        <w:t>е 8.3» версии 8.3.27, режим совместимости 8.3.27, режим запуска «Управляемое приложение», интерфейс «Такси», файловый вариант информационной базы;</w:t>
+        <w:t>платформа «1С:Предприятие 8.3» версии 8.3.27, режим совместимости 8.3.27, режим запуска «Управляемое приложение», интерфейс «Такси», файловый вариант информационной базы;</w:t>
       </w:r>
     </w:p>
     <w:p>
@@ -6742,10 +7830,10 @@
         <w:jc w:val="both"/>
       </w:pPr>
       <w:r>
-        <w:t>управляемый режим блокировки данных; при проведении документа «Расход» устанавливается исключительная управля</w:t>
-      </w:r>
-      <w:r>
-        <w:t>емая блокировка регистра «ОстаткиТоваров» по списываемым товарам, что исключает одновременное списание одного и того же товара разными пользователями;</w:t>
+        <w:t>управляемый режим блокировки данных; при проведении документов «Расход» и «Бронирован</w:t>
+      </w:r>
+      <w:r>
+        <w:t>ие» устанавливается исключительная управляемая блокировка регистров «ОстаткиТоваров» и «ТоварыВРезерве» по товарам документа, что исключает одновременную продажу или бронирование одного и того же товара разными пользователями;</w:t>
       </w:r>
     </w:p>
     <w:p>
@@ -6758,10 +7846,10 @@
         <w:jc w:val="both"/>
       </w:pPr>
       <w:r>
-        <w:t>проведение и отмена проведения документов выполняются в привилегированном режиме, поэтому пользователям н</w:t>
-      </w:r>
-      <w:r>
-        <w:t>а регистры накопления предоставлено только право чтения, а движения формирует исключительно алгоритм проведения;</w:t>
+        <w:t>резерв хранится в отдельном р</w:t>
+      </w:r>
+      <w:r>
+        <w:t>егистре накопления остатков «ТоварыВРезерве» в разрезе товара и брони; свободный остаток не хранится, а вычисляется как разность остатков регистров «ОстаткиТоваров» и «ТоварыВРезерве», поэтому он всегда согласован с документами;</w:t>
       </w:r>
     </w:p>
     <w:p>
@@ -6774,7 +7862,11 @@
         <w:jc w:val="both"/>
       </w:pPr>
       <w:r>
-        <w:t>оперативное проведение документов не используется; при отмене проведения движения документа удаляются автоматически;</w:t>
+        <w:lastRenderedPageBreak/>
+        <w:t>бронь, по которой уже оформ</w:t>
+      </w:r>
+      <w:r>
+        <w:t>лены продажа или отмена, защищена от перепроведения и отмены проведения, чтобы резерв не стал отрицательным; оставшийся товар освобождается только документом «Отмена брони»;</w:t>
       </w:r>
     </w:p>
     <w:p>
@@ -6787,7 +7879,10 @@
         <w:jc w:val="both"/>
       </w:pPr>
       <w:r>
-        <w:t>себестоимость списываемого товара рассчитывается по средней стоимости остатка на момент проведения документа;</w:t>
+        <w:t xml:space="preserve">проведение и отмена проведения документов выполняются в привилегированном режиме, </w:t>
+      </w:r>
+      <w:r>
+        <w:t>поэтому пользователям на регистры накопления предоставлено только право чтения, а движения формирует исключительно алгоритм проведения;</w:t>
       </w:r>
     </w:p>
     <w:p>
@@ -6800,7 +7895,7 @@
         <w:jc w:val="both"/>
       </w:pPr>
       <w:r>
-        <w:t>фотографии товаров хранятся в информационной базе в реквизите типа «ХранилищеЗначения» со сжатием данных;</w:t>
+        <w:t>оперативное проведение документов не используется; при отмене проведения движения документа удаляются автоматически;</w:t>
       </w:r>
     </w:p>
     <w:p>
@@ -6813,10 +7908,10 @@
         <w:jc w:val="both"/>
       </w:pPr>
       <w:r>
-        <w:t>модальные окна не используются (режим ис</w:t>
-      </w:r>
-      <w:r>
-        <w:t>пользования модальности «Не использовать»), загрузка файлов выполняется асинхронными методами платформы;</w:t>
+        <w:t>себ</w:t>
+      </w:r>
+      <w:r>
+        <w:t>естоимость списываемого товара рассчитывается по средней стоимости остатка на момент проведения документа;</w:t>
       </w:r>
     </w:p>
     <w:p>
@@ -6829,7 +7924,7 @@
         <w:jc w:val="both"/>
       </w:pPr>
       <w:r>
-        <w:t>конфигурация содержит два языка – русский и китайский; строки, формируемые программно, локализуются функцией НСтр;</w:t>
+        <w:t>фотографии товаров хранятся в информационной базе в реквизите типа «ХранилищеЗначения» со сжатием данных;</w:t>
       </w:r>
     </w:p>
     <w:p>
@@ -6842,10 +7937,39 @@
         <w:jc w:val="both"/>
       </w:pPr>
       <w:r>
-        <w:t>оформление интерфейса задано элемент</w:t>
-      </w:r>
-      <w:r>
-        <w:t>ами стиля (7 цветов и 4 шрифта), общими картинками и условным оформлением списков и отчётов.</w:t>
+        <w:t>модальные окна не используются (режим испол</w:t>
+      </w:r>
+      <w:r>
+        <w:t>ьзования модальности «Не использовать»), загрузка файлов выполняется асинхронными методами платформы;</w:t>
+      </w:r>
+    </w:p>
+    <w:p>
+      <w:pPr>
+        <w:pStyle w:val="a4"/>
+        <w:numPr>
+          <w:ilvl w:val="0"/>
+          <w:numId w:val="2"/>
+        </w:numPr>
+        <w:jc w:val="both"/>
+      </w:pPr>
+      <w:r>
+        <w:t>конфигурация содержит два языка – русский и китайский; строки, формируемые программно, локализуются функцией НСтр;</w:t>
+      </w:r>
+    </w:p>
+    <w:p>
+      <w:pPr>
+        <w:pStyle w:val="a4"/>
+        <w:numPr>
+          <w:ilvl w:val="0"/>
+          <w:numId w:val="2"/>
+        </w:numPr>
+        <w:jc w:val="both"/>
+      </w:pPr>
+      <w:r>
+        <w:t>оформление интерфейса задано элементами</w:t>
+      </w:r>
+      <w:r>
+        <w:t xml:space="preserve"> стиля (7 цветов и 4 шрифта), общими картинками и условным оформлением списков и отчётов.</w:t>
       </w:r>
     </w:p>
     <w:p>
@@ -6853,9 +7977,8 @@
         <w:pStyle w:val="2"/>
         <w:ind w:firstLine="709"/>
       </w:pPr>
-      <w:bookmarkStart w:id="15" w:name="_Toc243555671"/>
-      <w:r>
-        <w:lastRenderedPageBreak/>
+      <w:bookmarkStart w:id="15" w:name="_Toc243670932"/>
+      <w:r>
         <w:t>3.4 Пользовательский интерфейс</w:t>
       </w:r>
       <w:bookmarkEnd w:id="15"/>
@@ -6866,7 +7989,10 @@
         <w:jc w:val="both"/>
       </w:pPr>
       <w:r>
-        <w:t>Интерфейс системы состоит из панели разделов («Главное», «Покупка», «Продажа», «Аналитика», «Справочники») и рабочей области. Пользователю отображаются только разделы и команды, на которые у него есть права.</w:t>
+        <w:t>Интерфейс системы состоит из панели разделов («Главное», «Покупка», «Продажа», «Бронирование», «Аналитика», «Справочники») и рабочей об</w:t>
+      </w:r>
+      <w:r>
+        <w:t>ласти. Пользователю отображаются только разделы и команды, на которые у него есть права.</w:t>
       </w:r>
     </w:p>
     <w:p>
@@ -6875,13 +8001,17 @@
         <w:jc w:val="both"/>
       </w:pPr>
       <w:r>
-        <w:t>В разделе «Главное» открывается начальная страни</w:t>
-      </w:r>
-      <w:r>
-        <w:t>ца «Рабочий стол» (рисунок 2). Она содержит фирменный баннер, приветствие с именем пользователя, кнопки быстрых действий («Новое поступление», «Новая продажа», «Цены товаров», «Остатки на складе», «Анализ продаж»), четыре показателя (количество товаров в к</w:t>
-      </w:r>
-      <w:r>
-        <w:t>аталоге, остаток на складе в штуках и в рублях, выручка и валовая прибыль за текущий месяц) и таблицу товаров, остаток которых меньше трёх штук. Кнопки и показатели, недоступные пользователю по правам, скрываются автоматически.</w:t>
+        <w:t xml:space="preserve">В разделе «Главное» открывается начальная страница «Рабочий стол» (рисунок 2). Она содержит фирменный баннер, приветствие с именем </w:t>
+      </w:r>
+      <w:r>
+        <w:lastRenderedPageBreak/>
+        <w:t>пользователя, группы кнопок «Оформит</w:t>
+      </w:r>
+      <w:r>
+        <w:t>ь» (поступление, продажа, бронь) и «Открыть» (брони, цены, остатки, анализ продаж), пять показателей (товары в каталоге, остаток на складе, товары в резерве по броням, выручка и валовая прибыль за месяц), таблицу товаров, свободный остаток которых меньше т</w:t>
+      </w:r>
+      <w:r>
+        <w:t>рёх штук, с кнопкой «Заказать поставщику» и таблицу активных броней, в которой просроченные брони выделены красным. Кнопки и показатели, недоступные пользователю по правам, скрываются автоматически.</w:t>
       </w:r>
     </w:p>
     <w:p>
@@ -6895,8 +8025,8 @@
           <w:noProof/>
         </w:rPr>
         <w:drawing>
-          <wp:inline distT="0" distB="0" distL="0" distR="0" wp14:anchorId="2D76843C" wp14:editId="36BBB9A7">
-            <wp:extent cx="5400675" cy="3314700"/>
+          <wp:inline distT="0" distB="0" distL="0" distR="0" wp14:anchorId="07E9FCC0" wp14:editId="3691FD22">
+            <wp:extent cx="5400675" cy="3305175"/>
             <wp:effectExtent l="0" t="0" r="0" b="0"/>
             <wp:docPr id="2" name="Рисунок 2"/>
             <wp:cNvGraphicFramePr>
@@ -6921,7 +8051,7 @@
                   <pic:spPr bwMode="auto">
                     <a:xfrm>
                       <a:off x="0" y="0"/>
-                      <a:ext cx="5400675" cy="3314700"/>
+                      <a:ext cx="5400675" cy="3305175"/>
                     </a:xfrm>
                     <a:prstGeom prst="rect">
                       <a:avLst/>
@@ -6940,10 +8070,7 @@
         <w:jc w:val="center"/>
       </w:pPr>
       <w:r>
-        <w:t>Рисунок 2 – Начальная стра</w:t>
-      </w:r>
-      <w:r>
-        <w:t>ница «Рабочий стол»</w:t>
+        <w:t>Рисунок 2 – Начальная страница «Рабочий стол»</w:t>
       </w:r>
     </w:p>
     <w:p>
@@ -6952,14 +8079,13 @@
         <w:jc w:val="both"/>
       </w:pPr>
       <w:r>
-        <w:t xml:space="preserve">Для справочника «Номенклатура» и документов «Приход» и «Расход» разработаны собственные формы объектов и списков в фирменном оформлении; для остальных объектов используются формы, формируемые платформой автоматически. Для пользователей </w:t>
-      </w:r>
-      <w:r>
-        <w:t xml:space="preserve">с китайским языком </w:t>
-      </w:r>
-      <w:r>
-        <w:lastRenderedPageBreak/>
-        <w:t>интерфейса выводятся китайские наименования объектов, реквизитов и команд, а также отдельный баннер (приложение Б).</w:t>
+        <w:t xml:space="preserve">Формы документов «Приход», «Расход» и «Бронирование» построены по единому образцу: фирменная шапка с подсказкой, кнопка «Подбор товаров», поле быстрого ввода товара по артикулу или названию и карточка текущего </w:t>
+      </w:r>
+      <w:r>
+        <w:t>товара справа от табличной части (фотография, цена, остаток на складе, резерв и свободный остаток). Для справочника «Номенклатура» и документов разработаны собственные формы объектов и списков в фирменном оформлении; для остальных объектов используются фор</w:t>
+      </w:r>
+      <w:r>
+        <w:t>мы, формируемые платформой автоматически. Для пользователей с китайским языком интерфейса выводятся китайские наименования объектов, реквизитов и команд, а также отдельный баннер (приложение Б).</w:t>
       </w:r>
     </w:p>
     <w:p>
@@ -6967,8 +8093,9 @@
         <w:pStyle w:val="2"/>
         <w:ind w:firstLine="709"/>
       </w:pPr>
-      <w:bookmarkStart w:id="16" w:name="_Toc243555672"/>
-      <w:r>
+      <w:bookmarkStart w:id="16" w:name="_Toc243670933"/>
+      <w:r>
+        <w:lastRenderedPageBreak/>
         <w:t>3.5 Информационное обеспечение</w:t>
       </w:r>
       <w:bookmarkEnd w:id="16"/>
@@ -6979,10 +8106,10 @@
         <w:jc w:val="both"/>
       </w:pPr>
       <w:r>
-        <w:t>Состав объектов конфигурации, образующих информационное обеспечение системы, приведён в та</w:t>
-      </w:r>
-      <w:r>
-        <w:t>блице 5. Схема движения данных между объектами приведена в приложении А.</w:t>
+        <w:t xml:space="preserve">Состав объектов конфигурации, </w:t>
+      </w:r>
+      <w:r>
+        <w:t>образующих информационное обеспечение системы, приведён в таблице 5. Схема движения данных между объектами приведена в приложении А.</w:t>
       </w:r>
     </w:p>
     <w:p>
@@ -7757,7 +8884,7 @@
                 <w:sz w:val="24"/>
                 <w:szCs w:val="24"/>
               </w:rPr>
-              <w:t>Продажа товаров покупателю</w:t>
+              <w:t>Продажа товаров покупателю, в том числе по брони</w:t>
             </w:r>
           </w:p>
         </w:tc>
@@ -7791,7 +8918,7 @@
                 <w:sz w:val="24"/>
                 <w:szCs w:val="24"/>
               </w:rPr>
-              <w:t>Регистр сведений</w:t>
+              <w:t>Документ</w:t>
             </w:r>
           </w:p>
         </w:tc>
@@ -7820,7 +8947,7 @@
                 <w:sz w:val="24"/>
                 <w:szCs w:val="24"/>
               </w:rPr>
-              <w:t>Цены</w:t>
+              <w:t>Бронирование</w:t>
             </w:r>
           </w:p>
         </w:tc>
@@ -7849,7 +8976,7 @@
                 <w:sz w:val="24"/>
                 <w:szCs w:val="24"/>
               </w:rPr>
-              <w:t>История цен продажи товаров</w:t>
+              <w:t>Бронь товаров за покупателем</w:t>
             </w:r>
           </w:p>
         </w:tc>
@@ -7883,7 +9010,7 @@
                 <w:sz w:val="24"/>
                 <w:szCs w:val="24"/>
               </w:rPr>
-              <w:t>Регистр накопления</w:t>
+              <w:t>Документ</w:t>
             </w:r>
           </w:p>
         </w:tc>
@@ -7912,7 +9039,7 @@
                 <w:sz w:val="24"/>
                 <w:szCs w:val="24"/>
               </w:rPr>
-              <w:t>ОстаткиТоваров</w:t>
+              <w:t>ОтменаБронирования</w:t>
             </w:r>
           </w:p>
         </w:tc>
@@ -7941,7 +9068,7 @@
                 <w:sz w:val="24"/>
                 <w:szCs w:val="24"/>
               </w:rPr>
-              <w:t>Остатки товаров в количестве и по себестоимости</w:t>
+              <w:t>Отмена брони: возврат товара в свободный остаток</w:t>
             </w:r>
           </w:p>
         </w:tc>
@@ -7975,7 +9102,7 @@
                 <w:sz w:val="24"/>
                 <w:szCs w:val="24"/>
               </w:rPr>
-              <w:t>Регистр накопления</w:t>
+              <w:t>Регистр сведений</w:t>
             </w:r>
           </w:p>
         </w:tc>
@@ -8004,7 +9131,7 @@
                 <w:sz w:val="24"/>
                 <w:szCs w:val="24"/>
               </w:rPr>
-              <w:t>Продажи</w:t>
+              <w:t>Цены</w:t>
             </w:r>
           </w:p>
         </w:tc>
@@ -8033,7 +9160,7 @@
                 <w:sz w:val="24"/>
                 <w:szCs w:val="24"/>
               </w:rPr>
-              <w:t>Обороты продаж: количество, выручка, себестоимость</w:t>
+              <w:t>История цен продажи товаров</w:t>
             </w:r>
           </w:p>
         </w:tc>
@@ -8067,7 +9194,7 @@
                 <w:sz w:val="24"/>
                 <w:szCs w:val="24"/>
               </w:rPr>
-              <w:t>Отчёт</w:t>
+              <w:t>Регистр накопления</w:t>
             </w:r>
           </w:p>
         </w:tc>
@@ -8125,7 +9252,7 @@
                 <w:sz w:val="24"/>
                 <w:szCs w:val="24"/>
               </w:rPr>
-              <w:t>Отчёт «Остатки товаров» на СКД</w:t>
+              <w:t>Остатки товаров в количестве и по себестоимости</w:t>
             </w:r>
           </w:p>
         </w:tc>
@@ -8159,7 +9286,7 @@
                 <w:sz w:val="24"/>
                 <w:szCs w:val="24"/>
               </w:rPr>
-              <w:t>Отчёт</w:t>
+              <w:t>Регистр накопления</w:t>
             </w:r>
           </w:p>
         </w:tc>
@@ -8217,7 +9344,7 @@
                 <w:sz w:val="24"/>
                 <w:szCs w:val="24"/>
               </w:rPr>
-              <w:t>Отчёт «Анализ продаж» на СКД</w:t>
+              <w:t>Обороты продаж: количество, выручка, себестоимость</w:t>
             </w:r>
           </w:p>
         </w:tc>
@@ -8251,7 +9378,7 @@
                 <w:sz w:val="24"/>
                 <w:szCs w:val="24"/>
               </w:rPr>
-              <w:t>Общая форма</w:t>
+              <w:t>Регистр накопления</w:t>
             </w:r>
           </w:p>
         </w:tc>
@@ -8280,7 +9407,7 @@
                 <w:sz w:val="24"/>
                 <w:szCs w:val="24"/>
               </w:rPr>
-              <w:t>РабочийСтол</w:t>
+              <w:t>ТоварыВРезерве</w:t>
             </w:r>
           </w:p>
         </w:tc>
@@ -8309,7 +9436,7 @@
                 <w:sz w:val="24"/>
                 <w:szCs w:val="24"/>
               </w:rPr>
-              <w:t>Начальная страница</w:t>
+              <w:t>Остатки товаров в резерве по броням</w:t>
             </w:r>
           </w:p>
         </w:tc>
@@ -8343,7 +9470,7 @@
                 <w:sz w:val="24"/>
                 <w:szCs w:val="24"/>
               </w:rPr>
-              <w:t>Общие модули</w:t>
+              <w:t>Отчёт</w:t>
             </w:r>
           </w:p>
         </w:tc>
@@ -8372,7 +9499,7 @@
                 <w:sz w:val="24"/>
                 <w:szCs w:val="24"/>
               </w:rPr>
-              <w:t>РаботаСЦенами, ПечатьДокументов, ДемоДанные</w:t>
+              <w:t>ОстаткиТоваров</w:t>
             </w:r>
           </w:p>
         </w:tc>
@@ -8401,7 +9528,7 @@
                 <w:sz w:val="24"/>
                 <w:szCs w:val="24"/>
               </w:rPr>
-              <w:t>Серверные процедуры получения цены и остатка, печати накладных, заполнения демонстрационных данных</w:t>
+              <w:t>Отчёт «Остатки товаров» на СКД</w:t>
             </w:r>
           </w:p>
         </w:tc>
@@ -8435,7 +9562,7 @@
                 <w:sz w:val="24"/>
                 <w:szCs w:val="24"/>
               </w:rPr>
-              <w:t>Общий макет</w:t>
+              <w:t>Отчёт</w:t>
             </w:r>
           </w:p>
         </w:tc>
@@ -8464,7 +9591,7 @@
                 <w:sz w:val="24"/>
                 <w:szCs w:val="24"/>
               </w:rPr>
-              <w:t>ДемоФото</w:t>
+              <w:t>Продажи</w:t>
             </w:r>
           </w:p>
         </w:tc>
@@ -8493,7 +9620,7 @@
                 <w:sz w:val="24"/>
                 <w:szCs w:val="24"/>
               </w:rPr>
-              <w:t>Архив демонстрационных фотографий товаров</w:t>
+              <w:t>Отчёт «Анализ продаж» на СКД</w:t>
             </w:r>
           </w:p>
         </w:tc>
@@ -8527,8 +9654,7 @@
                 <w:sz w:val="24"/>
                 <w:szCs w:val="24"/>
               </w:rPr>
-              <w:lastRenderedPageBreak/>
-              <w:t>Общие картинки</w:t>
+              <w:t>Отчёт</w:t>
             </w:r>
           </w:p>
         </w:tc>
@@ -8557,7 +9683,7 @@
                 <w:sz w:val="24"/>
                 <w:szCs w:val="24"/>
               </w:rPr>
-              <w:t>Логотип, Баннер, БаннерКитайский, НетФото, РазделПокупка, РазделПродажа, РазделАналитика, РазделСправочники</w:t>
+              <w:t>Брони</w:t>
             </w:r>
           </w:p>
         </w:tc>
@@ -8586,7 +9712,7 @@
                 <w:sz w:val="24"/>
                 <w:szCs w:val="24"/>
               </w:rPr>
-              <w:t>Логотип, баннеры начальной страницы, заглушка фото, значки разделов</w:t>
+              <w:t>Отчёт «Брони покупателей» на СКД</w:t>
             </w:r>
           </w:p>
         </w:tc>
@@ -8620,7 +9746,7 @@
                 <w:sz w:val="24"/>
                 <w:szCs w:val="24"/>
               </w:rPr>
-              <w:t>Элементы стиля</w:t>
+              <w:t>Общие формы</w:t>
             </w:r>
           </w:p>
         </w:tc>
@@ -8649,7 +9775,7 @@
                 <w:sz w:val="24"/>
                 <w:szCs w:val="24"/>
               </w:rPr>
-              <w:t>7 цветов, 4 шрифта</w:t>
+              <w:t>РабочийСтол, ПодборТоваров</w:t>
             </w:r>
           </w:p>
         </w:tc>
@@ -8678,7 +9804,7 @@
                 <w:sz w:val="24"/>
                 <w:szCs w:val="24"/>
               </w:rPr>
-              <w:t>Фирменное оформление форм</w:t>
+              <w:t>Начальная страница; подбор товаров в документы</w:t>
             </w:r>
           </w:p>
         </w:tc>
@@ -8712,7 +9838,7 @@
                 <w:sz w:val="24"/>
                 <w:szCs w:val="24"/>
               </w:rPr>
-              <w:t>Роли</w:t>
+              <w:t>Общие модули</w:t>
             </w:r>
           </w:p>
         </w:tc>
@@ -8741,14 +9867,7 @@
                 <w:sz w:val="24"/>
                 <w:szCs w:val="24"/>
               </w:rPr>
-              <w:t xml:space="preserve">ПолныеПрава, </w:t>
-            </w:r>
-            <w:r>
-              <w:rPr>
-                <w:sz w:val="24"/>
-                <w:szCs w:val="24"/>
-              </w:rPr>
-              <w:t>Покупка, Продажа</w:t>
+              <w:t>РаботаСЦенами, РаботаСБронями, ПечатьДокументов, ДемоДанные</w:t>
             </w:r>
           </w:p>
         </w:tc>
@@ -8777,7 +9896,7 @@
                 <w:sz w:val="24"/>
                 <w:szCs w:val="24"/>
               </w:rPr>
-              <w:t>Разграничение прав доступа</w:t>
+              <w:t>Серверные процедуры цен и остатков, броней, печати, заполнения демонстрационных данных</w:t>
             </w:r>
           </w:p>
         </w:tc>
@@ -8811,7 +9930,7 @@
                 <w:sz w:val="24"/>
                 <w:szCs w:val="24"/>
               </w:rPr>
-              <w:t>Подсистемы</w:t>
+              <w:t>Общий макет</w:t>
             </w:r>
           </w:p>
         </w:tc>
@@ -8840,7 +9959,7 @@
                 <w:sz w:val="24"/>
                 <w:szCs w:val="24"/>
               </w:rPr>
-              <w:t>Покупка, Продажа, Аналитика, Справочники</w:t>
+              <w:t>ДемоФото</w:t>
             </w:r>
           </w:p>
         </w:tc>
@@ -8869,7 +9988,7 @@
                 <w:sz w:val="24"/>
                 <w:szCs w:val="24"/>
               </w:rPr>
-              <w:t>Разделы командного интерфейса</w:t>
+              <w:t>Архив демонстрационных фотографий товаров</w:t>
             </w:r>
           </w:p>
         </w:tc>
@@ -8903,6 +10022,382 @@
                 <w:sz w:val="24"/>
                 <w:szCs w:val="24"/>
               </w:rPr>
+              <w:lastRenderedPageBreak/>
+              <w:t>Общие картинки</w:t>
+            </w:r>
+          </w:p>
+        </w:tc>
+        <w:tc>
+          <w:tcPr>
+            <w:tcW w:w="3181" w:type="dxa"/>
+            <w:tcBorders>
+              <w:top w:val="single" w:sz="4" w:space="0" w:color="000000"/>
+              <w:left w:val="single" w:sz="4" w:space="0" w:color="000000"/>
+              <w:bottom w:val="single" w:sz="4" w:space="0" w:color="000000"/>
+              <w:right w:val="single" w:sz="4" w:space="0" w:color="000000"/>
+            </w:tcBorders>
+            <w:tcMar>
+              <w:top w:w="40" w:type="dxa"/>
+              <w:left w:w="90" w:type="dxa"/>
+              <w:bottom w:w="40" w:type="dxa"/>
+              <w:right w:w="90" w:type="dxa"/>
+            </w:tcMar>
+          </w:tcPr>
+          <w:p>
+            <w:pPr>
+              <w:spacing w:line="240" w:lineRule="auto"/>
+            </w:pPr>
+            <w:r>
+              <w:rPr>
+                <w:sz w:val="24"/>
+                <w:szCs w:val="24"/>
+              </w:rPr>
+              <w:t>Логотип, Баннер, БаннерКитайский, НетФото, РазделПокупка, РазделПродажа, РазделБронирование, РазделАналитика, РазделСправочники</w:t>
+            </w:r>
+          </w:p>
+        </w:tc>
+        <w:tc>
+          <w:tcPr>
+            <w:tcW w:w="3929" w:type="dxa"/>
+            <w:tcBorders>
+              <w:top w:val="single" w:sz="4" w:space="0" w:color="000000"/>
+              <w:left w:val="single" w:sz="4" w:space="0" w:color="000000"/>
+              <w:bottom w:val="single" w:sz="4" w:space="0" w:color="000000"/>
+              <w:right w:val="single" w:sz="4" w:space="0" w:color="000000"/>
+            </w:tcBorders>
+            <w:tcMar>
+              <w:top w:w="40" w:type="dxa"/>
+              <w:left w:w="90" w:type="dxa"/>
+              <w:bottom w:w="40" w:type="dxa"/>
+              <w:right w:w="90" w:type="dxa"/>
+            </w:tcMar>
+          </w:tcPr>
+          <w:p>
+            <w:pPr>
+              <w:spacing w:line="240" w:lineRule="auto"/>
+            </w:pPr>
+            <w:r>
+              <w:rPr>
+                <w:sz w:val="24"/>
+                <w:szCs w:val="24"/>
+              </w:rPr>
+              <w:t>Логотип, баннеры начальной страницы, заглушка фото, значки разделов</w:t>
+            </w:r>
+          </w:p>
+        </w:tc>
+      </w:tr>
+      <w:tr>
+        <w:trPr>
+          <w:cantSplit/>
+        </w:trPr>
+        <w:tc>
+          <w:tcPr>
+            <w:tcW w:w="2245" w:type="dxa"/>
+            <w:tcBorders>
+              <w:top w:val="single" w:sz="4" w:space="0" w:color="000000"/>
+              <w:left w:val="single" w:sz="4" w:space="0" w:color="000000"/>
+              <w:bottom w:val="single" w:sz="4" w:space="0" w:color="000000"/>
+              <w:right w:val="single" w:sz="4" w:space="0" w:color="000000"/>
+            </w:tcBorders>
+            <w:tcMar>
+              <w:top w:w="40" w:type="dxa"/>
+              <w:left w:w="90" w:type="dxa"/>
+              <w:bottom w:w="40" w:type="dxa"/>
+              <w:right w:w="90" w:type="dxa"/>
+            </w:tcMar>
+          </w:tcPr>
+          <w:p>
+            <w:pPr>
+              <w:spacing w:line="240" w:lineRule="auto"/>
+            </w:pPr>
+            <w:r>
+              <w:rPr>
+                <w:sz w:val="24"/>
+                <w:szCs w:val="24"/>
+              </w:rPr>
+              <w:t>Э</w:t>
+            </w:r>
+            <w:r>
+              <w:rPr>
+                <w:sz w:val="24"/>
+                <w:szCs w:val="24"/>
+              </w:rPr>
+              <w:t>лементы стиля</w:t>
+            </w:r>
+          </w:p>
+        </w:tc>
+        <w:tc>
+          <w:tcPr>
+            <w:tcW w:w="3181" w:type="dxa"/>
+            <w:tcBorders>
+              <w:top w:val="single" w:sz="4" w:space="0" w:color="000000"/>
+              <w:left w:val="single" w:sz="4" w:space="0" w:color="000000"/>
+              <w:bottom w:val="single" w:sz="4" w:space="0" w:color="000000"/>
+              <w:right w:val="single" w:sz="4" w:space="0" w:color="000000"/>
+            </w:tcBorders>
+            <w:tcMar>
+              <w:top w:w="40" w:type="dxa"/>
+              <w:left w:w="90" w:type="dxa"/>
+              <w:bottom w:w="40" w:type="dxa"/>
+              <w:right w:w="90" w:type="dxa"/>
+            </w:tcMar>
+          </w:tcPr>
+          <w:p>
+            <w:pPr>
+              <w:spacing w:line="240" w:lineRule="auto"/>
+            </w:pPr>
+            <w:r>
+              <w:rPr>
+                <w:sz w:val="24"/>
+                <w:szCs w:val="24"/>
+              </w:rPr>
+              <w:t>7 цветов, 4 шрифта</w:t>
+            </w:r>
+          </w:p>
+        </w:tc>
+        <w:tc>
+          <w:tcPr>
+            <w:tcW w:w="3929" w:type="dxa"/>
+            <w:tcBorders>
+              <w:top w:val="single" w:sz="4" w:space="0" w:color="000000"/>
+              <w:left w:val="single" w:sz="4" w:space="0" w:color="000000"/>
+              <w:bottom w:val="single" w:sz="4" w:space="0" w:color="000000"/>
+              <w:right w:val="single" w:sz="4" w:space="0" w:color="000000"/>
+            </w:tcBorders>
+            <w:tcMar>
+              <w:top w:w="40" w:type="dxa"/>
+              <w:left w:w="90" w:type="dxa"/>
+              <w:bottom w:w="40" w:type="dxa"/>
+              <w:right w:w="90" w:type="dxa"/>
+            </w:tcMar>
+          </w:tcPr>
+          <w:p>
+            <w:pPr>
+              <w:spacing w:line="240" w:lineRule="auto"/>
+            </w:pPr>
+            <w:r>
+              <w:rPr>
+                <w:sz w:val="24"/>
+                <w:szCs w:val="24"/>
+              </w:rPr>
+              <w:t>Фирменное оформление форм</w:t>
+            </w:r>
+          </w:p>
+        </w:tc>
+      </w:tr>
+      <w:tr>
+        <w:trPr>
+          <w:cantSplit/>
+        </w:trPr>
+        <w:tc>
+          <w:tcPr>
+            <w:tcW w:w="2245" w:type="dxa"/>
+            <w:tcBorders>
+              <w:top w:val="single" w:sz="4" w:space="0" w:color="000000"/>
+              <w:left w:val="single" w:sz="4" w:space="0" w:color="000000"/>
+              <w:bottom w:val="single" w:sz="4" w:space="0" w:color="000000"/>
+              <w:right w:val="single" w:sz="4" w:space="0" w:color="000000"/>
+            </w:tcBorders>
+            <w:tcMar>
+              <w:top w:w="40" w:type="dxa"/>
+              <w:left w:w="90" w:type="dxa"/>
+              <w:bottom w:w="40" w:type="dxa"/>
+              <w:right w:w="90" w:type="dxa"/>
+            </w:tcMar>
+          </w:tcPr>
+          <w:p>
+            <w:pPr>
+              <w:spacing w:line="240" w:lineRule="auto"/>
+            </w:pPr>
+            <w:r>
+              <w:rPr>
+                <w:sz w:val="24"/>
+                <w:szCs w:val="24"/>
+              </w:rPr>
+              <w:t>Роли</w:t>
+            </w:r>
+          </w:p>
+        </w:tc>
+        <w:tc>
+          <w:tcPr>
+            <w:tcW w:w="3181" w:type="dxa"/>
+            <w:tcBorders>
+              <w:top w:val="single" w:sz="4" w:space="0" w:color="000000"/>
+              <w:left w:val="single" w:sz="4" w:space="0" w:color="000000"/>
+              <w:bottom w:val="single" w:sz="4" w:space="0" w:color="000000"/>
+              <w:right w:val="single" w:sz="4" w:space="0" w:color="000000"/>
+            </w:tcBorders>
+            <w:tcMar>
+              <w:top w:w="40" w:type="dxa"/>
+              <w:left w:w="90" w:type="dxa"/>
+              <w:bottom w:w="40" w:type="dxa"/>
+              <w:right w:w="90" w:type="dxa"/>
+            </w:tcMar>
+          </w:tcPr>
+          <w:p>
+            <w:pPr>
+              <w:spacing w:line="240" w:lineRule="auto"/>
+            </w:pPr>
+            <w:r>
+              <w:rPr>
+                <w:sz w:val="24"/>
+                <w:szCs w:val="24"/>
+              </w:rPr>
+              <w:t>ПолныеПрава, Покупка, Продажа</w:t>
+            </w:r>
+          </w:p>
+        </w:tc>
+        <w:tc>
+          <w:tcPr>
+            <w:tcW w:w="3929" w:type="dxa"/>
+            <w:tcBorders>
+              <w:top w:val="single" w:sz="4" w:space="0" w:color="000000"/>
+              <w:left w:val="single" w:sz="4" w:space="0" w:color="000000"/>
+              <w:bottom w:val="single" w:sz="4" w:space="0" w:color="000000"/>
+              <w:right w:val="single" w:sz="4" w:space="0" w:color="000000"/>
+            </w:tcBorders>
+            <w:tcMar>
+              <w:top w:w="40" w:type="dxa"/>
+              <w:left w:w="90" w:type="dxa"/>
+              <w:bottom w:w="40" w:type="dxa"/>
+              <w:right w:w="90" w:type="dxa"/>
+            </w:tcMar>
+          </w:tcPr>
+          <w:p>
+            <w:pPr>
+              <w:spacing w:line="240" w:lineRule="auto"/>
+            </w:pPr>
+            <w:r>
+              <w:rPr>
+                <w:sz w:val="24"/>
+                <w:szCs w:val="24"/>
+              </w:rPr>
+              <w:t>Разграничение прав доступа</w:t>
+            </w:r>
+          </w:p>
+        </w:tc>
+      </w:tr>
+      <w:tr>
+        <w:trPr>
+          <w:cantSplit/>
+        </w:trPr>
+        <w:tc>
+          <w:tcPr>
+            <w:tcW w:w="2245" w:type="dxa"/>
+            <w:tcBorders>
+              <w:top w:val="single" w:sz="4" w:space="0" w:color="000000"/>
+              <w:left w:val="single" w:sz="4" w:space="0" w:color="000000"/>
+              <w:bottom w:val="single" w:sz="4" w:space="0" w:color="000000"/>
+              <w:right w:val="single" w:sz="4" w:space="0" w:color="000000"/>
+            </w:tcBorders>
+            <w:tcMar>
+              <w:top w:w="40" w:type="dxa"/>
+              <w:left w:w="90" w:type="dxa"/>
+              <w:bottom w:w="40" w:type="dxa"/>
+              <w:right w:w="90" w:type="dxa"/>
+            </w:tcMar>
+          </w:tcPr>
+          <w:p>
+            <w:pPr>
+              <w:spacing w:line="240" w:lineRule="auto"/>
+            </w:pPr>
+            <w:r>
+              <w:rPr>
+                <w:sz w:val="24"/>
+                <w:szCs w:val="24"/>
+              </w:rPr>
+              <w:t>Подсистемы</w:t>
+            </w:r>
+          </w:p>
+        </w:tc>
+        <w:tc>
+          <w:tcPr>
+            <w:tcW w:w="3181" w:type="dxa"/>
+            <w:tcBorders>
+              <w:top w:val="single" w:sz="4" w:space="0" w:color="000000"/>
+              <w:left w:val="single" w:sz="4" w:space="0" w:color="000000"/>
+              <w:bottom w:val="single" w:sz="4" w:space="0" w:color="000000"/>
+              <w:right w:val="single" w:sz="4" w:space="0" w:color="000000"/>
+            </w:tcBorders>
+            <w:tcMar>
+              <w:top w:w="40" w:type="dxa"/>
+              <w:left w:w="90" w:type="dxa"/>
+              <w:bottom w:w="40" w:type="dxa"/>
+              <w:right w:w="90" w:type="dxa"/>
+            </w:tcMar>
+          </w:tcPr>
+          <w:p>
+            <w:pPr>
+              <w:spacing w:line="240" w:lineRule="auto"/>
+            </w:pPr>
+            <w:r>
+              <w:rPr>
+                <w:sz w:val="24"/>
+                <w:szCs w:val="24"/>
+              </w:rPr>
+              <w:t>Покупка, Продажа, Бронирование, Аналитика, Справочники</w:t>
+            </w:r>
+          </w:p>
+        </w:tc>
+        <w:tc>
+          <w:tcPr>
+            <w:tcW w:w="3929" w:type="dxa"/>
+            <w:tcBorders>
+              <w:top w:val="single" w:sz="4" w:space="0" w:color="000000"/>
+              <w:left w:val="single" w:sz="4" w:space="0" w:color="000000"/>
+              <w:bottom w:val="single" w:sz="4" w:space="0" w:color="000000"/>
+              <w:right w:val="single" w:sz="4" w:space="0" w:color="000000"/>
+            </w:tcBorders>
+            <w:tcMar>
+              <w:top w:w="40" w:type="dxa"/>
+              <w:left w:w="90" w:type="dxa"/>
+              <w:bottom w:w="40" w:type="dxa"/>
+              <w:right w:w="90" w:type="dxa"/>
+            </w:tcMar>
+          </w:tcPr>
+          <w:p>
+            <w:pPr>
+              <w:spacing w:line="240" w:lineRule="auto"/>
+            </w:pPr>
+            <w:r>
+              <w:rPr>
+                <w:sz w:val="24"/>
+                <w:szCs w:val="24"/>
+              </w:rPr>
+              <w:t>Разделы командного интерфейса</w:t>
+            </w:r>
+          </w:p>
+        </w:tc>
+      </w:tr>
+      <w:tr>
+        <w:trPr>
+          <w:cantSplit/>
+        </w:trPr>
+        <w:tc>
+          <w:tcPr>
+            <w:tcW w:w="2245" w:type="dxa"/>
+            <w:tcBorders>
+              <w:top w:val="single" w:sz="4" w:space="0" w:color="000000"/>
+              <w:left w:val="single" w:sz="4" w:space="0" w:color="000000"/>
+              <w:bottom w:val="single" w:sz="4" w:space="0" w:color="000000"/>
+              <w:right w:val="single" w:sz="4" w:space="0" w:color="000000"/>
+            </w:tcBorders>
+            <w:tcMar>
+              <w:top w:w="40" w:type="dxa"/>
+              <w:left w:w="90" w:type="dxa"/>
+              <w:bottom w:w="40" w:type="dxa"/>
+              <w:right w:w="90" w:type="dxa"/>
+            </w:tcMar>
+          </w:tcPr>
+          <w:p>
+            <w:pPr>
+              <w:spacing w:line="240" w:lineRule="auto"/>
+            </w:pPr>
+            <w:r>
+              <w:rPr>
+                <w:sz w:val="24"/>
+                <w:szCs w:val="24"/>
+              </w:rPr>
               <w:t>Языки</w:t>
             </w:r>
           </w:p>
@@ -8973,7 +10468,7 @@
         <w:pStyle w:val="2"/>
         <w:ind w:firstLine="709"/>
       </w:pPr>
-      <w:bookmarkStart w:id="17" w:name="_Toc243555673"/>
+      <w:bookmarkStart w:id="17" w:name="_Toc243670934"/>
       <w:r>
         <w:t>3.5.1 Справочники и перечисления</w:t>
       </w:r>
@@ -8985,7 +10480,10 @@
         <w:jc w:val="both"/>
       </w:pPr>
       <w:r>
-        <w:t>Все справочники имеют стандартные реквизиты «Код» (строка длиной 9 символов, автоматическая нумерация) и «Наименование» (обязательно для заполнения). Состав дополнительных реквизитов приведён в таблице 6.</w:t>
+        <w:t>Все справочники имеют стандартные реквизиты «Код» (строка длиной 9 символов, автоматическая нумерация) и «Наименование» (обязательно для заполнения). Состав дополнительных реквизитов пр</w:t>
+      </w:r>
+      <w:r>
+        <w:t>иведён в таблице 6.</w:t>
       </w:r>
     </w:p>
     <w:p>
@@ -10424,7 +11922,6 @@
                 <w:sz w:val="24"/>
                 <w:szCs w:val="24"/>
               </w:rPr>
-              <w:lastRenderedPageBreak/>
               <w:t>Поставщики</w:t>
             </w:r>
           </w:p>
@@ -11068,7 +12565,7 @@
         <w:pStyle w:val="2"/>
         <w:ind w:firstLine="709"/>
       </w:pPr>
-      <w:bookmarkStart w:id="18" w:name="_Toc243555674"/>
+      <w:bookmarkStart w:id="18" w:name="_Toc243670935"/>
       <w:r>
         <w:t>3.5.2 Документы</w:t>
       </w:r>
@@ -11080,13 +12577,13 @@
         <w:jc w:val="both"/>
       </w:pPr>
       <w:r>
-        <w:t>Документы «Приход» и «Расход» имеют одинаковую структуру (таблица 7). Номер документа – строка длиной 9 си</w:t>
-      </w:r>
-      <w:r>
-        <w:t>мволов, нумерация автоматическая, уникальность номера контролируется в пределах года. Сумма каждой строки рассчитывается как произведение количества на цену, итоговая сумма документа – как сумма строк; расчёт выполняется в форме при вводе и повторно при за</w:t>
-      </w:r>
-      <w:r>
-        <w:t>писи документа.</w:t>
+        <w:t xml:space="preserve">Документы «Приход», «Расход» и «Бронирование» имеют общую структуру (таблица 7). Номер документа – строка </w:t>
+      </w:r>
+      <w:r>
+        <w:t>длиной 9 символов, нумерация автоматическая, уникальность номера контролируется в пределах года. Сумма каждой строки рассчитывается как произведение количества на цену, итоговая сумма документа – как сумма строк; расчёт выполняется в форме при вводе и повт</w:t>
+      </w:r>
+      <w:r>
+        <w:t>орно при записи документа.</w:t>
       </w:r>
     </w:p>
     <w:p>
@@ -11527,7 +13024,7 @@
                 <w:sz w:val="24"/>
                 <w:szCs w:val="24"/>
               </w:rPr>
-              <w:t>Поставщик (Приход) / Покупатель (Расход)</w:t>
+              <w:t>Поставщик (Приход) / Покупатель (Расход, Бронирование)</w:t>
             </w:r>
           </w:p>
         </w:tc>
@@ -11641,7 +13138,7 @@
                 <w:sz w:val="24"/>
                 <w:szCs w:val="24"/>
               </w:rPr>
-              <w:t>СуммаДокумента</w:t>
+              <w:t>Бронирование (только Расход)</w:t>
             </w:r>
           </w:p>
         </w:tc>
@@ -11670,7 +13167,7 @@
                 <w:sz w:val="24"/>
                 <w:szCs w:val="24"/>
               </w:rPr>
-              <w:t>Число (15, 2)</w:t>
+              <w:t>ДокументСсылка.​Бронирование</w:t>
             </w:r>
           </w:p>
         </w:tc>
@@ -11728,7 +13225,7 @@
                 <w:sz w:val="24"/>
                 <w:szCs w:val="24"/>
               </w:rPr>
-              <w:t>Рассчитывается автоматически</w:t>
+              <w:t>Бронь, по которой оформляется продажа</w:t>
             </w:r>
           </w:p>
         </w:tc>
@@ -11762,7 +13259,8 @@
                 <w:sz w:val="24"/>
                 <w:szCs w:val="24"/>
               </w:rPr>
-              <w:t>Комментарий</w:t>
+              <w:lastRenderedPageBreak/>
+              <w:t>СрокБрони (только Бронирование)</w:t>
             </w:r>
           </w:p>
         </w:tc>
@@ -11791,7 +13289,7 @@
                 <w:sz w:val="24"/>
                 <w:szCs w:val="24"/>
               </w:rPr>
-              <w:t>Строка (250)</w:t>
+              <w:t>Дата</w:t>
             </w:r>
           </w:p>
         </w:tc>
@@ -11820,7 +13318,7 @@
                 <w:sz w:val="24"/>
                 <w:szCs w:val="24"/>
               </w:rPr>
-              <w:t>–</w:t>
+              <w:t>Да</w:t>
             </w:r>
           </w:p>
         </w:tc>
@@ -11844,6 +13342,13 @@
             <w:pPr>
               <w:spacing w:line="240" w:lineRule="auto"/>
             </w:pPr>
+            <w:r>
+              <w:rPr>
+                <w:sz w:val="24"/>
+                <w:szCs w:val="24"/>
+              </w:rPr>
+              <w:t>По умолчанию – через 3 дня; не раньше даты документа</w:t>
+            </w:r>
           </w:p>
         </w:tc>
       </w:tr>
@@ -11876,7 +13381,7 @@
                 <w:sz w:val="24"/>
                 <w:szCs w:val="24"/>
               </w:rPr>
-              <w:t>ТЧ «Товары»</w:t>
+              <w:t>СуммаДокумента</w:t>
             </w:r>
           </w:p>
         </w:tc>
@@ -11905,7 +13410,7 @@
                 <w:sz w:val="24"/>
                 <w:szCs w:val="24"/>
               </w:rPr>
-              <w:t>Табличная часть</w:t>
+              <w:t>Число (15, 2)</w:t>
             </w:r>
           </w:p>
         </w:tc>
@@ -11934,7 +13439,7 @@
                 <w:sz w:val="24"/>
                 <w:szCs w:val="24"/>
               </w:rPr>
-              <w:t>Да</w:t>
+              <w:t>–</w:t>
             </w:r>
           </w:p>
         </w:tc>
@@ -11963,7 +13468,7 @@
                 <w:sz w:val="24"/>
                 <w:szCs w:val="24"/>
               </w:rPr>
-              <w:t>Хотя бы одна строка</w:t>
+              <w:t>Рассчитывается автоматически</w:t>
             </w:r>
           </w:p>
         </w:tc>
@@ -11997,8 +13502,7 @@
                 <w:sz w:val="24"/>
                 <w:szCs w:val="24"/>
               </w:rPr>
-              <w:lastRenderedPageBreak/>
-              <w:t>– Номенклатура</w:t>
+              <w:t>Комментарий</w:t>
             </w:r>
           </w:p>
         </w:tc>
@@ -12027,7 +13531,7 @@
                 <w:sz w:val="24"/>
                 <w:szCs w:val="24"/>
               </w:rPr>
-              <w:t>СправочникСсылка.​Номенклатура</w:t>
+              <w:t>Строка (250)</w:t>
             </w:r>
           </w:p>
         </w:tc>
@@ -12056,7 +13560,7 @@
                 <w:sz w:val="24"/>
                 <w:szCs w:val="24"/>
               </w:rPr>
-              <w:t>Да</w:t>
+              <w:t>–</w:t>
             </w:r>
           </w:p>
         </w:tc>
@@ -12080,13 +13584,6 @@
             <w:pPr>
               <w:spacing w:line="240" w:lineRule="auto"/>
             </w:pPr>
-            <w:r>
-              <w:rPr>
-                <w:sz w:val="24"/>
-                <w:szCs w:val="24"/>
-              </w:rPr>
-              <w:t>Выбираются только элементы, не группы</w:t>
-            </w:r>
           </w:p>
         </w:tc>
       </w:tr>
@@ -12119,7 +13616,7 @@
                 <w:sz w:val="24"/>
                 <w:szCs w:val="24"/>
               </w:rPr>
-              <w:t>– Количество</w:t>
+              <w:t>ТЧ «Товары»</w:t>
             </w:r>
           </w:p>
         </w:tc>
@@ -12148,7 +13645,7 @@
                 <w:sz w:val="24"/>
                 <w:szCs w:val="24"/>
               </w:rPr>
-              <w:t>Число (10, 0), неотрицательное</w:t>
+              <w:t>Табличная часть</w:t>
             </w:r>
           </w:p>
         </w:tc>
@@ -12206,7 +13703,7 @@
                 <w:sz w:val="24"/>
                 <w:szCs w:val="24"/>
               </w:rPr>
-              <w:t>Штуки</w:t>
+              <w:t>Хотя бы одна строка</w:t>
             </w:r>
           </w:p>
         </w:tc>
@@ -12240,7 +13737,7 @@
                 <w:sz w:val="24"/>
                 <w:szCs w:val="24"/>
               </w:rPr>
-              <w:t>– Цена</w:t>
+              <w:t>– Номенклатура</w:t>
             </w:r>
           </w:p>
         </w:tc>
@@ -12269,7 +13766,7 @@
                 <w:sz w:val="24"/>
                 <w:szCs w:val="24"/>
               </w:rPr>
-              <w:t>Число (15, 2)</w:t>
+              <w:t>СправочникСсылка.​Номенклатура</w:t>
             </w:r>
           </w:p>
         </w:tc>
@@ -12298,7 +13795,7 @@
                 <w:sz w:val="24"/>
                 <w:szCs w:val="24"/>
               </w:rPr>
-              <w:t>–</w:t>
+              <w:t>Да</w:t>
             </w:r>
           </w:p>
         </w:tc>
@@ -12327,7 +13824,7 @@
                 <w:sz w:val="24"/>
                 <w:szCs w:val="24"/>
               </w:rPr>
-              <w:t>В расходе подставляется из регистра «Цены»</w:t>
+              <w:t>Выбираются только элементы, не группы</w:t>
             </w:r>
           </w:p>
         </w:tc>
@@ -12361,6 +13858,248 @@
                 <w:sz w:val="24"/>
                 <w:szCs w:val="24"/>
               </w:rPr>
+              <w:t>– Количество</w:t>
+            </w:r>
+          </w:p>
+        </w:tc>
+        <w:tc>
+          <w:tcPr>
+            <w:tcW w:w="2551" w:type="dxa"/>
+            <w:tcBorders>
+              <w:top w:val="single" w:sz="4" w:space="0" w:color="000000"/>
+              <w:left w:val="single" w:sz="4" w:space="0" w:color="000000"/>
+              <w:bottom w:val="single" w:sz="4" w:space="0" w:color="000000"/>
+              <w:right w:val="single" w:sz="4" w:space="0" w:color="000000"/>
+            </w:tcBorders>
+            <w:tcMar>
+              <w:top w:w="40" w:type="dxa"/>
+              <w:left w:w="90" w:type="dxa"/>
+              <w:bottom w:w="40" w:type="dxa"/>
+              <w:right w:w="90" w:type="dxa"/>
+            </w:tcMar>
+          </w:tcPr>
+          <w:p>
+            <w:pPr>
+              <w:spacing w:line="240" w:lineRule="auto"/>
+            </w:pPr>
+            <w:r>
+              <w:rPr>
+                <w:sz w:val="24"/>
+                <w:szCs w:val="24"/>
+              </w:rPr>
+              <w:t>Число (10, 0), неотрицательное</w:t>
+            </w:r>
+          </w:p>
+        </w:tc>
+        <w:tc>
+          <w:tcPr>
+            <w:tcW w:w="1786" w:type="dxa"/>
+            <w:tcBorders>
+              <w:top w:val="single" w:sz="4" w:space="0" w:color="000000"/>
+              <w:left w:val="single" w:sz="4" w:space="0" w:color="000000"/>
+              <w:bottom w:val="single" w:sz="4" w:space="0" w:color="000000"/>
+              <w:right w:val="single" w:sz="4" w:space="0" w:color="000000"/>
+            </w:tcBorders>
+            <w:tcMar>
+              <w:top w:w="40" w:type="dxa"/>
+              <w:left w:w="90" w:type="dxa"/>
+              <w:bottom w:w="40" w:type="dxa"/>
+              <w:right w:w="90" w:type="dxa"/>
+            </w:tcMar>
+          </w:tcPr>
+          <w:p>
+            <w:pPr>
+              <w:spacing w:line="240" w:lineRule="auto"/>
+            </w:pPr>
+            <w:r>
+              <w:rPr>
+                <w:sz w:val="24"/>
+                <w:szCs w:val="24"/>
+              </w:rPr>
+              <w:t>Да</w:t>
+            </w:r>
+          </w:p>
+        </w:tc>
+        <w:tc>
+          <w:tcPr>
+            <w:tcW w:w="2637" w:type="dxa"/>
+            <w:tcBorders>
+              <w:top w:val="single" w:sz="4" w:space="0" w:color="000000"/>
+              <w:left w:val="single" w:sz="4" w:space="0" w:color="000000"/>
+              <w:bottom w:val="single" w:sz="4" w:space="0" w:color="000000"/>
+              <w:right w:val="single" w:sz="4" w:space="0" w:color="000000"/>
+            </w:tcBorders>
+            <w:tcMar>
+              <w:top w:w="40" w:type="dxa"/>
+              <w:left w:w="90" w:type="dxa"/>
+              <w:bottom w:w="40" w:type="dxa"/>
+              <w:right w:w="90" w:type="dxa"/>
+            </w:tcMar>
+          </w:tcPr>
+          <w:p>
+            <w:pPr>
+              <w:spacing w:line="240" w:lineRule="auto"/>
+            </w:pPr>
+            <w:r>
+              <w:rPr>
+                <w:sz w:val="24"/>
+                <w:szCs w:val="24"/>
+              </w:rPr>
+              <w:t>Штуки</w:t>
+            </w:r>
+          </w:p>
+        </w:tc>
+      </w:tr>
+      <w:tr>
+        <w:trPr>
+          <w:cantSplit/>
+        </w:trPr>
+        <w:tc>
+          <w:tcPr>
+            <w:tcW w:w="2381" w:type="dxa"/>
+            <w:tcBorders>
+              <w:top w:val="single" w:sz="4" w:space="0" w:color="000000"/>
+              <w:left w:val="single" w:sz="4" w:space="0" w:color="000000"/>
+              <w:bottom w:val="single" w:sz="4" w:space="0" w:color="000000"/>
+              <w:right w:val="single" w:sz="4" w:space="0" w:color="000000"/>
+            </w:tcBorders>
+            <w:tcMar>
+              <w:top w:w="40" w:type="dxa"/>
+              <w:left w:w="90" w:type="dxa"/>
+              <w:bottom w:w="40" w:type="dxa"/>
+              <w:right w:w="90" w:type="dxa"/>
+            </w:tcMar>
+          </w:tcPr>
+          <w:p>
+            <w:pPr>
+              <w:spacing w:line="240" w:lineRule="auto"/>
+            </w:pPr>
+            <w:r>
+              <w:rPr>
+                <w:sz w:val="24"/>
+                <w:szCs w:val="24"/>
+              </w:rPr>
+              <w:t>– Цена</w:t>
+            </w:r>
+          </w:p>
+        </w:tc>
+        <w:tc>
+          <w:tcPr>
+            <w:tcW w:w="2551" w:type="dxa"/>
+            <w:tcBorders>
+              <w:top w:val="single" w:sz="4" w:space="0" w:color="000000"/>
+              <w:left w:val="single" w:sz="4" w:space="0" w:color="000000"/>
+              <w:bottom w:val="single" w:sz="4" w:space="0" w:color="000000"/>
+              <w:right w:val="single" w:sz="4" w:space="0" w:color="000000"/>
+            </w:tcBorders>
+            <w:tcMar>
+              <w:top w:w="40" w:type="dxa"/>
+              <w:left w:w="90" w:type="dxa"/>
+              <w:bottom w:w="40" w:type="dxa"/>
+              <w:right w:w="90" w:type="dxa"/>
+            </w:tcMar>
+          </w:tcPr>
+          <w:p>
+            <w:pPr>
+              <w:spacing w:line="240" w:lineRule="auto"/>
+            </w:pPr>
+            <w:r>
+              <w:rPr>
+                <w:sz w:val="24"/>
+                <w:szCs w:val="24"/>
+              </w:rPr>
+              <w:t>Число (15, 2)</w:t>
+            </w:r>
+          </w:p>
+        </w:tc>
+        <w:tc>
+          <w:tcPr>
+            <w:tcW w:w="1786" w:type="dxa"/>
+            <w:tcBorders>
+              <w:top w:val="single" w:sz="4" w:space="0" w:color="000000"/>
+              <w:left w:val="single" w:sz="4" w:space="0" w:color="000000"/>
+              <w:bottom w:val="single" w:sz="4" w:space="0" w:color="000000"/>
+              <w:right w:val="single" w:sz="4" w:space="0" w:color="000000"/>
+            </w:tcBorders>
+            <w:tcMar>
+              <w:top w:w="40" w:type="dxa"/>
+              <w:left w:w="90" w:type="dxa"/>
+              <w:bottom w:w="40" w:type="dxa"/>
+              <w:right w:w="90" w:type="dxa"/>
+            </w:tcMar>
+          </w:tcPr>
+          <w:p>
+            <w:pPr>
+              <w:spacing w:line="240" w:lineRule="auto"/>
+            </w:pPr>
+            <w:r>
+              <w:rPr>
+                <w:sz w:val="24"/>
+                <w:szCs w:val="24"/>
+              </w:rPr>
+              <w:t>–</w:t>
+            </w:r>
+          </w:p>
+        </w:tc>
+        <w:tc>
+          <w:tcPr>
+            <w:tcW w:w="2637" w:type="dxa"/>
+            <w:tcBorders>
+              <w:top w:val="single" w:sz="4" w:space="0" w:color="000000"/>
+              <w:left w:val="single" w:sz="4" w:space="0" w:color="000000"/>
+              <w:bottom w:val="single" w:sz="4" w:space="0" w:color="000000"/>
+              <w:right w:val="single" w:sz="4" w:space="0" w:color="000000"/>
+            </w:tcBorders>
+            <w:tcMar>
+              <w:top w:w="40" w:type="dxa"/>
+              <w:left w:w="90" w:type="dxa"/>
+              <w:bottom w:w="40" w:type="dxa"/>
+              <w:right w:w="90" w:type="dxa"/>
+            </w:tcMar>
+          </w:tcPr>
+          <w:p>
+            <w:pPr>
+              <w:spacing w:line="240" w:lineRule="auto"/>
+            </w:pPr>
+            <w:r>
+              <w:rPr>
+                <w:sz w:val="24"/>
+                <w:szCs w:val="24"/>
+              </w:rPr>
+              <w:t>В расходе и брони – из регистра «Цены», в приходе – цена последней закупки, при продаже по брони – цена брони</w:t>
+            </w:r>
+          </w:p>
+        </w:tc>
+      </w:tr>
+      <w:tr>
+        <w:trPr>
+          <w:cantSplit/>
+        </w:trPr>
+        <w:tc>
+          <w:tcPr>
+            <w:tcW w:w="2381" w:type="dxa"/>
+            <w:tcBorders>
+              <w:top w:val="single" w:sz="4" w:space="0" w:color="000000"/>
+              <w:left w:val="single" w:sz="4" w:space="0" w:color="000000"/>
+              <w:bottom w:val="single" w:sz="4" w:space="0" w:color="000000"/>
+              <w:right w:val="single" w:sz="4" w:space="0" w:color="000000"/>
+            </w:tcBorders>
+            <w:tcMar>
+              <w:top w:w="40" w:type="dxa"/>
+              <w:left w:w="90" w:type="dxa"/>
+              <w:bottom w:w="40" w:type="dxa"/>
+              <w:right w:w="90" w:type="dxa"/>
+            </w:tcMar>
+          </w:tcPr>
+          <w:p>
+            <w:pPr>
+              <w:spacing w:line="240" w:lineRule="auto"/>
+            </w:pPr>
+            <w:r>
+              <w:rPr>
+                <w:sz w:val="24"/>
+                <w:szCs w:val="24"/>
+              </w:rPr>
               <w:t>– Сумма</w:t>
             </w:r>
           </w:p>
@@ -12457,10 +14196,22 @@
     <w:p/>
     <w:p>
       <w:pPr>
+        <w:ind w:firstLine="709"/>
+        <w:jc w:val="both"/>
+      </w:pPr>
+      <w:r>
+        <w:t xml:space="preserve">Документ «Отмена брони» (ОтменаБронирования) содержит реквизиты «Бронирование» (обязательный), «Причина» (строка 150) и «Комментарий», а также табличную часть «Товары» с колонками «Номенклатура» и «Количество». При вводе на основании брони табличная часть </w:t>
+      </w:r>
+      <w:r>
+        <w:t>заполняется товарами, которые ещё числятся в резерве; количество можно уменьшить для частичной отмены. Продажа и отмена брони вводятся на основании брони (свойство «Ввод на основании» документов «Расход» и «ОтменаБронирования»).</w:t>
+      </w:r>
+    </w:p>
+    <w:p>
+      <w:pPr>
         <w:pStyle w:val="2"/>
         <w:ind w:firstLine="709"/>
       </w:pPr>
-      <w:bookmarkStart w:id="19" w:name="_Toc243555675"/>
+      <w:bookmarkStart w:id="19" w:name="_Toc243670936"/>
       <w:r>
         <w:t>3.5.3 Регистры</w:t>
       </w:r>
@@ -12472,7 +14223,10 @@
         <w:jc w:val="both"/>
       </w:pPr>
       <w:r>
-        <w:t>Структура регистров приведена в таблице 8.</w:t>
+        <w:t>Структура ре</w:t>
+      </w:r>
+      <w:r>
+        <w:t>гистров приведена в таблице 8.</w:t>
       </w:r>
     </w:p>
     <w:p>
@@ -12855,6 +14609,7 @@
                 <w:sz w:val="24"/>
                 <w:szCs w:val="24"/>
               </w:rPr>
+              <w:lastRenderedPageBreak/>
               <w:t>ОстаткиТоваров</w:t>
             </w:r>
           </w:p>
@@ -13126,6 +14881,163 @@
           </w:p>
         </w:tc>
       </w:tr>
+      <w:tr>
+        <w:trPr>
+          <w:cantSplit/>
+        </w:trPr>
+        <w:tc>
+          <w:tcPr>
+            <w:tcW w:w="1531" w:type="dxa"/>
+            <w:tcBorders>
+              <w:top w:val="single" w:sz="4" w:space="0" w:color="000000"/>
+              <w:left w:val="single" w:sz="4" w:space="0" w:color="000000"/>
+              <w:bottom w:val="single" w:sz="4" w:space="0" w:color="000000"/>
+              <w:right w:val="single" w:sz="4" w:space="0" w:color="000000"/>
+            </w:tcBorders>
+            <w:tcMar>
+              <w:top w:w="40" w:type="dxa"/>
+              <w:left w:w="90" w:type="dxa"/>
+              <w:bottom w:w="40" w:type="dxa"/>
+              <w:right w:w="90" w:type="dxa"/>
+            </w:tcMar>
+          </w:tcPr>
+          <w:p>
+            <w:pPr>
+              <w:spacing w:line="240" w:lineRule="auto"/>
+            </w:pPr>
+            <w:r>
+              <w:rPr>
+                <w:sz w:val="24"/>
+                <w:szCs w:val="24"/>
+              </w:rPr>
+              <w:t>ТоварыВР</w:t>
+            </w:r>
+            <w:r>
+              <w:rPr>
+                <w:sz w:val="24"/>
+                <w:szCs w:val="24"/>
+              </w:rPr>
+              <w:t>езерве</w:t>
+            </w:r>
+          </w:p>
+        </w:tc>
+        <w:tc>
+          <w:tcPr>
+            <w:tcW w:w="2041" w:type="dxa"/>
+            <w:tcBorders>
+              <w:top w:val="single" w:sz="4" w:space="0" w:color="000000"/>
+              <w:left w:val="single" w:sz="4" w:space="0" w:color="000000"/>
+              <w:bottom w:val="single" w:sz="4" w:space="0" w:color="000000"/>
+              <w:right w:val="single" w:sz="4" w:space="0" w:color="000000"/>
+            </w:tcBorders>
+            <w:tcMar>
+              <w:top w:w="40" w:type="dxa"/>
+              <w:left w:w="90" w:type="dxa"/>
+              <w:bottom w:w="40" w:type="dxa"/>
+              <w:right w:w="90" w:type="dxa"/>
+            </w:tcMar>
+          </w:tcPr>
+          <w:p>
+            <w:pPr>
+              <w:spacing w:line="240" w:lineRule="auto"/>
+            </w:pPr>
+            <w:r>
+              <w:rPr>
+                <w:sz w:val="24"/>
+                <w:szCs w:val="24"/>
+              </w:rPr>
+              <w:t>Регистр накопления остатков</w:t>
+            </w:r>
+          </w:p>
+        </w:tc>
+        <w:tc>
+          <w:tcPr>
+            <w:tcW w:w="1871" w:type="dxa"/>
+            <w:tcBorders>
+              <w:top w:val="single" w:sz="4" w:space="0" w:color="000000"/>
+              <w:left w:val="single" w:sz="4" w:space="0" w:color="000000"/>
+              <w:bottom w:val="single" w:sz="4" w:space="0" w:color="000000"/>
+              <w:right w:val="single" w:sz="4" w:space="0" w:color="000000"/>
+            </w:tcBorders>
+            <w:tcMar>
+              <w:top w:w="40" w:type="dxa"/>
+              <w:left w:w="90" w:type="dxa"/>
+              <w:bottom w:w="40" w:type="dxa"/>
+              <w:right w:w="90" w:type="dxa"/>
+            </w:tcMar>
+          </w:tcPr>
+          <w:p>
+            <w:pPr>
+              <w:spacing w:line="240" w:lineRule="auto"/>
+            </w:pPr>
+            <w:r>
+              <w:rPr>
+                <w:sz w:val="24"/>
+                <w:szCs w:val="24"/>
+              </w:rPr>
+              <w:t>Номенклатура, Бронирование</w:t>
+            </w:r>
+          </w:p>
+        </w:tc>
+        <w:tc>
+          <w:tcPr>
+            <w:tcW w:w="2551" w:type="dxa"/>
+            <w:tcBorders>
+              <w:top w:val="single" w:sz="4" w:space="0" w:color="000000"/>
+              <w:left w:val="single" w:sz="4" w:space="0" w:color="000000"/>
+              <w:bottom w:val="single" w:sz="4" w:space="0" w:color="000000"/>
+              <w:right w:val="single" w:sz="4" w:space="0" w:color="000000"/>
+            </w:tcBorders>
+            <w:tcMar>
+              <w:top w:w="40" w:type="dxa"/>
+              <w:left w:w="90" w:type="dxa"/>
+              <w:bottom w:w="40" w:type="dxa"/>
+              <w:right w:w="90" w:type="dxa"/>
+            </w:tcMar>
+          </w:tcPr>
+          <w:p>
+            <w:pPr>
+              <w:spacing w:line="240" w:lineRule="auto"/>
+            </w:pPr>
+            <w:r>
+              <w:rPr>
+                <w:sz w:val="24"/>
+                <w:szCs w:val="24"/>
+              </w:rPr>
+              <w:t>Количество – Число (15, 0)</w:t>
+            </w:r>
+          </w:p>
+        </w:tc>
+        <w:tc>
+          <w:tcPr>
+            <w:tcW w:w="1361" w:type="dxa"/>
+            <w:tcBorders>
+              <w:top w:val="single" w:sz="4" w:space="0" w:color="000000"/>
+              <w:left w:val="single" w:sz="4" w:space="0" w:color="000000"/>
+              <w:bottom w:val="single" w:sz="4" w:space="0" w:color="000000"/>
+              <w:right w:val="single" w:sz="4" w:space="0" w:color="000000"/>
+            </w:tcBorders>
+            <w:tcMar>
+              <w:top w:w="40" w:type="dxa"/>
+              <w:left w:w="90" w:type="dxa"/>
+              <w:bottom w:w="40" w:type="dxa"/>
+              <w:right w:w="90" w:type="dxa"/>
+            </w:tcMar>
+          </w:tcPr>
+          <w:p>
+            <w:pPr>
+              <w:spacing w:line="240" w:lineRule="auto"/>
+            </w:pPr>
+            <w:r>
+              <w:rPr>
+                <w:sz w:val="24"/>
+                <w:szCs w:val="24"/>
+              </w:rPr>
+              <w:t>Бронирование (приход), Расход и ОтменаБронирования (расход)</w:t>
+            </w:r>
+          </w:p>
+        </w:tc>
+      </w:tr>
     </w:tbl>
     <w:p/>
     <w:p>
@@ -13145,9 +15057,8 @@
         <w:pStyle w:val="2"/>
         <w:ind w:firstLine="709"/>
       </w:pPr>
-      <w:bookmarkStart w:id="20" w:name="_Toc243555676"/>
-      <w:r>
-        <w:lastRenderedPageBreak/>
+      <w:bookmarkStart w:id="20" w:name="_Toc243670937"/>
+      <w:r>
         <w:t>3.5.4 Отчёты</w:t>
       </w:r>
       <w:bookmarkEnd w:id="20"/>
@@ -13179,10 +15090,10 @@
         <w:t>«Остатки товаров»</w:t>
       </w:r>
       <w:r>
-        <w:t xml:space="preserve"> – текущие остатки по группам и товарам: количество, себестоимость, цена продажи и стоимость остатка в ценах продажи; строки с остатко</w:t>
-      </w:r>
-      <w:r>
-        <w:t>м менее 3 шт. выделяются цветом;</w:t>
+        <w:t xml:space="preserve"> – текущие остатки по группам и товарам: количество на складе, в резерве и свободный остаток, себестоимость, цена продажи и стоимость </w:t>
+      </w:r>
+      <w:r>
+        <w:t>остатка в ценах продажи; строки со свободным остатком менее 3 шт. выделяются цветом;</w:t>
       </w:r>
     </w:p>
     <w:p>
@@ -13202,10 +15113,37 @@
         <w:t>«Анализ продаж»</w:t>
       </w:r>
       <w:r>
-        <w:t xml:space="preserve"> – количество, выручка, себестоимость и валовая прибыль за выбранный период (по умолчанию – текущий год); варианты «Продажи по товарам» (группировка по группам и товарам) и «Продажи по покупателям»; отрицател</w:t>
-      </w:r>
-      <w:r>
-        <w:t>ьная прибыль выделяется красным цветом.</w:t>
+        <w:t xml:space="preserve"> – количество, выручка, себестоимость и валовая прибыль за выбранный период (по умолчанию – текущий год); варианты «Продажи по товарам» (группировка по груп</w:t>
+      </w:r>
+      <w:r>
+        <w:t>пам и товарам) и «Продажи по покупателям»; отрицательная прибыль выделяется красным цветом;</w:t>
+      </w:r>
+    </w:p>
+    <w:p>
+      <w:pPr>
+        <w:pStyle w:val="a4"/>
+        <w:numPr>
+          <w:ilvl w:val="0"/>
+          <w:numId w:val="2"/>
+        </w:numPr>
+        <w:jc w:val="both"/>
+      </w:pPr>
+      <w:r>
+        <w:rPr>
+          <w:b/>
+          <w:bCs/>
+        </w:rPr>
+        <w:t>«Брони покупателей»</w:t>
+      </w:r>
+      <w:r>
+        <w:t xml:space="preserve"> – по каждой брони и товару: забронировано, выкуплено, отменено и осталось в резерве; варианты «Все брони по </w:t>
+      </w:r>
+      <w:r>
+        <w:lastRenderedPageBreak/>
+        <w:t>покупателям» и «Активные брони (това</w:t>
+      </w:r>
+      <w:r>
+        <w:t>р в резерве)»; строки с товаром в резерве выделяются цветом.</w:t>
       </w:r>
     </w:p>
     <w:p>
@@ -13213,7 +15151,7 @@
         <w:pStyle w:val="2"/>
         <w:ind w:firstLine="709"/>
       </w:pPr>
-      <w:bookmarkStart w:id="21" w:name="_Toc243555677"/>
+      <w:bookmarkStart w:id="21" w:name="_Toc243670938"/>
       <w:r>
         <w:t>3.5.5 Начальное заполнение базы</w:t>
       </w:r>
@@ -13225,13 +15163,13 @@
         <w:jc w:val="both"/>
       </w:pPr>
       <w:r>
-        <w:t>При первом запуске пустой информационной базы администратором (или в базе без пользователей) система автоматически заполняется демонстрационными данными: 1 организация, 3 поставщика, 7</w:t>
-      </w:r>
-      <w:r>
-        <w:t xml:space="preserve"> покупателей, 7 групп и 17 товаров с фотографиями, цены продажи с 01.09.2026 и изменения цен с 01.10.2026 по 11 товарам, 5 документов «Приход» и 14 документов «Расход» (13 проведённых и 1 непроведённый). Одновременно создаются учётные записи пользователей </w:t>
-      </w:r>
-      <w:r>
-        <w:t>(подраздел 3.8.2). Заполнение выполняется в одной транзакции: при ошибке данные не записываются частично.</w:t>
+        <w:t>При первом запуске пустой информационной базы администратором (или в базе без пользователей) система автоматически заполняется демонстрационными данными: 1 организация, 3 поставщика, 7 покупателей, 7 групп и 17 товаров с фотографиями, цены продажи с 01.09.</w:t>
+      </w:r>
+      <w:r>
+        <w:t>2026 и изменения цен с 01.10.2026 по 11 товарам, 5 документов «Приход», 16 документов «Расход» (15 проведённых, из них 2 – по брони, и 1 непроведённый), 6 документов «Бронирование» с разными состояниями (выкуплена, выкуплена частично, отменена, активна, ср</w:t>
+      </w:r>
+      <w:r>
+        <w:t>ок истёк) и 1 документ «Отмена брони». Одновременно создаются учётные записи пользователей (подраздел 3.8.2). Заполнение выполняется в одной транзакции: при ошибке данные не записываются частично.</w:t>
       </w:r>
     </w:p>
     <w:p>
@@ -13239,7 +15177,7 @@
         <w:pStyle w:val="2"/>
         <w:ind w:firstLine="709"/>
       </w:pPr>
-      <w:bookmarkStart w:id="22" w:name="_Toc243555678"/>
+      <w:bookmarkStart w:id="22" w:name="_Toc243670939"/>
       <w:r>
         <w:t>3.6 Программное обеспечение</w:t>
       </w:r>
@@ -13251,10 +15189,13 @@
         <w:jc w:val="both"/>
       </w:pPr>
       <w:r>
-        <w:t>Программное обеспечение системы включает общесистемное программное обеспечение (операционная система Windows, технологичес</w:t>
-      </w:r>
-      <w:r>
-        <w:t>кая платформа «1С:Предприятие 8.3» версии 8.3.27, в том числе учебная версия) и прикладное программное обеспечение – конфигурацию «ВольтМаркет». Серверные общие модули конфигурации приведены в таблице 9.</w:t>
+        <w:t>Программное обеспечение системы</w:t>
+      </w:r>
+      <w:r>
+        <w:t xml:space="preserve"> включает общесистемное программное обеспечение (операционная система Windows, технологическая платформа «1С:Предприятие 8.3» версии 8.3.27, в том числе учебная версия) и прикладное программное обеспечение – конфигурацию «ВольтМаркет». Серверные общие моду</w:t>
+      </w:r>
+      <w:r>
+        <w:t>ли конфигурации приведены в таблице 9.</w:t>
       </w:r>
     </w:p>
     <w:p>
@@ -13263,7 +15204,6 @@
         <w:spacing w:before="120"/>
       </w:pPr>
       <w:r>
-        <w:lastRenderedPageBreak/>
         <w:t>Таблица 9 – Общие модули конфигурации</w:t>
       </w:r>
     </w:p>
@@ -13478,7 +15418,7 @@
                 <w:sz w:val="24"/>
                 <w:szCs w:val="24"/>
               </w:rPr>
-              <w:t>ЦенаНоменклатуры(Номенклатура, Дата) – действующая цена товара на дату; ОстатокНоменклатуры(Номенклатура) – текущий остаток товара</w:t>
+              <w:t>ЦенаНоменклатуры – цена на дату; ОстаткиТовара – остаток на складе, в резерве и свободный; ЦеныЗакупки, ПоследняяЦенаЗакупки – цены последних поступлений; НайтиТовары – поиск по артикулу и названию; ОписаниеТовара – данные карточки товара</w:t>
             </w:r>
           </w:p>
         </w:tc>
@@ -13512,7 +15452,8 @@
                 <w:sz w:val="24"/>
                 <w:szCs w:val="24"/>
               </w:rPr>
-              <w:t>ПечатьДокументов</w:t>
+              <w:lastRenderedPageBreak/>
+              <w:t>РаботаСБронями</w:t>
             </w:r>
           </w:p>
         </w:tc>
@@ -13570,7 +15511,7 @@
                 <w:sz w:val="24"/>
                 <w:szCs w:val="24"/>
               </w:rPr>
-              <w:t>СформироватьНакладную(Ссылка) – печатная форма приходной или расходной накладной</w:t>
+              <w:t>АктивныеБрони – брони с товаром в резерве; ТоварыВРезервеПоБрони – что осталось в резерве; СостояниеБрони – состояние и количества; ЕстьПродажиИлиОтмены – защита брони от изменения</w:t>
             </w:r>
           </w:p>
         </w:tc>
@@ -13604,6 +15545,105 @@
                 <w:sz w:val="24"/>
                 <w:szCs w:val="24"/>
               </w:rPr>
+              <w:t>ПечатьДокументов</w:t>
+            </w:r>
+          </w:p>
+        </w:tc>
+        <w:tc>
+          <w:tcPr>
+            <w:tcW w:w="1871" w:type="dxa"/>
+            <w:tcBorders>
+              <w:top w:val="single" w:sz="4" w:space="0" w:color="000000"/>
+              <w:left w:val="single" w:sz="4" w:space="0" w:color="000000"/>
+              <w:bottom w:val="single" w:sz="4" w:space="0" w:color="000000"/>
+              <w:right w:val="single" w:sz="4" w:space="0" w:color="000000"/>
+            </w:tcBorders>
+            <w:tcMar>
+              <w:top w:w="40" w:type="dxa"/>
+              <w:left w:w="90" w:type="dxa"/>
+              <w:bottom w:w="40" w:type="dxa"/>
+              <w:right w:w="90" w:type="dxa"/>
+            </w:tcMar>
+          </w:tcPr>
+          <w:p>
+            <w:pPr>
+              <w:spacing w:line="240" w:lineRule="auto"/>
+            </w:pPr>
+            <w:r>
+              <w:rPr>
+                <w:sz w:val="24"/>
+                <w:szCs w:val="24"/>
+              </w:rPr>
+              <w:t>Сервер</w:t>
+            </w:r>
+          </w:p>
+        </w:tc>
+        <w:tc>
+          <w:tcPr>
+            <w:tcW w:w="5145" w:type="dxa"/>
+            <w:tcBorders>
+              <w:top w:val="single" w:sz="4" w:space="0" w:color="000000"/>
+              <w:left w:val="single" w:sz="4" w:space="0" w:color="000000"/>
+              <w:bottom w:val="single" w:sz="4" w:space="0" w:color="000000"/>
+              <w:right w:val="single" w:sz="4" w:space="0" w:color="000000"/>
+            </w:tcBorders>
+            <w:tcMar>
+              <w:top w:w="40" w:type="dxa"/>
+              <w:left w:w="90" w:type="dxa"/>
+              <w:bottom w:w="40" w:type="dxa"/>
+              <w:right w:w="90" w:type="dxa"/>
+            </w:tcMar>
+          </w:tcPr>
+          <w:p>
+            <w:pPr>
+              <w:spacing w:line="240" w:lineRule="auto"/>
+            </w:pPr>
+            <w:r>
+              <w:rPr>
+                <w:sz w:val="24"/>
+                <w:szCs w:val="24"/>
+              </w:rPr>
+              <w:t>СформироватьНакладную(Ссылка</w:t>
+            </w:r>
+            <w:r>
+              <w:rPr>
+                <w:sz w:val="24"/>
+                <w:szCs w:val="24"/>
+              </w:rPr>
+              <w:t>) – приходная или расходная накладная, бланк брони</w:t>
+            </w:r>
+          </w:p>
+        </w:tc>
+      </w:tr>
+      <w:tr>
+        <w:trPr>
+          <w:cantSplit/>
+        </w:trPr>
+        <w:tc>
+          <w:tcPr>
+            <w:tcW w:w="2339" w:type="dxa"/>
+            <w:tcBorders>
+              <w:top w:val="single" w:sz="4" w:space="0" w:color="000000"/>
+              <w:left w:val="single" w:sz="4" w:space="0" w:color="000000"/>
+              <w:bottom w:val="single" w:sz="4" w:space="0" w:color="000000"/>
+              <w:right w:val="single" w:sz="4" w:space="0" w:color="000000"/>
+            </w:tcBorders>
+            <w:tcMar>
+              <w:top w:w="40" w:type="dxa"/>
+              <w:left w:w="90" w:type="dxa"/>
+              <w:bottom w:w="40" w:type="dxa"/>
+              <w:right w:w="90" w:type="dxa"/>
+            </w:tcMar>
+          </w:tcPr>
+          <w:p>
+            <w:pPr>
+              <w:spacing w:line="240" w:lineRule="auto"/>
+            </w:pPr>
+            <w:r>
+              <w:rPr>
+                <w:sz w:val="24"/>
+                <w:szCs w:val="24"/>
+              </w:rPr>
               <w:t>ДемоДанные</w:t>
             </w:r>
           </w:p>
@@ -13675,10 +15715,10 @@
         <w:jc w:val="both"/>
       </w:pPr>
       <w:r>
-        <w:t>Алгоритмы проведения документов размещены в модулях объект</w:t>
-      </w:r>
-      <w:r>
-        <w:t>ов документов «Приход» и «Расход», обработчики интерфейса – в модулях форм. Модуль управляемого приложения при запуске проверяет необходимость первоначального заполнения базы.</w:t>
+        <w:t>Алгоритмы проведения документов размещены в модулях объектов документов, обработчики инт</w:t>
+      </w:r>
+      <w:r>
+        <w:t>ерфейса – в модулях форм; общие процедуры форм документов (подбор, ввод по артикулу, карточка товара) одинаковы для поступления, продажи и брони. Модуль управляемого приложения при запуске проверяет необходимость первоначального заполнения базы.</w:t>
       </w:r>
     </w:p>
     <w:p>
@@ -13686,7 +15726,7 @@
         <w:pStyle w:val="2"/>
         <w:ind w:firstLine="709"/>
       </w:pPr>
-      <w:bookmarkStart w:id="23" w:name="_Toc243555679"/>
+      <w:bookmarkStart w:id="23" w:name="_Toc243670940"/>
       <w:r>
         <w:t>3.7 Техническое обеспечение</w:t>
       </w:r>
@@ -13698,10 +15738,7 @@
         <w:jc w:val="both"/>
       </w:pPr>
       <w:r>
-        <w:t>Система функционирует на персональном компьютере пол</w:t>
-      </w:r>
-      <w:r>
-        <w:t>ьзователя в файловом варианте. Рекомендуемые требования к рабочему месту приведены в таблице 10.</w:t>
+        <w:t>Система функционирует на персональном компьютере пользователя в файловом варианте. Рекомендуемые требования к рабочему месту приведены в таблице 10.</w:t>
       </w:r>
     </w:p>
     <w:p>
@@ -13832,7 +15869,14 @@
                 <w:sz w:val="24"/>
                 <w:szCs w:val="24"/>
               </w:rPr>
-              <w:t>Операционная система</w:t>
+              <w:t>Операционная сис</w:t>
+            </w:r>
+            <w:r>
+              <w:rPr>
+                <w:sz w:val="24"/>
+                <w:szCs w:val="24"/>
+              </w:rPr>
+              <w:t>тема</w:t>
             </w:r>
           </w:p>
         </w:tc>
@@ -14239,7 +16283,14 @@
                 <w:sz w:val="24"/>
                 <w:szCs w:val="24"/>
               </w:rPr>
-              <w:t>Не требуется (файловая база на локальном диске)</w:t>
+              <w:t>Не требуется (файловая база на локал</w:t>
+            </w:r>
+            <w:r>
+              <w:rPr>
+                <w:sz w:val="24"/>
+                <w:szCs w:val="24"/>
+              </w:rPr>
+              <w:t>ьном диске)</w:t>
             </w:r>
           </w:p>
         </w:tc>
@@ -14251,7 +16302,7 @@
         <w:pStyle w:val="2"/>
         <w:ind w:firstLine="709"/>
       </w:pPr>
-      <w:bookmarkStart w:id="24" w:name="_Toc243555680"/>
+      <w:bookmarkStart w:id="24" w:name="_Toc243670941"/>
       <w:r>
         <w:lastRenderedPageBreak/>
         <w:t>3.8 Организационное обеспечение</w:t>
@@ -14263,7 +16314,7 @@
         <w:pStyle w:val="2"/>
         <w:ind w:firstLine="709"/>
       </w:pPr>
-      <w:bookmarkStart w:id="25" w:name="_Toc243555681"/>
+      <w:bookmarkStart w:id="25" w:name="_Toc243670942"/>
       <w:r>
         <w:t>3.8.1 Роли и права доступа</w:t>
       </w:r>
@@ -15200,7 +17251,7 @@
                 <w:sz w:val="24"/>
                 <w:szCs w:val="24"/>
               </w:rPr>
-              <w:t>Регистр сведений «Цены»</w:t>
+              <w:t>Документы «Бронирование», «Отмена брони»</w:t>
             </w:r>
           </w:p>
         </w:tc>
@@ -15258,7 +17309,7 @@
                 <w:sz w:val="24"/>
                 <w:szCs w:val="24"/>
               </w:rPr>
-              <w:t>Чтение</w:t>
+              <w:t>–</w:t>
             </w:r>
           </w:p>
         </w:tc>
@@ -15287,7 +17338,7 @@
                 <w:sz w:val="24"/>
                 <w:szCs w:val="24"/>
               </w:rPr>
-              <w:t>Чтение, изменение</w:t>
+              <w:t>Изменение, проведение</w:t>
             </w:r>
           </w:p>
         </w:tc>
@@ -15321,7 +17372,7 @@
                 <w:sz w:val="24"/>
                 <w:szCs w:val="24"/>
               </w:rPr>
-              <w:t>Регистр «ОстаткиТоваров»</w:t>
+              <w:t>Регистр сведений «Цены»</w:t>
             </w:r>
           </w:p>
         </w:tc>
@@ -15408,7 +17459,7 @@
                 <w:sz w:val="24"/>
                 <w:szCs w:val="24"/>
               </w:rPr>
-              <w:t>Чтение</w:t>
+              <w:t>Чтение, изменение</w:t>
             </w:r>
           </w:p>
         </w:tc>
@@ -15442,7 +17493,7 @@
                 <w:sz w:val="24"/>
                 <w:szCs w:val="24"/>
               </w:rPr>
-              <w:t>Регистр «Продажи»</w:t>
+              <w:t>Регистр «ОстаткиТоваров»</w:t>
             </w:r>
           </w:p>
         </w:tc>
@@ -15500,7 +17551,7 @@
                 <w:sz w:val="24"/>
                 <w:szCs w:val="24"/>
               </w:rPr>
-              <w:t>–</w:t>
+              <w:t>Чтение</w:t>
             </w:r>
           </w:p>
         </w:tc>
@@ -15563,7 +17614,7 @@
                 <w:sz w:val="24"/>
                 <w:szCs w:val="24"/>
               </w:rPr>
-              <w:t>Отчёт «Остатки товаров»</w:t>
+              <w:t>Регистр «Продажи»</w:t>
             </w:r>
           </w:p>
         </w:tc>
@@ -15592,7 +17643,7 @@
                 <w:sz w:val="24"/>
                 <w:szCs w:val="24"/>
               </w:rPr>
-              <w:t>Да</w:t>
+              <w:t>Полный доступ</w:t>
             </w:r>
           </w:p>
         </w:tc>
@@ -15621,7 +17672,7 @@
                 <w:sz w:val="24"/>
                 <w:szCs w:val="24"/>
               </w:rPr>
-              <w:t>Да</w:t>
+              <w:t>–</w:t>
             </w:r>
           </w:p>
         </w:tc>
@@ -15650,7 +17701,7 @@
                 <w:sz w:val="24"/>
                 <w:szCs w:val="24"/>
               </w:rPr>
-              <w:t>Да</w:t>
+              <w:t>Чтение</w:t>
             </w:r>
           </w:p>
         </w:tc>
@@ -15684,7 +17735,7 @@
                 <w:sz w:val="24"/>
                 <w:szCs w:val="24"/>
               </w:rPr>
-              <w:t>Отчёт «Анализ продаж»</w:t>
+              <w:t>Регистр «ТоварыВРезерве»</w:t>
             </w:r>
           </w:p>
         </w:tc>
@@ -15713,7 +17764,7 @@
                 <w:sz w:val="24"/>
                 <w:szCs w:val="24"/>
               </w:rPr>
-              <w:t>Да</w:t>
+              <w:t>Полный доступ</w:t>
             </w:r>
           </w:p>
         </w:tc>
@@ -15742,7 +17793,7 @@
                 <w:sz w:val="24"/>
                 <w:szCs w:val="24"/>
               </w:rPr>
-              <w:t>–</w:t>
+              <w:t>Чтение</w:t>
             </w:r>
           </w:p>
         </w:tc>
@@ -15771,7 +17822,7 @@
                 <w:sz w:val="24"/>
                 <w:szCs w:val="24"/>
               </w:rPr>
-              <w:t>Да</w:t>
+              <w:t>Чтение</w:t>
             </w:r>
           </w:p>
         </w:tc>
@@ -15805,6 +17856,369 @@
                 <w:sz w:val="24"/>
                 <w:szCs w:val="24"/>
               </w:rPr>
+              <w:t>Отчёт «Остатки товаров»</w:t>
+            </w:r>
+          </w:p>
+        </w:tc>
+        <w:tc>
+          <w:tcPr>
+            <w:tcW w:w="2058" w:type="dxa"/>
+            <w:tcBorders>
+              <w:top w:val="single" w:sz="4" w:space="0" w:color="000000"/>
+              <w:left w:val="single" w:sz="4" w:space="0" w:color="000000"/>
+              <w:bottom w:val="single" w:sz="4" w:space="0" w:color="000000"/>
+              <w:right w:val="single" w:sz="4" w:space="0" w:color="000000"/>
+            </w:tcBorders>
+            <w:tcMar>
+              <w:top w:w="40" w:type="dxa"/>
+              <w:left w:w="90" w:type="dxa"/>
+              <w:bottom w:w="40" w:type="dxa"/>
+              <w:right w:w="90" w:type="dxa"/>
+            </w:tcMar>
+          </w:tcPr>
+          <w:p>
+            <w:pPr>
+              <w:spacing w:line="240" w:lineRule="auto"/>
+            </w:pPr>
+            <w:r>
+              <w:rPr>
+                <w:sz w:val="24"/>
+                <w:szCs w:val="24"/>
+              </w:rPr>
+              <w:t>Да</w:t>
+            </w:r>
+          </w:p>
+        </w:tc>
+        <w:tc>
+          <w:tcPr>
+            <w:tcW w:w="2058" w:type="dxa"/>
+            <w:tcBorders>
+              <w:top w:val="single" w:sz="4" w:space="0" w:color="000000"/>
+              <w:left w:val="single" w:sz="4" w:space="0" w:color="000000"/>
+              <w:bottom w:val="single" w:sz="4" w:space="0" w:color="000000"/>
+              <w:right w:val="single" w:sz="4" w:space="0" w:color="000000"/>
+            </w:tcBorders>
+            <w:tcMar>
+              <w:top w:w="40" w:type="dxa"/>
+              <w:left w:w="90" w:type="dxa"/>
+              <w:bottom w:w="40" w:type="dxa"/>
+              <w:right w:w="90" w:type="dxa"/>
+            </w:tcMar>
+          </w:tcPr>
+          <w:p>
+            <w:pPr>
+              <w:spacing w:line="240" w:lineRule="auto"/>
+            </w:pPr>
+            <w:r>
+              <w:rPr>
+                <w:sz w:val="24"/>
+                <w:szCs w:val="24"/>
+              </w:rPr>
+              <w:t>Да</w:t>
+            </w:r>
+          </w:p>
+        </w:tc>
+        <w:tc>
+          <w:tcPr>
+            <w:tcW w:w="2058" w:type="dxa"/>
+            <w:tcBorders>
+              <w:top w:val="single" w:sz="4" w:space="0" w:color="000000"/>
+              <w:left w:val="single" w:sz="4" w:space="0" w:color="000000"/>
+              <w:bottom w:val="single" w:sz="4" w:space="0" w:color="000000"/>
+              <w:right w:val="single" w:sz="4" w:space="0" w:color="000000"/>
+            </w:tcBorders>
+            <w:tcMar>
+              <w:top w:w="40" w:type="dxa"/>
+              <w:left w:w="90" w:type="dxa"/>
+              <w:bottom w:w="40" w:type="dxa"/>
+              <w:right w:w="90" w:type="dxa"/>
+            </w:tcMar>
+          </w:tcPr>
+          <w:p>
+            <w:pPr>
+              <w:spacing w:line="240" w:lineRule="auto"/>
+            </w:pPr>
+            <w:r>
+              <w:rPr>
+                <w:sz w:val="24"/>
+                <w:szCs w:val="24"/>
+              </w:rPr>
+              <w:t>Да</w:t>
+            </w:r>
+          </w:p>
+        </w:tc>
+      </w:tr>
+      <w:tr>
+        <w:trPr>
+          <w:cantSplit/>
+        </w:trPr>
+        <w:tc>
+          <w:tcPr>
+            <w:tcW w:w="3181" w:type="dxa"/>
+            <w:tcBorders>
+              <w:top w:val="single" w:sz="4" w:space="0" w:color="000000"/>
+              <w:left w:val="single" w:sz="4" w:space="0" w:color="000000"/>
+              <w:bottom w:val="single" w:sz="4" w:space="0" w:color="000000"/>
+              <w:right w:val="single" w:sz="4" w:space="0" w:color="000000"/>
+            </w:tcBorders>
+            <w:tcMar>
+              <w:top w:w="40" w:type="dxa"/>
+              <w:left w:w="90" w:type="dxa"/>
+              <w:bottom w:w="40" w:type="dxa"/>
+              <w:right w:w="90" w:type="dxa"/>
+            </w:tcMar>
+          </w:tcPr>
+          <w:p>
+            <w:pPr>
+              <w:spacing w:line="240" w:lineRule="auto"/>
+            </w:pPr>
+            <w:r>
+              <w:rPr>
+                <w:sz w:val="24"/>
+                <w:szCs w:val="24"/>
+              </w:rPr>
+              <w:t>Отчёт «Анализ продаж»</w:t>
+            </w:r>
+          </w:p>
+        </w:tc>
+        <w:tc>
+          <w:tcPr>
+            <w:tcW w:w="2058" w:type="dxa"/>
+            <w:tcBorders>
+              <w:top w:val="single" w:sz="4" w:space="0" w:color="000000"/>
+              <w:left w:val="single" w:sz="4" w:space="0" w:color="000000"/>
+              <w:bottom w:val="single" w:sz="4" w:space="0" w:color="000000"/>
+              <w:right w:val="single" w:sz="4" w:space="0" w:color="000000"/>
+            </w:tcBorders>
+            <w:tcMar>
+              <w:top w:w="40" w:type="dxa"/>
+              <w:left w:w="90" w:type="dxa"/>
+              <w:bottom w:w="40" w:type="dxa"/>
+              <w:right w:w="90" w:type="dxa"/>
+            </w:tcMar>
+          </w:tcPr>
+          <w:p>
+            <w:pPr>
+              <w:spacing w:line="240" w:lineRule="auto"/>
+            </w:pPr>
+            <w:r>
+              <w:rPr>
+                <w:sz w:val="24"/>
+                <w:szCs w:val="24"/>
+              </w:rPr>
+              <w:t>Да</w:t>
+            </w:r>
+          </w:p>
+        </w:tc>
+        <w:tc>
+          <w:tcPr>
+            <w:tcW w:w="2058" w:type="dxa"/>
+            <w:tcBorders>
+              <w:top w:val="single" w:sz="4" w:space="0" w:color="000000"/>
+              <w:left w:val="single" w:sz="4" w:space="0" w:color="000000"/>
+              <w:bottom w:val="single" w:sz="4" w:space="0" w:color="000000"/>
+              <w:right w:val="single" w:sz="4" w:space="0" w:color="000000"/>
+            </w:tcBorders>
+            <w:tcMar>
+              <w:top w:w="40" w:type="dxa"/>
+              <w:left w:w="90" w:type="dxa"/>
+              <w:bottom w:w="40" w:type="dxa"/>
+              <w:right w:w="90" w:type="dxa"/>
+            </w:tcMar>
+          </w:tcPr>
+          <w:p>
+            <w:pPr>
+              <w:spacing w:line="240" w:lineRule="auto"/>
+            </w:pPr>
+            <w:r>
+              <w:rPr>
+                <w:sz w:val="24"/>
+                <w:szCs w:val="24"/>
+              </w:rPr>
+              <w:t>–</w:t>
+            </w:r>
+          </w:p>
+        </w:tc>
+        <w:tc>
+          <w:tcPr>
+            <w:tcW w:w="2058" w:type="dxa"/>
+            <w:tcBorders>
+              <w:top w:val="single" w:sz="4" w:space="0" w:color="000000"/>
+              <w:left w:val="single" w:sz="4" w:space="0" w:color="000000"/>
+              <w:bottom w:val="single" w:sz="4" w:space="0" w:color="000000"/>
+              <w:right w:val="single" w:sz="4" w:space="0" w:color="000000"/>
+            </w:tcBorders>
+            <w:tcMar>
+              <w:top w:w="40" w:type="dxa"/>
+              <w:left w:w="90" w:type="dxa"/>
+              <w:bottom w:w="40" w:type="dxa"/>
+              <w:right w:w="90" w:type="dxa"/>
+            </w:tcMar>
+          </w:tcPr>
+          <w:p>
+            <w:pPr>
+              <w:spacing w:line="240" w:lineRule="auto"/>
+            </w:pPr>
+            <w:r>
+              <w:rPr>
+                <w:sz w:val="24"/>
+                <w:szCs w:val="24"/>
+              </w:rPr>
+              <w:t>Да</w:t>
+            </w:r>
+          </w:p>
+        </w:tc>
+      </w:tr>
+      <w:tr>
+        <w:trPr>
+          <w:cantSplit/>
+        </w:trPr>
+        <w:tc>
+          <w:tcPr>
+            <w:tcW w:w="3181" w:type="dxa"/>
+            <w:tcBorders>
+              <w:top w:val="single" w:sz="4" w:space="0" w:color="000000"/>
+              <w:left w:val="single" w:sz="4" w:space="0" w:color="000000"/>
+              <w:bottom w:val="single" w:sz="4" w:space="0" w:color="000000"/>
+              <w:right w:val="single" w:sz="4" w:space="0" w:color="000000"/>
+            </w:tcBorders>
+            <w:tcMar>
+              <w:top w:w="40" w:type="dxa"/>
+              <w:left w:w="90" w:type="dxa"/>
+              <w:bottom w:w="40" w:type="dxa"/>
+              <w:right w:w="90" w:type="dxa"/>
+            </w:tcMar>
+          </w:tcPr>
+          <w:p>
+            <w:pPr>
+              <w:spacing w:line="240" w:lineRule="auto"/>
+            </w:pPr>
+            <w:r>
+              <w:rPr>
+                <w:sz w:val="24"/>
+                <w:szCs w:val="24"/>
+              </w:rPr>
+              <w:t>Отчёт «Брони покупателей»</w:t>
+            </w:r>
+          </w:p>
+        </w:tc>
+        <w:tc>
+          <w:tcPr>
+            <w:tcW w:w="2058" w:type="dxa"/>
+            <w:tcBorders>
+              <w:top w:val="single" w:sz="4" w:space="0" w:color="000000"/>
+              <w:left w:val="single" w:sz="4" w:space="0" w:color="000000"/>
+              <w:bottom w:val="single" w:sz="4" w:space="0" w:color="000000"/>
+              <w:right w:val="single" w:sz="4" w:space="0" w:color="000000"/>
+            </w:tcBorders>
+            <w:tcMar>
+              <w:top w:w="40" w:type="dxa"/>
+              <w:left w:w="90" w:type="dxa"/>
+              <w:bottom w:w="40" w:type="dxa"/>
+              <w:right w:w="90" w:type="dxa"/>
+            </w:tcMar>
+          </w:tcPr>
+          <w:p>
+            <w:pPr>
+              <w:spacing w:line="240" w:lineRule="auto"/>
+            </w:pPr>
+            <w:r>
+              <w:rPr>
+                <w:sz w:val="24"/>
+                <w:szCs w:val="24"/>
+              </w:rPr>
+              <w:t>Да</w:t>
+            </w:r>
+          </w:p>
+        </w:tc>
+        <w:tc>
+          <w:tcPr>
+            <w:tcW w:w="2058" w:type="dxa"/>
+            <w:tcBorders>
+              <w:top w:val="single" w:sz="4" w:space="0" w:color="000000"/>
+              <w:left w:val="single" w:sz="4" w:space="0" w:color="000000"/>
+              <w:bottom w:val="single" w:sz="4" w:space="0" w:color="000000"/>
+              <w:right w:val="single" w:sz="4" w:space="0" w:color="000000"/>
+            </w:tcBorders>
+            <w:tcMar>
+              <w:top w:w="40" w:type="dxa"/>
+              <w:left w:w="90" w:type="dxa"/>
+              <w:bottom w:w="40" w:type="dxa"/>
+              <w:right w:w="90" w:type="dxa"/>
+            </w:tcMar>
+          </w:tcPr>
+          <w:p>
+            <w:pPr>
+              <w:spacing w:line="240" w:lineRule="auto"/>
+            </w:pPr>
+            <w:r>
+              <w:rPr>
+                <w:sz w:val="24"/>
+                <w:szCs w:val="24"/>
+              </w:rPr>
+              <w:t>–</w:t>
+            </w:r>
+          </w:p>
+        </w:tc>
+        <w:tc>
+          <w:tcPr>
+            <w:tcW w:w="2058" w:type="dxa"/>
+            <w:tcBorders>
+              <w:top w:val="single" w:sz="4" w:space="0" w:color="000000"/>
+              <w:left w:val="single" w:sz="4" w:space="0" w:color="000000"/>
+              <w:bottom w:val="single" w:sz="4" w:space="0" w:color="000000"/>
+              <w:right w:val="single" w:sz="4" w:space="0" w:color="000000"/>
+            </w:tcBorders>
+            <w:tcMar>
+              <w:top w:w="40" w:type="dxa"/>
+              <w:left w:w="90" w:type="dxa"/>
+              <w:bottom w:w="40" w:type="dxa"/>
+              <w:right w:w="90" w:type="dxa"/>
+            </w:tcMar>
+          </w:tcPr>
+          <w:p>
+            <w:pPr>
+              <w:spacing w:line="240" w:lineRule="auto"/>
+            </w:pPr>
+            <w:r>
+              <w:rPr>
+                <w:sz w:val="24"/>
+                <w:szCs w:val="24"/>
+              </w:rPr>
+              <w:t>Да</w:t>
+            </w:r>
+          </w:p>
+        </w:tc>
+      </w:tr>
+      <w:tr>
+        <w:trPr>
+          <w:cantSplit/>
+        </w:trPr>
+        <w:tc>
+          <w:tcPr>
+            <w:tcW w:w="3181" w:type="dxa"/>
+            <w:tcBorders>
+              <w:top w:val="single" w:sz="4" w:space="0" w:color="000000"/>
+              <w:left w:val="single" w:sz="4" w:space="0" w:color="000000"/>
+              <w:bottom w:val="single" w:sz="4" w:space="0" w:color="000000"/>
+              <w:right w:val="single" w:sz="4" w:space="0" w:color="000000"/>
+            </w:tcBorders>
+            <w:tcMar>
+              <w:top w:w="40" w:type="dxa"/>
+              <w:left w:w="90" w:type="dxa"/>
+              <w:bottom w:w="40" w:type="dxa"/>
+              <w:right w:w="90" w:type="dxa"/>
+            </w:tcMar>
+          </w:tcPr>
+          <w:p>
+            <w:pPr>
+              <w:spacing w:line="240" w:lineRule="auto"/>
+            </w:pPr>
+            <w:r>
+              <w:rPr>
+                <w:sz w:val="24"/>
+                <w:szCs w:val="24"/>
+              </w:rPr>
               <w:t>Администрирование</w:t>
             </w:r>
           </w:p>
@@ -15904,7 +18318,7 @@
         <w:pStyle w:val="2"/>
         <w:ind w:firstLine="709"/>
       </w:pPr>
-      <w:bookmarkStart w:id="26" w:name="_Toc243555682"/>
+      <w:bookmarkStart w:id="26" w:name="_Toc243670943"/>
       <w:r>
         <w:t>3.8.2 Пользователи</w:t>
       </w:r>
@@ -15925,6 +18339,7 @@
         <w:spacing w:before="120"/>
       </w:pPr>
       <w:r>
+        <w:lastRenderedPageBreak/>
         <w:t>Таблица 12 – Учётные запи</w:t>
       </w:r>
       <w:r>
@@ -16360,7 +18775,6 @@
                 <w:sz w:val="24"/>
                 <w:szCs w:val="24"/>
               </w:rPr>
-              <w:lastRenderedPageBreak/>
               <w:t>Продавец</w:t>
             </w:r>
           </w:p>
@@ -16581,7 +18995,7 @@
         <w:pStyle w:val="2"/>
         <w:ind w:firstLine="709"/>
       </w:pPr>
-      <w:bookmarkStart w:id="27" w:name="_Toc243555683"/>
+      <w:bookmarkStart w:id="27" w:name="_Toc243670944"/>
       <w:r>
         <w:t>3.8.3 Развёртывание и обслуживание</w:t>
       </w:r>
@@ -16673,7 +19087,7 @@
         <w:pageBreakBefore/>
         <w:ind w:firstLine="709"/>
       </w:pPr>
-      <w:bookmarkStart w:id="28" w:name="_Toc243555684"/>
+      <w:bookmarkStart w:id="28" w:name="_Toc243670945"/>
       <w:r>
         <w:lastRenderedPageBreak/>
         <w:t>4 Описание взаимосвязей АС с другими системами</w:t>
@@ -16759,7 +19173,7 @@
         <w:pageBreakBefore/>
         <w:ind w:firstLine="709"/>
       </w:pPr>
-      <w:bookmarkStart w:id="29" w:name="_Toc243555685"/>
+      <w:bookmarkStart w:id="29" w:name="_Toc243670946"/>
       <w:r>
         <w:lastRenderedPageBreak/>
         <w:t>5 Описание подсистем</w:t>
@@ -16771,7 +19185,7 @@
         <w:pStyle w:val="2"/>
         <w:ind w:firstLine="709"/>
       </w:pPr>
-      <w:bookmarkStart w:id="30" w:name="_Toc243555686"/>
+      <w:bookmarkStart w:id="30" w:name="_Toc243670947"/>
       <w:r>
         <w:t>5.1 Подсистема «Покупка»</w:t>
       </w:r>
@@ -16795,10 +19209,13 @@
         <w:jc w:val="both"/>
       </w:pPr>
       <w:r>
-        <w:t>Пользователь создаёт документ, выбирает поставщика (организация заполняется автоматически), добавляет в табличную часть товары с количест</w:t>
-      </w:r>
-      <w:r>
-        <w:t>вом и закупочной ценой (рисунок 3). Сумма строки и итог документа рассчитываются автоматически. Команда «Печать накладной» формирует приходную накладную.</w:t>
+        <w:t xml:space="preserve">Пользователь создаёт документ, выбирает поставщика (организация заполняется автоматически) и добавляет товары одним из способов: кнопкой </w:t>
+      </w:r>
+      <w:r>
+        <w:t>«Подбор товаров», вводом артикула или названия в поле быстрого ввода, командой «Дозаказать заканчивающиеся» (добавляет товары со свободным остатком меньше 3 шт. до 5 шт.) или вручную (рисунок 3). Цена подставляется из последнего поступления товара. Сумма с</w:t>
+      </w:r>
+      <w:r>
+        <w:t>троки и итог документа рассчитываются автоматически. Команда «Печать накладной» формирует приходную накладную.</w:t>
       </w:r>
     </w:p>
     <w:p>
@@ -16812,8 +19229,8 @@
           <w:noProof/>
         </w:rPr>
         <w:drawing>
-          <wp:inline distT="0" distB="0" distL="0" distR="0" wp14:anchorId="5ACE1CEC" wp14:editId="30388119">
-            <wp:extent cx="5400675" cy="3314700"/>
+          <wp:inline distT="0" distB="0" distL="0" distR="0" wp14:anchorId="19A8E1B6" wp14:editId="7EE7CD38">
+            <wp:extent cx="5400675" cy="3305175"/>
             <wp:effectExtent l="0" t="0" r="0" b="0"/>
             <wp:docPr id="3" name="Рисунок 3"/>
             <wp:cNvGraphicFramePr>
@@ -16838,7 +19255,7 @@
                   <pic:spPr bwMode="auto">
                     <a:xfrm>
                       <a:off x="0" y="0"/>
-                      <a:ext cx="5400675" cy="3314700"/>
+                      <a:ext cx="5400675" cy="3305175"/>
                     </a:xfrm>
                     <a:prstGeom prst="rect">
                       <a:avLst/>
@@ -16866,10 +19283,11 @@
         <w:jc w:val="both"/>
       </w:pPr>
       <w:r>
-        <w:t>При проведении документа «Приход» по каждой строке</w:t>
-      </w:r>
-      <w:r>
-        <w:t xml:space="preserve"> табличной части формируется движение «приход» регистра «ОстаткиТоваров»: количество увеличивается на количество строки, сумма – на сумму закупки. При отмене проведения движения удаляются.</w:t>
+        <w:t xml:space="preserve">При проведении документа «Приход» по каждой строке табличной части формируется движение «приход» регистра «ОстаткиТоваров»: </w:t>
+      </w:r>
+      <w:r>
+        <w:lastRenderedPageBreak/>
+        <w:t>количество увеличивается на количество строки, сумма – на сумму закупки. При отмене проведения движения удаляются.</w:t>
       </w:r>
     </w:p>
     <w:p>
@@ -16877,10 +19295,12 @@
         <w:pStyle w:val="2"/>
         <w:ind w:firstLine="709"/>
       </w:pPr>
-      <w:bookmarkStart w:id="31" w:name="_Toc243555687"/>
-      <w:r>
-        <w:lastRenderedPageBreak/>
-        <w:t>5.2 Подсистема «Продажа»</w:t>
+      <w:bookmarkStart w:id="31" w:name="_Toc243670948"/>
+      <w:r>
+        <w:t>5.2 Подсистема «П</w:t>
+      </w:r>
+      <w:r>
+        <w:t>родажа»</w:t>
       </w:r>
       <w:bookmarkEnd w:id="31"/>
     </w:p>
@@ -16899,10 +19319,13 @@
         <w:jc w:val="both"/>
       </w:pPr>
       <w:r>
-        <w:t>При выборе то</w:t>
-      </w:r>
-      <w:r>
-        <w:t>вара в документе цена подставляется из регистра «Цены» на дату документа, количество по умолчанию равно 1, под табличной частью выводится текущий остаток выбранного товара (рисунок 4). Команда «Заполнить цены по прайсу» обновляет цены всех строк.</w:t>
+        <w:t>При в</w:t>
+      </w:r>
+      <w:r>
+        <w:t>ыборе товара в документе цена подставляется из регистра «Цены» на дату документа, количество по умолчанию равно 1, в карточке справа выводятся фотография, остаток на складе, резерв и свободный остаток выбранного товара (рисунок 4). Если у выбранного покупа</w:t>
+      </w:r>
+      <w:r>
+        <w:t>теля есть активная бронь, над табличной частью появляется ссылка «Оформить продажу по брони», которая заполняет документ товарами из брони. Команда «Заполнить цены по прайсу» обновляет цены всех строк.</w:t>
       </w:r>
     </w:p>
     <w:p>
@@ -16916,8 +19339,8 @@
           <w:noProof/>
         </w:rPr>
         <w:drawing>
-          <wp:inline distT="0" distB="0" distL="0" distR="0" wp14:anchorId="02BD5D20" wp14:editId="35AA3B37">
-            <wp:extent cx="5400675" cy="3314700"/>
+          <wp:inline distT="0" distB="0" distL="0" distR="0" wp14:anchorId="1DB8CFD6" wp14:editId="560A0D32">
+            <wp:extent cx="5400675" cy="3305175"/>
             <wp:effectExtent l="0" t="0" r="0" b="0"/>
             <wp:docPr id="4" name="Рисунок 4"/>
             <wp:cNvGraphicFramePr>
@@ -16942,7 +19365,7 @@
                   <pic:spPr bwMode="auto">
                     <a:xfrm>
                       <a:off x="0" y="0"/>
-                      <a:ext cx="5400675" cy="3314700"/>
+                      <a:ext cx="5400675" cy="3305175"/>
                     </a:xfrm>
                     <a:prstGeom prst="rect">
                       <a:avLst/>
@@ -16961,10 +19384,7 @@
         <w:jc w:val="center"/>
       </w:pPr>
       <w:r>
-        <w:t>Рисунок</w:t>
-      </w:r>
-      <w:r>
-        <w:t xml:space="preserve"> 4 – Форма документа «Продажа товаров»</w:t>
+        <w:t>Рисунок 4 – Форма документа «Продажа товаров»</w:t>
       </w:r>
     </w:p>
     <w:p>
@@ -16974,7 +19394,10 @@
         <w:jc w:val="both"/>
       </w:pPr>
       <w:r>
-        <w:t>Алгоритм проведения документа «Расход»:</w:t>
+        <w:t>Алгори</w:t>
+      </w:r>
+      <w:r>
+        <w:t>тм проведения документа «Расход»:</w:t>
       </w:r>
     </w:p>
     <w:p>
@@ -16987,7 +19410,7 @@
         <w:jc w:val="both"/>
       </w:pPr>
       <w:r>
-        <w:t>Удаляются ранее сформированные движения документа по регистру «ОстаткиТоваров».</w:t>
+        <w:t>Удаляются ранее сформированные движения документа по регистрам «ОстаткиТоваров» и «ТоварыВРезерве».</w:t>
       </w:r>
     </w:p>
     <w:p>
@@ -17000,10 +19423,8 @@
         <w:jc w:val="both"/>
       </w:pPr>
       <w:r>
-        <w:t>Устанавливается исключительная управляемая блокировка регистра «ОстаткиТоваров» по товарам докуме</w:t>
-      </w:r>
-      <w:r>
-        <w:t>нта.</w:t>
+        <w:lastRenderedPageBreak/>
+        <w:t>Если указана бронь, проверяется, что она проведена и оформлена на того же покупателя.</w:t>
       </w:r>
     </w:p>
     <w:p>
@@ -17016,7 +19437,10 @@
         <w:jc w:val="both"/>
       </w:pPr>
       <w:r>
-        <w:t>Строки табличной части группируются по товару; для каждого товара получается остаток (количество и сумма) на момент документа без учёта самого документа.</w:t>
+        <w:t>Устанавливается исключительная управ</w:t>
+      </w:r>
+      <w:r>
+        <w:t>ляемая блокировка регистров «ОстаткиТоваров» и «ТоварыВРезерве» по товарам документа.</w:t>
       </w:r>
     </w:p>
     <w:p>
@@ -17029,11 +19453,10 @@
         <w:jc w:val="both"/>
       </w:pPr>
       <w:r>
-        <w:lastRenderedPageBreak/>
-        <w:t>Если требуемое количество больше остатка, пользователю выводится сообщение «Недостаточно товара …</w:t>
-      </w:r>
-      <w:r>
-        <w:t xml:space="preserve"> на складе: требуется N шт., в наличии M шт.», и проведение отменяется.</w:t>
+        <w:t>Строки табличной части группируются по товару; для каждого товара получаются остаток на складе (количество и сумма), общий резерв и резерв по указанной брони на момент до</w:t>
+      </w:r>
+      <w:r>
+        <w:t>кумента.</w:t>
       </w:r>
     </w:p>
     <w:p>
@@ -17046,7 +19469,7 @@
         <w:jc w:val="both"/>
       </w:pPr>
       <w:r>
-        <w:t>Себестоимость списания рассчитывается по формуле: Себестоимость = СуммаОстатка × Количество / КоличествоОстатка (с округлением до копеек).</w:t>
+        <w:t>Доступное количество = остаток на складе − резерв других покупателей. Если требуемое количество больше доступного, выводится сообщение с количеством на складе, в чужом резерве и доступным к продаже, и проведение отменяется.</w:t>
       </w:r>
     </w:p>
     <w:p>
@@ -17059,10 +19482,10 @@
         <w:jc w:val="both"/>
       </w:pPr>
       <w:r>
-        <w:t>Формируется движение «расход» регистра «Остат</w:t>
-      </w:r>
-      <w:r>
-        <w:t>киТоваров» (количество и себестоимость).</w:t>
+        <w:t xml:space="preserve">Себестоимость списания </w:t>
+      </w:r>
+      <w:r>
+        <w:t>рассчитывается по формуле: Себестоимость = СуммаОстатка × Количество / КоличествоОстатка (с округлением до копеек).</w:t>
       </w:r>
     </w:p>
     <w:p>
@@ -17075,7 +19498,36 @@
         <w:jc w:val="both"/>
       </w:pPr>
       <w:r>
+        <w:t>Формируется движение «расход» регистра «ОстаткиТоваров» (количество и себестоимость).</w:t>
+      </w:r>
+    </w:p>
+    <w:p>
+      <w:pPr>
+        <w:pStyle w:val="a4"/>
+        <w:numPr>
+          <w:ilvl w:val="0"/>
+          <w:numId w:val="4"/>
+        </w:numPr>
+        <w:jc w:val="both"/>
+      </w:pPr>
+      <w:r>
         <w:t>Формируется запись регистра «Продажи» (товар, покупатель, организация, количество, выручка, себестоимость).</w:t>
+      </w:r>
+    </w:p>
+    <w:p>
+      <w:pPr>
+        <w:pStyle w:val="a4"/>
+        <w:numPr>
+          <w:ilvl w:val="0"/>
+          <w:numId w:val="4"/>
+        </w:numPr>
+        <w:jc w:val="both"/>
+      </w:pPr>
+      <w:r>
+        <w:t>Если продажа оформлена по брони, проданное количество (не боль</w:t>
+      </w:r>
+      <w:r>
+        <w:t>ше зарезервированного) списывается с резерва брони движением «расход» регистра «ТоварыВРезерве».</w:t>
       </w:r>
     </w:p>
     <w:p>
@@ -17084,10 +19536,19 @@
         <w:jc w:val="both"/>
       </w:pPr>
       <w:r>
-        <w:t>Команда «Печать накладной» формирует расходную накладную с реквизитами организации и покупателя, перечнем т</w:t>
-      </w:r>
-      <w:r>
-        <w:t>оваров и итогом (рисунок 5).</w:t>
+        <w:t>При отмене проведения продажи по брони её движения удаляются, и товар снова числится в резерве брони.</w:t>
+      </w:r>
+    </w:p>
+    <w:p>
+      <w:pPr>
+        <w:ind w:firstLine="709"/>
+        <w:jc w:val="both"/>
+      </w:pPr>
+      <w:r>
+        <w:t xml:space="preserve">Команда «Печать накладной» формирует расходную накладную </w:t>
+      </w:r>
+      <w:r>
+        <w:t>с реквизитами организации и покупателя, перечнем товаров и итогом (рисунок 5).</w:t>
       </w:r>
     </w:p>
     <w:p>
@@ -17100,9 +19561,10 @@
         <w:rPr>
           <w:noProof/>
         </w:rPr>
+        <w:lastRenderedPageBreak/>
         <w:drawing>
-          <wp:inline distT="0" distB="0" distL="0" distR="0" wp14:anchorId="5EAE755D" wp14:editId="65D94D18">
-            <wp:extent cx="5400675" cy="3314700"/>
+          <wp:inline distT="0" distB="0" distL="0" distR="0" wp14:anchorId="5AA929CE" wp14:editId="26B59A3B">
+            <wp:extent cx="5400675" cy="3305175"/>
             <wp:effectExtent l="0" t="0" r="0" b="0"/>
             <wp:docPr id="5" name="Рисунок 5"/>
             <wp:cNvGraphicFramePr>
@@ -17127,7 +19589,7 @@
                   <pic:spPr bwMode="auto">
                     <a:xfrm>
                       <a:off x="0" y="0"/>
-                      <a:ext cx="5400675" cy="3314700"/>
+                      <a:ext cx="5400675" cy="3305175"/>
                     </a:xfrm>
                     <a:prstGeom prst="rect">
                       <a:avLst/>
@@ -17154,9 +19616,9 @@
         <w:pStyle w:val="2"/>
         <w:ind w:firstLine="709"/>
       </w:pPr>
-      <w:bookmarkStart w:id="32" w:name="_Toc243555688"/>
-      <w:r>
-        <w:t>5.3 Подсистема «Аналитика»</w:t>
+      <w:bookmarkStart w:id="32" w:name="_Toc243670949"/>
+      <w:r>
+        <w:t>5.3 Подсистема «Бронирование»</w:t>
       </w:r>
       <w:bookmarkEnd w:id="32"/>
     </w:p>
@@ -17166,10 +19628,25 @@
         <w:jc w:val="both"/>
       </w:pPr>
       <w:r>
-        <w:t>Подсистема объединяет отчёты и регистры учёта. Отчёт «Остатки товаров» (рисунок 6) показывает текущие остатки по группам товаров с итогами; товары с ос</w:t>
-      </w:r>
-      <w:r>
-        <w:t>татком менее 3 шт. выделяются цветом.</w:t>
+        <w:t xml:space="preserve">Подсистема реализует бронирование товара по заданию на доработку: забронированный товар уходит из </w:t>
+      </w:r>
+      <w:r>
+        <w:t>свободного остатка; если товар продали по брони – он списывается со склада; если бронь отменили – товар возвращается в свободный остаток. В состав подсистемы входят документы «Бронирование» (список «Брони товаров») и «Отмена брони», справочник «Покупатели»</w:t>
+      </w:r>
+      <w:r>
+        <w:t>, отчёты «Брони покупателей» и «Остатки товаров», регистр накопления «ТоварыВРезерве».</w:t>
+      </w:r>
+    </w:p>
+    <w:p>
+      <w:pPr>
+        <w:ind w:firstLine="709"/>
+        <w:jc w:val="both"/>
+      </w:pPr>
+      <w:r>
+        <w:t>В форме брони (рисунок 6) указываются покупатель и срок брони, товары добавляются так же, как в продаже. В шапке выводится состояние брони и количество забронированного,</w:t>
+      </w:r>
+      <w:r>
+        <w:t xml:space="preserve"> выкупленного, отменённого и оставшегося в резерве товара. Команды «Оформить продажу по брони» и «Отменить бронь» открывают новый документ продажи или отмены, заполненный по брони; «Печать бланка брони» формирует бланк для покупателя.</w:t>
       </w:r>
     </w:p>
     <w:p>
@@ -17184,8 +19661,8 @@
         </w:rPr>
         <w:lastRenderedPageBreak/>
         <w:drawing>
-          <wp:inline distT="0" distB="0" distL="0" distR="0" wp14:anchorId="5C6F8987" wp14:editId="3DFBEAE4">
-            <wp:extent cx="5400675" cy="3314700"/>
+          <wp:inline distT="0" distB="0" distL="0" distR="0" wp14:anchorId="1FEA8D79" wp14:editId="04420BBD">
+            <wp:extent cx="5400675" cy="3305175"/>
             <wp:effectExtent l="0" t="0" r="0" b="0"/>
             <wp:docPr id="6" name="Рисунок 6"/>
             <wp:cNvGraphicFramePr>
@@ -17210,7 +19687,7 @@
                   <pic:spPr bwMode="auto">
                     <a:xfrm>
                       <a:off x="0" y="0"/>
-                      <a:ext cx="5400675" cy="3314700"/>
+                      <a:ext cx="5400675" cy="3305175"/>
                     </a:xfrm>
                     <a:prstGeom prst="rect">
                       <a:avLst/>
@@ -17229,16 +19706,122 @@
         <w:jc w:val="center"/>
       </w:pPr>
       <w:r>
-        <w:t>Рисунок 6 – Отчёт «Остатки товаров»</w:t>
-      </w:r>
-    </w:p>
-    <w:p>
-      <w:pPr>
+        <w:t>Рисунок 6 – Форма д</w:t>
+      </w:r>
+      <w:r>
+        <w:t>окумента «Бронь товаров»</w:t>
+      </w:r>
+    </w:p>
+    <w:p>
+      <w:pPr>
+        <w:keepNext/>
         <w:ind w:firstLine="709"/>
         <w:jc w:val="both"/>
       </w:pPr>
       <w:r>
-        <w:t>Отчёт «Анализ продаж» (рисунок 7) формируется за выбранный период и показывает количество, выручку, себестоимость и валовую прибыль по группам и товарам или по покупателям.</w:t>
+        <w:t>Алгоритм проведения документа «Бронирование»:</w:t>
+      </w:r>
+    </w:p>
+    <w:p>
+      <w:pPr>
+        <w:pStyle w:val="a4"/>
+        <w:numPr>
+          <w:ilvl w:val="0"/>
+          <w:numId w:val="5"/>
+        </w:numPr>
+        <w:jc w:val="both"/>
+      </w:pPr>
+      <w:r>
+        <w:t>Если по брони уже есть движения других документов (продажа или отмена), проведение запрещается с сообщением «По этой брони уже оформлены продажа или отмена…».</w:t>
+      </w:r>
+    </w:p>
+    <w:p>
+      <w:pPr>
+        <w:pStyle w:val="a4"/>
+        <w:numPr>
+          <w:ilvl w:val="0"/>
+          <w:numId w:val="5"/>
+        </w:numPr>
+        <w:jc w:val="both"/>
+      </w:pPr>
+      <w:r>
+        <w:t>Удаляются прежние движения</w:t>
+      </w:r>
+      <w:r>
+        <w:t xml:space="preserve"> брони и устанавливается исключительная блокировка регистров «ОстаткиТоваров» и «ТоварыВРезерве» по товарам брони.</w:t>
+      </w:r>
+    </w:p>
+    <w:p>
+      <w:pPr>
+        <w:pStyle w:val="a4"/>
+        <w:numPr>
+          <w:ilvl w:val="0"/>
+          <w:numId w:val="5"/>
+        </w:numPr>
+        <w:jc w:val="both"/>
+      </w:pPr>
+      <w:r>
+        <w:t>Для каждого товара вычисляется свободный остаток = остаток на складе − товары в резерве всех броней на момент документа.</w:t>
+      </w:r>
+    </w:p>
+    <w:p>
+      <w:pPr>
+        <w:pStyle w:val="a4"/>
+        <w:numPr>
+          <w:ilvl w:val="0"/>
+          <w:numId w:val="5"/>
+        </w:numPr>
+        <w:jc w:val="both"/>
+      </w:pPr>
+      <w:r>
+        <w:t>Если требуемое колич</w:t>
+      </w:r>
+      <w:r>
+        <w:t>ество больше свободного остатка, выводится сообщение «Нельзя забронировать … требуется N шт., свободно M шт.», и проведение отменяется.</w:t>
+      </w:r>
+    </w:p>
+    <w:p>
+      <w:pPr>
+        <w:pStyle w:val="a4"/>
+        <w:numPr>
+          <w:ilvl w:val="0"/>
+          <w:numId w:val="5"/>
+        </w:numPr>
+        <w:jc w:val="both"/>
+      </w:pPr>
+      <w:r>
+        <w:t>Формируется движение «приход» регистра «ТоварыВРезерве» (товар, бронь, количество).</w:t>
+      </w:r>
+    </w:p>
+    <w:p>
+      <w:pPr>
+        <w:ind w:firstLine="709"/>
+        <w:jc w:val="both"/>
+      </w:pPr>
+      <w:r>
+        <w:t xml:space="preserve">Отмена проведения брони, по которой </w:t>
+      </w:r>
+      <w:r>
+        <w:t xml:space="preserve">уже есть продажа или отмена, также запрещена. Документ «Отмена брони» при проведении проверяет, что бронь проведена и что снимаемое количество не больше остатка резерва по </w:t>
+      </w:r>
+      <w:r>
+        <w:lastRenderedPageBreak/>
+        <w:t xml:space="preserve">брони, и формирует движение «расход» регистра «ТоварыВРезерве» – товар возвращается </w:t>
+      </w:r>
+      <w:r>
+        <w:t>в свободный остаток.</w:t>
+      </w:r>
+    </w:p>
+    <w:p>
+      <w:pPr>
+        <w:ind w:firstLine="709"/>
+        <w:jc w:val="both"/>
+      </w:pPr>
+      <w:r>
+        <w:t>Состояние брони вычисляется по движениям регистра «ТоварыВРезерве» и показывается в списке броней (рисунок 7): «Черновик» (не проведена), «Активна» (товар в резерве), «Срок истёк» (товар в резерве, срок брони прошёл), «Выкуплена частич</w:t>
+      </w:r>
+      <w:r>
+        <w:t>но», «Выкуплена», «Отменена», «Закрыта (выкуп и отмена)».</w:t>
       </w:r>
     </w:p>
     <w:p>
@@ -17252,8 +19835,8 @@
           <w:noProof/>
         </w:rPr>
         <w:drawing>
-          <wp:inline distT="0" distB="0" distL="0" distR="0" wp14:anchorId="046F076C" wp14:editId="327C5E80">
-            <wp:extent cx="5400675" cy="3314700"/>
+          <wp:inline distT="0" distB="0" distL="0" distR="0" wp14:anchorId="74C90EA6" wp14:editId="6043F0F6">
+            <wp:extent cx="5400675" cy="3305175"/>
             <wp:effectExtent l="0" t="0" r="0" b="0"/>
             <wp:docPr id="7" name="Рисунок 7"/>
             <wp:cNvGraphicFramePr>
@@ -17278,7 +19861,7 @@
                   <pic:spPr bwMode="auto">
                     <a:xfrm>
                       <a:off x="0" y="0"/>
-                      <a:ext cx="5400675" cy="3314700"/>
+                      <a:ext cx="5400675" cy="3305175"/>
                     </a:xfrm>
                     <a:prstGeom prst="rect">
                       <a:avLst/>
@@ -17297,10 +19880,7 @@
         <w:jc w:val="center"/>
       </w:pPr>
       <w:r>
-        <w:t>Рисун</w:t>
-      </w:r>
-      <w:r>
-        <w:t>ок 7 – Отчёт «Анализ продаж»</w:t>
+        <w:t>Рисунок 7 – Список броней с состояниями</w:t>
       </w:r>
     </w:p>
     <w:p>
@@ -17308,10 +19888,9 @@
         <w:pStyle w:val="2"/>
         <w:ind w:firstLine="709"/>
       </w:pPr>
-      <w:bookmarkStart w:id="33" w:name="_Toc243555689"/>
-      <w:r>
-        <w:lastRenderedPageBreak/>
-        <w:t>5.4 Подсистема «Справочники»</w:t>
+      <w:bookmarkStart w:id="33" w:name="_Toc243670950"/>
+      <w:r>
+        <w:t>5.4 Подсистема «Аналитика»</w:t>
       </w:r>
       <w:bookmarkEnd w:id="33"/>
     </w:p>
@@ -17321,10 +19900,7 @@
         <w:jc w:val="both"/>
       </w:pPr>
       <w:r>
-        <w:t>Подсистема предназначена для ведения нормативно-справочной информации: справочников «Номенклатура», «Покупатели», «Поставщики», «Организации» и цен товаров. Список номенклатуры (рисунок 8) отображается деревом групп; при выборе товара справа выводится карт</w:t>
-      </w:r>
-      <w:r>
-        <w:t>очка с фотографией, ценой и остатком.</w:t>
+        <w:t>Подсистема объединяет отчёты и регистры учёта. Отчёт «Остатки товаров» (рисунок 8) показывает текущие остатки по группам товаров: на складе, в резерве и свободно; товары со свободным остатком менее 3 шт. выделяются цветом.</w:t>
       </w:r>
     </w:p>
     <w:p>
@@ -17337,9 +19913,10 @@
         <w:rPr>
           <w:noProof/>
         </w:rPr>
+        <w:lastRenderedPageBreak/>
         <w:drawing>
-          <wp:inline distT="0" distB="0" distL="0" distR="0" wp14:anchorId="68422B0A" wp14:editId="4D7A16F8">
-            <wp:extent cx="5400675" cy="3314700"/>
+          <wp:inline distT="0" distB="0" distL="0" distR="0" wp14:anchorId="297FF48C" wp14:editId="2CD556E8">
+            <wp:extent cx="5400675" cy="3305175"/>
             <wp:effectExtent l="0" t="0" r="0" b="0"/>
             <wp:docPr id="8" name="Рисунок 8"/>
             <wp:cNvGraphicFramePr>
@@ -17364,7 +19941,7 @@
                   <pic:spPr bwMode="auto">
                     <a:xfrm>
                       <a:off x="0" y="0"/>
-                      <a:ext cx="5400675" cy="3314700"/>
+                      <a:ext cx="5400675" cy="3305175"/>
                     </a:xfrm>
                     <a:prstGeom prst="rect">
                       <a:avLst/>
@@ -17383,7 +19960,10 @@
         <w:jc w:val="center"/>
       </w:pPr>
       <w:r>
-        <w:t>Рисунок 8 – Форма списка справочника «Номенклатура»</w:t>
+        <w:t>Рисунок 8 – Отчёт «Остатки това</w:t>
+      </w:r>
+      <w:r>
+        <w:t>ров»</w:t>
       </w:r>
     </w:p>
     <w:p>
@@ -17392,10 +19972,7 @@
         <w:jc w:val="both"/>
       </w:pPr>
       <w:r>
-        <w:t>В форме элемента (рисунок 9) фотография загружается командой «Загрузить фото» и удаляется командой «Удалить фото»; при отсутствии фотографии выводится заглушка «Фот</w:t>
-      </w:r>
-      <w:r>
-        <w:t>о не загружено». В шапке формы отображаются действующая цена и остаток товара.</w:t>
+        <w:t>Отчёт «Анализ продаж» (рисунок 9) формируется за выбранный период и показывает количество, выручку, себестоимость и валовую прибыль по группам и товарам или по покупателям.</w:t>
       </w:r>
     </w:p>
     <w:p>
@@ -17408,10 +19985,9 @@
         <w:rPr>
           <w:noProof/>
         </w:rPr>
-        <w:lastRenderedPageBreak/>
         <w:drawing>
-          <wp:inline distT="0" distB="0" distL="0" distR="0" wp14:anchorId="5FCFF6FE" wp14:editId="48435261">
-            <wp:extent cx="5400675" cy="3314700"/>
+          <wp:inline distT="0" distB="0" distL="0" distR="0" wp14:anchorId="0F73D707" wp14:editId="6A0CEBBA">
+            <wp:extent cx="5400675" cy="3305175"/>
             <wp:effectExtent l="0" t="0" r="0" b="0"/>
             <wp:docPr id="9" name="Рисунок 9"/>
             <wp:cNvGraphicFramePr>
@@ -17436,7 +20012,7 @@
                   <pic:spPr bwMode="auto">
                     <a:xfrm>
                       <a:off x="0" y="0"/>
-                      <a:ext cx="5400675" cy="3314700"/>
+                      <a:ext cx="5400675" cy="3305175"/>
                     </a:xfrm>
                     <a:prstGeom prst="rect">
                       <a:avLst/>
@@ -17455,7 +20031,7 @@
         <w:jc w:val="center"/>
       </w:pPr>
       <w:r>
-        <w:t>Рисунок 9 – Форма элемента справочника «Номенклатура»</w:t>
+        <w:t>Рисунок 9 – Отчёт «Анализ продаж»</w:t>
       </w:r>
     </w:p>
     <w:p>
@@ -17464,7 +20040,10 @@
         <w:jc w:val="both"/>
       </w:pPr>
       <w:r>
-        <w:t>Цены вводятся в регистр сведений «Цены» с указанием даты начала действия (рисунок 10).</w:t>
+        <w:t>Отчёт «Брони покупателей» (рисунок 10) пок</w:t>
+      </w:r>
+      <w:r>
+        <w:t>азывает по каждой брони, сколько товара забронировано, выкуплено, отменено и осталось в резерве.</w:t>
       </w:r>
     </w:p>
     <w:p>
@@ -17477,9 +20056,10 @@
         <w:rPr>
           <w:noProof/>
         </w:rPr>
+        <w:lastRenderedPageBreak/>
         <w:drawing>
-          <wp:inline distT="0" distB="0" distL="0" distR="0" wp14:anchorId="59BC207D" wp14:editId="21373FAB">
-            <wp:extent cx="5400675" cy="3314700"/>
+          <wp:inline distT="0" distB="0" distL="0" distR="0" wp14:anchorId="0CBC23A7" wp14:editId="28B0726B">
+            <wp:extent cx="5400675" cy="3305175"/>
             <wp:effectExtent l="0" t="0" r="0" b="0"/>
             <wp:docPr id="10" name="Рисунок 10"/>
             <wp:cNvGraphicFramePr>
@@ -17504,7 +20084,7 @@
                   <pic:spPr bwMode="auto">
                     <a:xfrm>
                       <a:off x="0" y="0"/>
-                      <a:ext cx="5400675" cy="3314700"/>
+                      <a:ext cx="5400675" cy="3305175"/>
                     </a:xfrm>
                     <a:prstGeom prst="rect">
                       <a:avLst/>
@@ -17523,132 +20103,19 @@
         <w:jc w:val="center"/>
       </w:pPr>
       <w:r>
-        <w:t>Рисунок 10 – Список цен товаров</w:t>
-      </w:r>
-    </w:p>
-    <w:p>
-      <w:pPr>
-        <w:pStyle w:val="1"/>
-        <w:pageBreakBefore/>
-        <w:jc w:val="center"/>
-      </w:pPr>
-      <w:bookmarkStart w:id="34" w:name="_Toc243555690"/>
-      <w:r>
-        <w:lastRenderedPageBreak/>
-        <w:t>СПИСОК ИСПОЛЬЗОВАННЫХ ИСТОЧНИКОВ</w:t>
+        <w:t>Рисунок 10 – Отчёт «Брони покупателей»</w:t>
+      </w:r>
+    </w:p>
+    <w:p>
+      <w:pPr>
+        <w:pStyle w:val="2"/>
+        <w:ind w:firstLine="709"/>
+      </w:pPr>
+      <w:bookmarkStart w:id="34" w:name="_Toc243670951"/>
+      <w:r>
+        <w:t>5.5 Подсистема «Справочники»</w:t>
       </w:r>
       <w:bookmarkEnd w:id="34"/>
-    </w:p>
-    <w:p>
-      <w:pPr>
-        <w:pStyle w:val="a4"/>
-        <w:numPr>
-          <w:ilvl w:val="0"/>
-          <w:numId w:val="5"/>
-        </w:numPr>
-        <w:jc w:val="both"/>
-      </w:pPr>
-      <w:r>
-        <w:t>ГОСТ Р 59795–2021. Информационные технологии. Комплекс стандартов на автоматизированные системы. Автоматизированные системы. Требования к содержанию документов : национальный стандарт Российской Федерации : издание официаль</w:t>
-      </w:r>
-      <w:r>
-        <w:t>ное. – Москва : Российский институт стандартизации, 2021. – Текст : непосредственный.</w:t>
-      </w:r>
-    </w:p>
-    <w:p>
-      <w:pPr>
-        <w:pStyle w:val="a4"/>
-        <w:numPr>
-          <w:ilvl w:val="0"/>
-          <w:numId w:val="5"/>
-        </w:numPr>
-        <w:jc w:val="both"/>
-      </w:pPr>
-      <w:r>
-        <w:t>ГОСТ 34.201–2020. Информационные технологии. Комплекс стандартов на автоматизированные системы. Виды, комплектность и обозначение документов при создании автоматизированн</w:t>
-      </w:r>
-      <w:r>
-        <w:t>ых систем : межгосударственный стандарт : издание официальное. – Москва : Стандартинформ, 2021. – Текст : непосредственный.</w:t>
-      </w:r>
-    </w:p>
-    <w:p>
-      <w:pPr>
-        <w:pStyle w:val="a4"/>
-        <w:numPr>
-          <w:ilvl w:val="0"/>
-          <w:numId w:val="5"/>
-        </w:numPr>
-        <w:jc w:val="both"/>
-      </w:pPr>
-      <w:r>
-        <w:t>ГОСТ 7.32–2017. Система стандартов по информации, библиотечному и издательскому делу. Отчёт о научно-исследовательской работе. Струк</w:t>
-      </w:r>
-      <w:r>
-        <w:t>тура и правила оформления : межгосударственный стандарт : издание официальное. – Москва : Стандартинформ, 2017. – Текст : непосредственный.</w:t>
-      </w:r>
-    </w:p>
-    <w:p>
-      <w:pPr>
-        <w:pStyle w:val="a4"/>
-        <w:numPr>
-          <w:ilvl w:val="0"/>
-          <w:numId w:val="5"/>
-        </w:numPr>
-        <w:jc w:val="both"/>
-      </w:pPr>
-      <w:r>
-        <w:t>ГОСТ Р 7.0.100–2018. Система стандартов по информации, библиотечному и издательскому делу. Библиографическая запись.</w:t>
-      </w:r>
-      <w:r>
-        <w:t xml:space="preserve"> Библиографическое описание. Общие требования и правила составления : национальный стандарт Российской Федерации : издание официальное. – Москва : Стандартинформ, 2018. – Текст : непосредственный.</w:t>
-      </w:r>
-    </w:p>
-    <w:p>
-      <w:pPr>
-        <w:pStyle w:val="a4"/>
-        <w:numPr>
-          <w:ilvl w:val="0"/>
-          <w:numId w:val="5"/>
-        </w:numPr>
-        <w:jc w:val="both"/>
-      </w:pPr>
-      <w:r>
-        <w:t>1С:Предприятие 8.3. Документация : [сайт] / фирма «1С». – URL: https://its.1c.ru (дата обращения: 21.10.2026). – Текст : электронный.</w:t>
-      </w:r>
-    </w:p>
-    <w:p>
-      <w:pPr>
-        <w:pStyle w:val="1"/>
-        <w:pageBreakBefore/>
-        <w:jc w:val="center"/>
-      </w:pPr>
-      <w:bookmarkStart w:id="35" w:name="_Toc243555691"/>
-      <w:r>
-        <w:lastRenderedPageBreak/>
-        <w:t>ПРИЛОЖЕНИЕ А</w:t>
-      </w:r>
-      <w:bookmarkEnd w:id="35"/>
-    </w:p>
-    <w:p>
-      <w:pPr>
-        <w:jc w:val="center"/>
-      </w:pPr>
-      <w:r>
-        <w:t>(справочное)</w:t>
-      </w:r>
-    </w:p>
-    <w:p>
-      <w:pPr>
-        <w:keepNext/>
-        <w:jc w:val="center"/>
-      </w:pPr>
-      <w:r>
-        <w:rPr>
-          <w:b/>
-          <w:bCs/>
-        </w:rPr>
-        <w:t>Схема движения данных</w:t>
-      </w:r>
     </w:p>
     <w:p>
       <w:pPr>
@@ -17656,10 +20123,10 @@
         <w:jc w:val="both"/>
       </w:pPr>
       <w:r>
-        <w:t xml:space="preserve">На схеме показаны связи объектов конфигурации: справочники используются в </w:t>
-      </w:r>
-      <w:r>
-        <w:t>реквизитах документов, документы при проведении формируют движения регистров накопления, отчёты получают данные из регистров. Цена продажи берётся из регистра сведений «Цены».</w:t>
+        <w:t>Подсистема предназначена для ведения нормативно-справочной информации: справочников «Номе</w:t>
+      </w:r>
+      <w:r>
+        <w:t>нклатура», «Покупатели», «Поставщики», «Организации» и цен товаров. Список номенклатуры (рисунок 11) отображается деревом групп; при выборе товара справа выводится карточка с фотографией, ценой, остатком на складе, резервом и свободным остатком.</w:t>
       </w:r>
     </w:p>
     <w:p>
@@ -17672,9 +20139,10 @@
         <w:rPr>
           <w:noProof/>
         </w:rPr>
+        <w:lastRenderedPageBreak/>
         <w:drawing>
-          <wp:inline distT="0" distB="0" distL="0" distR="0" wp14:anchorId="5F9237F2" wp14:editId="07791AEE">
-            <wp:extent cx="5943600" cy="3829050"/>
+          <wp:inline distT="0" distB="0" distL="0" distR="0" wp14:anchorId="142247EB" wp14:editId="022DBC12">
+            <wp:extent cx="5400675" cy="3305175"/>
             <wp:effectExtent l="0" t="0" r="0" b="0"/>
             <wp:docPr id="11" name="Рисунок 11"/>
             <wp:cNvGraphicFramePr>
@@ -17699,7 +20167,7 @@
                   <pic:spPr bwMode="auto">
                     <a:xfrm>
                       <a:off x="0" y="0"/>
-                      <a:ext cx="5943600" cy="3829050"/>
+                      <a:ext cx="5400675" cy="3305175"/>
                     </a:xfrm>
                     <a:prstGeom prst="rect">
                       <a:avLst/>
@@ -17718,41 +20186,7 @@
         <w:jc w:val="center"/>
       </w:pPr>
       <w:r>
-        <w:t>Рисунок А.1 – Схема движения данных ИС «ВольтМаркет»</w:t>
-      </w:r>
-    </w:p>
-    <w:p>
-      <w:pPr>
-        <w:pStyle w:val="1"/>
-        <w:pageBreakBefore/>
-        <w:jc w:val="center"/>
-      </w:pPr>
-      <w:bookmarkStart w:id="36" w:name="_Toc243555692"/>
-      <w:r>
-        <w:lastRenderedPageBreak/>
-        <w:t>ПРИЛОЖЕНИЕ Б</w:t>
-      </w:r>
-      <w:bookmarkEnd w:id="36"/>
-    </w:p>
-    <w:p>
-      <w:pPr>
-        <w:jc w:val="center"/>
-      </w:pPr>
-      <w:r>
-        <w:t>(справочное)</w:t>
-      </w:r>
-    </w:p>
-    <w:p>
-      <w:pPr>
-        <w:keepNext/>
-        <w:jc w:val="center"/>
-      </w:pPr>
-      <w:r>
-        <w:rPr>
-          <w:b/>
-          <w:bCs/>
-        </w:rPr>
-        <w:t>Экранные формы</w:t>
+        <w:t>Рисунок 11 – Форма списка справочника «Номенклатура»</w:t>
       </w:r>
     </w:p>
     <w:p>
@@ -17761,7 +20195,10 @@
         <w:jc w:val="both"/>
       </w:pPr>
       <w:r>
-        <w:t>На рисунках Б.1 и Б.2 показана начальная страница под учётными записями закупщика и продавца: пользователю доступны только разделы и команды, разрешённые его ролью.</w:t>
+        <w:t>В форме элемента (рисунок 12) фотография загружается командой «Загрузить фото» и удаляется командой «Удалить фото»; при отсутствии фотографии выводится заглушка «Фото не загружено». В шапке формы отображ</w:t>
+      </w:r>
+      <w:r>
+        <w:t>аются действующая цена и остаток товара.</w:t>
       </w:r>
     </w:p>
     <w:p>
@@ -17775,8 +20212,8 @@
           <w:noProof/>
         </w:rPr>
         <w:drawing>
-          <wp:inline distT="0" distB="0" distL="0" distR="0" wp14:anchorId="4C0AD209" wp14:editId="5628783D">
-            <wp:extent cx="4857750" cy="2981325"/>
+          <wp:inline distT="0" distB="0" distL="0" distR="0" wp14:anchorId="2F94ACC5" wp14:editId="75B4DE2D">
+            <wp:extent cx="5400675" cy="3305175"/>
             <wp:effectExtent l="0" t="0" r="0" b="0"/>
             <wp:docPr id="12" name="Рисунок 12"/>
             <wp:cNvGraphicFramePr>
@@ -17801,7 +20238,7 @@
                   <pic:spPr bwMode="auto">
                     <a:xfrm>
                       <a:off x="0" y="0"/>
-                      <a:ext cx="4857750" cy="2981325"/>
+                      <a:ext cx="5400675" cy="3305175"/>
                     </a:xfrm>
                     <a:prstGeom prst="rect">
                       <a:avLst/>
@@ -17820,7 +20257,16 @@
         <w:jc w:val="center"/>
       </w:pPr>
       <w:r>
-        <w:t>Рисунок Б.1 – Начальная страница пользователя с ролью «Покупка»</w:t>
+        <w:t>Рисунок 12 – Форма элемента справочника «Номенклатура»</w:t>
+      </w:r>
+    </w:p>
+    <w:p>
+      <w:pPr>
+        <w:ind w:firstLine="709"/>
+        <w:jc w:val="both"/>
+      </w:pPr>
+      <w:r>
+        <w:t>Цены вводятся в регистр сведений «Цены» с указанием даты начала действия (рисунок 13).</w:t>
       </w:r>
     </w:p>
     <w:p>
@@ -17833,9 +20279,10 @@
         <w:rPr>
           <w:noProof/>
         </w:rPr>
+        <w:lastRenderedPageBreak/>
         <w:drawing>
-          <wp:inline distT="0" distB="0" distL="0" distR="0" wp14:anchorId="6999953F" wp14:editId="43FF90F7">
-            <wp:extent cx="4857750" cy="2981325"/>
+          <wp:inline distT="0" distB="0" distL="0" distR="0" wp14:anchorId="36BC68AC" wp14:editId="75085FEE">
+            <wp:extent cx="5400675" cy="3305175"/>
             <wp:effectExtent l="0" t="0" r="0" b="0"/>
             <wp:docPr id="13" name="Рисунок 13"/>
             <wp:cNvGraphicFramePr>
@@ -17860,7 +20307,7 @@
                   <pic:spPr bwMode="auto">
                     <a:xfrm>
                       <a:off x="0" y="0"/>
-                      <a:ext cx="4857750" cy="2981325"/>
+                      <a:ext cx="5400675" cy="3305175"/>
                     </a:xfrm>
                     <a:prstGeom prst="rect">
                       <a:avLst/>
@@ -17879,10 +20326,134 @@
         <w:jc w:val="center"/>
       </w:pPr>
       <w:r>
-        <w:t>Рисунок Б.2 – Начальная</w:t>
-      </w:r>
-      <w:r>
-        <w:t xml:space="preserve"> страница пользователя с ролью «Продажа»</w:t>
+        <w:t>Рисунок 13 – Список цен товаров</w:t>
+      </w:r>
+    </w:p>
+    <w:p>
+      <w:pPr>
+        <w:pStyle w:val="1"/>
+        <w:pageBreakBefore/>
+        <w:jc w:val="center"/>
+      </w:pPr>
+      <w:bookmarkStart w:id="35" w:name="_Toc243670952"/>
+      <w:r>
+        <w:lastRenderedPageBreak/>
+        <w:t>СПИСОК ИСПОЛЬЗОВАННЫХ ИСТОЧНИКОВ</w:t>
+      </w:r>
+      <w:bookmarkEnd w:id="35"/>
+    </w:p>
+    <w:p>
+      <w:pPr>
+        <w:pStyle w:val="a4"/>
+        <w:numPr>
+          <w:ilvl w:val="0"/>
+          <w:numId w:val="6"/>
+        </w:numPr>
+        <w:jc w:val="both"/>
+      </w:pPr>
+      <w:r>
+        <w:t>ГОСТ</w:t>
+      </w:r>
+      <w:r>
+        <w:t xml:space="preserve"> Р 59795–2021. Информационные технологии. Комплекс стандартов на автоматизированные системы. Автоматизированные системы. Требования к содержанию документов : национальный стандарт Российской Федерации : издание официальное. – Москва : Российский институт с</w:t>
+      </w:r>
+      <w:r>
+        <w:t>тандартизации, 2021. – Текст : непосредственный.</w:t>
+      </w:r>
+    </w:p>
+    <w:p>
+      <w:pPr>
+        <w:pStyle w:val="a4"/>
+        <w:numPr>
+          <w:ilvl w:val="0"/>
+          <w:numId w:val="6"/>
+        </w:numPr>
+        <w:jc w:val="both"/>
+      </w:pPr>
+      <w:r>
+        <w:t>ГОСТ 34.201–2020. Информационные технологии. Комплекс стандартов на автоматизированные системы. Виды, комплектность и обозначение документов при создании автоматизированных систем : межгосударственный станда</w:t>
+      </w:r>
+      <w:r>
+        <w:t>рт : издание официальное. – Москва : Стандартинформ, 2021. – Текст : непосредственный.</w:t>
+      </w:r>
+    </w:p>
+    <w:p>
+      <w:pPr>
+        <w:pStyle w:val="a4"/>
+        <w:numPr>
+          <w:ilvl w:val="0"/>
+          <w:numId w:val="6"/>
+        </w:numPr>
+        <w:jc w:val="both"/>
+      </w:pPr>
+      <w:r>
+        <w:t>ГОСТ 7.32–2017. Система стандартов по информации, библиотечному и издательскому делу. Отчёт о научно-исследовательской работе. Структура и правила оформления : межгосуда</w:t>
+      </w:r>
+      <w:r>
+        <w:t>рственный стандарт : издание официальное. – Москва : Стандартинформ, 2017. – Текст : непосредственный.</w:t>
+      </w:r>
+    </w:p>
+    <w:p>
+      <w:pPr>
+        <w:pStyle w:val="a4"/>
+        <w:numPr>
+          <w:ilvl w:val="0"/>
+          <w:numId w:val="6"/>
+        </w:numPr>
+        <w:jc w:val="both"/>
+      </w:pPr>
+      <w:r>
+        <w:t>ГОСТ Р 7.0.100–2018. Система стандартов по информации, библиотечному и издательскому делу. Библиографическая запись. Библиографическое описание. Общие требования и правила составления : национальный стандарт Российской Федерации : издание официальное. – Мо</w:t>
+      </w:r>
+      <w:r>
+        <w:t>сква : Стандартинформ, 2018. – Текст : непосредственный.</w:t>
+      </w:r>
+    </w:p>
+    <w:p>
+      <w:pPr>
+        <w:pStyle w:val="a4"/>
+        <w:numPr>
+          <w:ilvl w:val="0"/>
+          <w:numId w:val="6"/>
+        </w:numPr>
+        <w:jc w:val="both"/>
+      </w:pPr>
+      <w:r>
+        <w:t>1С:Предприятие 8.3. Документация : [сайт] / фирма «1С». – URL: https://its.1c.ru (дата обращения: 21.10.2026). – Текст : электронный.</w:t>
+      </w:r>
+    </w:p>
+    <w:p>
+      <w:pPr>
+        <w:pStyle w:val="1"/>
+        <w:pageBreakBefore/>
+        <w:jc w:val="center"/>
+      </w:pPr>
+      <w:bookmarkStart w:id="36" w:name="_Toc243670953"/>
+      <w:r>
+        <w:lastRenderedPageBreak/>
+        <w:t>ПРИЛОЖЕНИЕ А</w:t>
+      </w:r>
+      <w:bookmarkEnd w:id="36"/>
+    </w:p>
+    <w:p>
+      <w:pPr>
+        <w:jc w:val="center"/>
+      </w:pPr>
+      <w:r>
+        <w:t>(справочное)</w:t>
+      </w:r>
+    </w:p>
+    <w:p>
+      <w:pPr>
+        <w:keepNext/>
+        <w:jc w:val="center"/>
+      </w:pPr>
+      <w:r>
+        <w:rPr>
+          <w:b/>
+          <w:bCs/>
+        </w:rPr>
+        <w:t>Схема движения данных</w:t>
       </w:r>
     </w:p>
     <w:p>
@@ -17891,8 +20462,10 @@
         <w:jc w:val="both"/>
       </w:pPr>
       <w:r>
-        <w:lastRenderedPageBreak/>
-        <w:t>На рисунках Б.3 и Б.4 приведены записи регистров накопления, сформированные документами.</w:t>
+        <w:t>На схеме показаны</w:t>
+      </w:r>
+      <w:r>
+        <w:t xml:space="preserve"> связи объектов конфигурации: справочники используются в реквизитах документов, документы при проведении формируют движения регистров накопления, отчёты получают данные из регистров. Цена продажи берётся из регистра сведений «Цены».</w:t>
       </w:r>
     </w:p>
     <w:p>
@@ -17906,8 +20479,8 @@
           <w:noProof/>
         </w:rPr>
         <w:drawing>
-          <wp:inline distT="0" distB="0" distL="0" distR="0" wp14:anchorId="3E692FF8" wp14:editId="64620792">
-            <wp:extent cx="4857750" cy="2657475"/>
+          <wp:inline distT="0" distB="0" distL="0" distR="0" wp14:anchorId="5D55184F" wp14:editId="24926970">
+            <wp:extent cx="5943600" cy="3381375"/>
             <wp:effectExtent l="0" t="0" r="0" b="0"/>
             <wp:docPr id="14" name="Рисунок 14"/>
             <wp:cNvGraphicFramePr>
@@ -17932,7 +20505,7 @@
                   <pic:spPr bwMode="auto">
                     <a:xfrm>
                       <a:off x="0" y="0"/>
-                      <a:ext cx="4857750" cy="2657475"/>
+                      <a:ext cx="5943600" cy="3381375"/>
                     </a:xfrm>
                     <a:prstGeom prst="rect">
                       <a:avLst/>
@@ -17951,7 +20524,53 @@
         <w:jc w:val="center"/>
       </w:pPr>
       <w:r>
-        <w:t>Рисунок Б.3 – Записи регистра накопления «ОстаткиТоваров»</w:t>
+        <w:t>Рисунок А.1 – Схема д</w:t>
+      </w:r>
+      <w:r>
+        <w:t>вижения данных ИС «ВольтМаркет»</w:t>
+      </w:r>
+    </w:p>
+    <w:p>
+      <w:pPr>
+        <w:pStyle w:val="1"/>
+        <w:pageBreakBefore/>
+        <w:jc w:val="center"/>
+      </w:pPr>
+      <w:bookmarkStart w:id="37" w:name="_Toc243670954"/>
+      <w:r>
+        <w:lastRenderedPageBreak/>
+        <w:t>ПРИЛОЖЕНИЕ Б</w:t>
+      </w:r>
+      <w:bookmarkEnd w:id="37"/>
+    </w:p>
+    <w:p>
+      <w:pPr>
+        <w:jc w:val="center"/>
+      </w:pPr>
+      <w:r>
+        <w:t>(справочное)</w:t>
+      </w:r>
+    </w:p>
+    <w:p>
+      <w:pPr>
+        <w:keepNext/>
+        <w:jc w:val="center"/>
+      </w:pPr>
+      <w:r>
+        <w:rPr>
+          <w:b/>
+          <w:bCs/>
+        </w:rPr>
+        <w:t>Экранные формы</w:t>
+      </w:r>
+    </w:p>
+    <w:p>
+      <w:pPr>
+        <w:ind w:firstLine="709"/>
+        <w:jc w:val="both"/>
+      </w:pPr>
+      <w:r>
+        <w:t>На рисунках Б.1 и Б.2 показана начальная страница под учётными записями закупщика и продавца: пользователю доступны только разделы и команды, разрешённые его ролью.</w:t>
       </w:r>
     </w:p>
     <w:p>
@@ -17965,8 +20584,8 @@
           <w:noProof/>
         </w:rPr>
         <w:drawing>
-          <wp:inline distT="0" distB="0" distL="0" distR="0" wp14:anchorId="1FC95B03" wp14:editId="0AB535F2">
-            <wp:extent cx="4857750" cy="2981325"/>
+          <wp:inline distT="0" distB="0" distL="0" distR="0" wp14:anchorId="1FE3C641" wp14:editId="003979EB">
+            <wp:extent cx="4857750" cy="2971800"/>
             <wp:effectExtent l="0" t="0" r="0" b="0"/>
             <wp:docPr id="15" name="Рисунок 15"/>
             <wp:cNvGraphicFramePr>
@@ -17991,7 +20610,7 @@
                   <pic:spPr bwMode="auto">
                     <a:xfrm>
                       <a:off x="0" y="0"/>
-                      <a:ext cx="4857750" cy="2981325"/>
+                      <a:ext cx="4857750" cy="2971800"/>
                     </a:xfrm>
                     <a:prstGeom prst="rect">
                       <a:avLst/>
@@ -18010,7 +20629,10 @@
         <w:jc w:val="center"/>
       </w:pPr>
       <w:r>
-        <w:t>Рисунок Б.4 – Записи регистра накопления «Продажи»</w:t>
+        <w:t>Рисунок Б.1 – На</w:t>
+      </w:r>
+      <w:r>
+        <w:t>чальная страница пользователя с ролью «Покупка»</w:t>
       </w:r>
     </w:p>
     <w:p>
@@ -18023,10 +20645,9 @@
         <w:rPr>
           <w:noProof/>
         </w:rPr>
-        <w:lastRenderedPageBreak/>
         <w:drawing>
-          <wp:inline distT="0" distB="0" distL="0" distR="0" wp14:anchorId="64E32CB3" wp14:editId="7A36BA2C">
-            <wp:extent cx="4857750" cy="2981325"/>
+          <wp:inline distT="0" distB="0" distL="0" distR="0" wp14:anchorId="3806D8BB" wp14:editId="79B545CA">
+            <wp:extent cx="4857750" cy="2971800"/>
             <wp:effectExtent l="0" t="0" r="0" b="0"/>
             <wp:docPr id="16" name="Рисунок 16"/>
             <wp:cNvGraphicFramePr>
@@ -18051,7 +20672,7 @@
                   <pic:spPr bwMode="auto">
                     <a:xfrm>
                       <a:off x="0" y="0"/>
-                      <a:ext cx="4857750" cy="2981325"/>
+                      <a:ext cx="4857750" cy="2971800"/>
                     </a:xfrm>
                     <a:prstGeom prst="rect">
                       <a:avLst/>
@@ -18070,10 +20691,17 @@
         <w:jc w:val="center"/>
       </w:pPr>
       <w:r>
-        <w:t>Рисунок Б.5</w:t>
-      </w:r>
-      <w:r>
-        <w:t xml:space="preserve"> – Список справочника «Покупатели»</w:t>
+        <w:t>Рисунок Б.2 – Начальная страница пользователя с ролью «Продажа»</w:t>
+      </w:r>
+    </w:p>
+    <w:p>
+      <w:pPr>
+        <w:ind w:firstLine="709"/>
+        <w:jc w:val="both"/>
+      </w:pPr>
+      <w:r>
+        <w:lastRenderedPageBreak/>
+        <w:t>На рисунках Б.3 и Б.4 приведены записи регистров накопления, сформированные документами.</w:t>
       </w:r>
     </w:p>
     <w:p>
@@ -18087,8 +20715,8 @@
           <w:noProof/>
         </w:rPr>
         <w:drawing>
-          <wp:inline distT="0" distB="0" distL="0" distR="0" wp14:anchorId="20912073" wp14:editId="7A9695FE">
-            <wp:extent cx="4857750" cy="2981325"/>
+          <wp:inline distT="0" distB="0" distL="0" distR="0" wp14:anchorId="3A434607" wp14:editId="41E246E5">
+            <wp:extent cx="4857750" cy="2971800"/>
             <wp:effectExtent l="0" t="0" r="0" b="0"/>
             <wp:docPr id="17" name="Рисунок 17"/>
             <wp:cNvGraphicFramePr>
@@ -18113,7 +20741,7 @@
                   <pic:spPr bwMode="auto">
                     <a:xfrm>
                       <a:off x="0" y="0"/>
-                      <a:ext cx="4857750" cy="2981325"/>
+                      <a:ext cx="4857750" cy="2971800"/>
                     </a:xfrm>
                     <a:prstGeom prst="rect">
                       <a:avLst/>
@@ -18132,7 +20760,367 @@
         <w:jc w:val="center"/>
       </w:pPr>
       <w:r>
-        <w:t>Рисунок Б.6 – Начальная страница на китайском языке интерфейса</w:t>
+        <w:t>Рисунок Б.3 – Записи регистра накопления «ОстаткиТо</w:t>
+      </w:r>
+      <w:r>
+        <w:t>варов»</w:t>
+      </w:r>
+    </w:p>
+    <w:p>
+      <w:pPr>
+        <w:keepNext/>
+        <w:spacing w:before="120" w:line="240" w:lineRule="auto"/>
+        <w:jc w:val="center"/>
+      </w:pPr>
+      <w:r>
+        <w:rPr>
+          <w:noProof/>
+        </w:rPr>
+        <w:drawing>
+          <wp:inline distT="0" distB="0" distL="0" distR="0" wp14:anchorId="20C69C8E" wp14:editId="7E70B37F">
+            <wp:extent cx="4857750" cy="2971800"/>
+            <wp:effectExtent l="0" t="0" r="0" b="0"/>
+            <wp:docPr id="18" name="Рисунок 18"/>
+            <wp:cNvGraphicFramePr>
+              <a:graphicFrameLocks xmlns:a="http://schemas.openxmlformats.org/drawingml/2006/main" noChangeAspect="1"/>
+            </wp:cNvGraphicFramePr>
+            <a:graphic xmlns:a="http://schemas.openxmlformats.org/drawingml/2006/main">
+              <a:graphicData uri="http://schemas.openxmlformats.org/drawingml/2006/picture">
+                <pic:pic xmlns:pic="http://schemas.openxmlformats.org/drawingml/2006/picture">
+                  <pic:nvPicPr>
+                    <pic:cNvPr id="0" name=""/>
+                    <pic:cNvPicPr>
+                      <a:picLocks noChangeAspect="1" noChangeArrowheads="1"/>
+                    </pic:cNvPicPr>
+                  </pic:nvPicPr>
+                  <pic:blipFill>
+                    <a:blip r:embed="rId24"/>
+                    <a:srcRect/>
+                    <a:stretch>
+                      <a:fillRect/>
+                    </a:stretch>
+                  </pic:blipFill>
+                  <pic:spPr bwMode="auto">
+                    <a:xfrm>
+                      <a:off x="0" y="0"/>
+                      <a:ext cx="4857750" cy="2971800"/>
+                    </a:xfrm>
+                    <a:prstGeom prst="rect">
+                      <a:avLst/>
+                    </a:prstGeom>
+                  </pic:spPr>
+                </pic:pic>
+              </a:graphicData>
+            </a:graphic>
+          </wp:inline>
+        </w:drawing>
+      </w:r>
+    </w:p>
+    <w:p>
+      <w:pPr>
+        <w:spacing w:after="120"/>
+        <w:jc w:val="center"/>
+      </w:pPr>
+      <w:r>
+        <w:t>Рисунок Б.4 – Записи регистра накопления «Продажи»</w:t>
+      </w:r>
+    </w:p>
+    <w:p>
+      <w:pPr>
+        <w:keepNext/>
+        <w:spacing w:before="120" w:line="240" w:lineRule="auto"/>
+        <w:jc w:val="center"/>
+      </w:pPr>
+      <w:r>
+        <w:rPr>
+          <w:noProof/>
+        </w:rPr>
+        <w:lastRenderedPageBreak/>
+        <w:drawing>
+          <wp:inline distT="0" distB="0" distL="0" distR="0" wp14:anchorId="44A30D04" wp14:editId="3E373249">
+            <wp:extent cx="4857750" cy="2971800"/>
+            <wp:effectExtent l="0" t="0" r="0" b="0"/>
+            <wp:docPr id="19" name="Рисунок 19"/>
+            <wp:cNvGraphicFramePr>
+              <a:graphicFrameLocks xmlns:a="http://schemas.openxmlformats.org/drawingml/2006/main" noChangeAspect="1"/>
+            </wp:cNvGraphicFramePr>
+            <a:graphic xmlns:a="http://schemas.openxmlformats.org/drawingml/2006/main">
+              <a:graphicData uri="http://schemas.openxmlformats.org/drawingml/2006/picture">
+                <pic:pic xmlns:pic="http://schemas.openxmlformats.org/drawingml/2006/picture">
+                  <pic:nvPicPr>
+                    <pic:cNvPr id="0" name=""/>
+                    <pic:cNvPicPr>
+                      <a:picLocks noChangeAspect="1" noChangeArrowheads="1"/>
+                    </pic:cNvPicPr>
+                  </pic:nvPicPr>
+                  <pic:blipFill>
+                    <a:blip r:embed="rId25"/>
+                    <a:srcRect/>
+                    <a:stretch>
+                      <a:fillRect/>
+                    </a:stretch>
+                  </pic:blipFill>
+                  <pic:spPr bwMode="auto">
+                    <a:xfrm>
+                      <a:off x="0" y="0"/>
+                      <a:ext cx="4857750" cy="2971800"/>
+                    </a:xfrm>
+                    <a:prstGeom prst="rect">
+                      <a:avLst/>
+                    </a:prstGeom>
+                  </pic:spPr>
+                </pic:pic>
+              </a:graphicData>
+            </a:graphic>
+          </wp:inline>
+        </w:drawing>
+      </w:r>
+    </w:p>
+    <w:p>
+      <w:pPr>
+        <w:spacing w:after="120"/>
+        <w:jc w:val="center"/>
+      </w:pPr>
+      <w:r>
+        <w:t>Рисунок Б.5 – Записи регистра накопления «ТоварыВРезерве»</w:t>
+      </w:r>
+    </w:p>
+    <w:p>
+      <w:pPr>
+        <w:keepNext/>
+        <w:spacing w:before="120" w:line="240" w:lineRule="auto"/>
+        <w:jc w:val="center"/>
+      </w:pPr>
+      <w:r>
+        <w:rPr>
+          <w:noProof/>
+        </w:rPr>
+        <w:drawing>
+          <wp:inline distT="0" distB="0" distL="0" distR="0" wp14:anchorId="66910092" wp14:editId="63CFCA03">
+            <wp:extent cx="4857750" cy="2971800"/>
+            <wp:effectExtent l="0" t="0" r="0" b="0"/>
+            <wp:docPr id="20" name="Рисунок 20"/>
+            <wp:cNvGraphicFramePr>
+              <a:graphicFrameLocks xmlns:a="http://schemas.openxmlformats.org/drawingml/2006/main" noChangeAspect="1"/>
+            </wp:cNvGraphicFramePr>
+            <a:graphic xmlns:a="http://schemas.openxmlformats.org/drawingml/2006/main">
+              <a:graphicData uri="http://schemas.openxmlformats.org/drawingml/2006/picture">
+                <pic:pic xmlns:pic="http://schemas.openxmlformats.org/drawingml/2006/picture">
+                  <pic:nvPicPr>
+                    <pic:cNvPr id="0" name=""/>
+                    <pic:cNvPicPr>
+                      <a:picLocks noChangeAspect="1" noChangeArrowheads="1"/>
+                    </pic:cNvPicPr>
+                  </pic:nvPicPr>
+                  <pic:blipFill>
+                    <a:blip r:embed="rId26"/>
+                    <a:srcRect/>
+                    <a:stretch>
+                      <a:fillRect/>
+                    </a:stretch>
+                  </pic:blipFill>
+                  <pic:spPr bwMode="auto">
+                    <a:xfrm>
+                      <a:off x="0" y="0"/>
+                      <a:ext cx="4857750" cy="2971800"/>
+                    </a:xfrm>
+                    <a:prstGeom prst="rect">
+                      <a:avLst/>
+                    </a:prstGeom>
+                  </pic:spPr>
+                </pic:pic>
+              </a:graphicData>
+            </a:graphic>
+          </wp:inline>
+        </w:drawing>
+      </w:r>
+    </w:p>
+    <w:p>
+      <w:pPr>
+        <w:spacing w:after="120"/>
+        <w:jc w:val="center"/>
+      </w:pPr>
+      <w:r>
+        <w:t>Рисунок Б.6 – Форма «Подбор товаров»</w:t>
+      </w:r>
+    </w:p>
+    <w:p>
+      <w:pPr>
+        <w:keepNext/>
+        <w:spacing w:before="120" w:line="240" w:lineRule="auto"/>
+        <w:jc w:val="center"/>
+      </w:pPr>
+      <w:r>
+        <w:rPr>
+          <w:noProof/>
+        </w:rPr>
+        <w:lastRenderedPageBreak/>
+        <w:drawing>
+          <wp:inline distT="0" distB="0" distL="0" distR="0" wp14:anchorId="3585C14A" wp14:editId="6754F272">
+            <wp:extent cx="4857750" cy="2971800"/>
+            <wp:effectExtent l="0" t="0" r="0" b="0"/>
+            <wp:docPr id="21" name="Рисунок 21"/>
+            <wp:cNvGraphicFramePr>
+              <a:graphicFrameLocks xmlns:a="http://schemas.openxmlformats.org/drawingml/2006/main" noChangeAspect="1"/>
+            </wp:cNvGraphicFramePr>
+            <a:graphic xmlns:a="http://schemas.openxmlformats.org/drawingml/2006/main">
+              <a:graphicData uri="http://schemas.openxmlformats.org/drawingml/2006/picture">
+                <pic:pic xmlns:pic="http://schemas.openxmlformats.org/drawingml/2006/picture">
+                  <pic:nvPicPr>
+                    <pic:cNvPr id="0" name=""/>
+                    <pic:cNvPicPr>
+                      <a:picLocks noChangeAspect="1" noChangeArrowheads="1"/>
+                    </pic:cNvPicPr>
+                  </pic:nvPicPr>
+                  <pic:blipFill>
+                    <a:blip r:embed="rId27"/>
+                    <a:srcRect/>
+                    <a:stretch>
+                      <a:fillRect/>
+                    </a:stretch>
+                  </pic:blipFill>
+                  <pic:spPr bwMode="auto">
+                    <a:xfrm>
+                      <a:off x="0" y="0"/>
+                      <a:ext cx="4857750" cy="2971800"/>
+                    </a:xfrm>
+                    <a:prstGeom prst="rect">
+                      <a:avLst/>
+                    </a:prstGeom>
+                  </pic:spPr>
+                </pic:pic>
+              </a:graphicData>
+            </a:graphic>
+          </wp:inline>
+        </w:drawing>
+      </w:r>
+    </w:p>
+    <w:p>
+      <w:pPr>
+        <w:spacing w:after="120"/>
+        <w:jc w:val="center"/>
+      </w:pPr>
+      <w:r>
+        <w:t>Рисунок Б.7 – Печатная форма бланка брони</w:t>
+      </w:r>
+    </w:p>
+    <w:p>
+      <w:pPr>
+        <w:keepNext/>
+        <w:spacing w:before="120" w:line="240" w:lineRule="auto"/>
+        <w:jc w:val="center"/>
+      </w:pPr>
+      <w:r>
+        <w:rPr>
+          <w:noProof/>
+        </w:rPr>
+        <w:drawing>
+          <wp:inline distT="0" distB="0" distL="0" distR="0" wp14:anchorId="40E5F2F4" wp14:editId="50A657ED">
+            <wp:extent cx="4857750" cy="2971800"/>
+            <wp:effectExtent l="0" t="0" r="0" b="0"/>
+            <wp:docPr id="22" name="Рисунок 22"/>
+            <wp:cNvGraphicFramePr>
+              <a:graphicFrameLocks xmlns:a="http://schemas.openxmlformats.org/drawingml/2006/main" noChangeAspect="1"/>
+            </wp:cNvGraphicFramePr>
+            <a:graphic xmlns:a="http://schemas.openxmlformats.org/drawingml/2006/main">
+              <a:graphicData uri="http://schemas.openxmlformats.org/drawingml/2006/picture">
+                <pic:pic xmlns:pic="http://schemas.openxmlformats.org/drawingml/2006/picture">
+                  <pic:nvPicPr>
+                    <pic:cNvPr id="0" name=""/>
+                    <pic:cNvPicPr>
+                      <a:picLocks noChangeAspect="1" noChangeArrowheads="1"/>
+                    </pic:cNvPicPr>
+                  </pic:nvPicPr>
+                  <pic:blipFill>
+                    <a:blip r:embed="rId28"/>
+                    <a:srcRect/>
+                    <a:stretch>
+                      <a:fillRect/>
+                    </a:stretch>
+                  </pic:blipFill>
+                  <pic:spPr bwMode="auto">
+                    <a:xfrm>
+                      <a:off x="0" y="0"/>
+                      <a:ext cx="4857750" cy="2971800"/>
+                    </a:xfrm>
+                    <a:prstGeom prst="rect">
+                      <a:avLst/>
+                    </a:prstGeom>
+                  </pic:spPr>
+                </pic:pic>
+              </a:graphicData>
+            </a:graphic>
+          </wp:inline>
+        </w:drawing>
+      </w:r>
+    </w:p>
+    <w:p>
+      <w:pPr>
+        <w:spacing w:after="120"/>
+        <w:jc w:val="center"/>
+      </w:pPr>
+      <w:r>
+        <w:t>Рисунок Б.8 – Список справочника «Покупатели»</w:t>
+      </w:r>
+    </w:p>
+    <w:p>
+      <w:pPr>
+        <w:keepNext/>
+        <w:spacing w:before="120" w:line="240" w:lineRule="auto"/>
+        <w:jc w:val="center"/>
+      </w:pPr>
+      <w:r>
+        <w:rPr>
+          <w:noProof/>
+        </w:rPr>
+        <w:lastRenderedPageBreak/>
+        <w:drawing>
+          <wp:inline distT="0" distB="0" distL="0" distR="0" wp14:anchorId="1887FE69" wp14:editId="3437B76B">
+            <wp:extent cx="4857750" cy="2971800"/>
+            <wp:effectExtent l="0" t="0" r="0" b="0"/>
+            <wp:docPr id="23" name="Рисунок 23"/>
+            <wp:cNvGraphicFramePr>
+              <a:graphicFrameLocks xmlns:a="http://schemas.openxmlformats.org/drawingml/2006/main" noChangeAspect="1"/>
+            </wp:cNvGraphicFramePr>
+            <a:graphic xmlns:a="http://schemas.openxmlformats.org/drawingml/2006/main">
+              <a:graphicData uri="http://schemas.openxmlformats.org/drawingml/2006/picture">
+                <pic:pic xmlns:pic="http://schemas.openxmlformats.org/drawingml/2006/picture">
+                  <pic:nvPicPr>
+                    <pic:cNvPr id="0" name=""/>
+                    <pic:cNvPicPr>
+                      <a:picLocks noChangeAspect="1" noChangeArrowheads="1"/>
+                    </pic:cNvPicPr>
+                  </pic:nvPicPr>
+                  <pic:blipFill>
+                    <a:blip r:embed="rId29"/>
+                    <a:srcRect/>
+                    <a:stretch>
+                      <a:fillRect/>
+                    </a:stretch>
+                  </pic:blipFill>
+                  <pic:spPr bwMode="auto">
+                    <a:xfrm>
+                      <a:off x="0" y="0"/>
+                      <a:ext cx="4857750" cy="2971800"/>
+                    </a:xfrm>
+                    <a:prstGeom prst="rect">
+                      <a:avLst/>
+                    </a:prstGeom>
+                  </pic:spPr>
+                </pic:pic>
+              </a:graphicData>
+            </a:graphic>
+          </wp:inline>
+        </w:drawing>
+      </w:r>
+    </w:p>
+    <w:p>
+      <w:pPr>
+        <w:spacing w:after="120"/>
+        <w:jc w:val="center"/>
+      </w:pPr>
+      <w:r>
+        <w:t>Рисунок Б.9 – Начальная страница на китайском языке интерфейса</w:t>
       </w:r>
     </w:p>
     <w:p>
@@ -18141,12 +21129,12 @@
         <w:pageBreakBefore/>
         <w:jc w:val="center"/>
       </w:pPr>
-      <w:bookmarkStart w:id="37" w:name="_Toc243555693"/>
+      <w:bookmarkStart w:id="38" w:name="_Toc243670955"/>
       <w:r>
         <w:lastRenderedPageBreak/>
         <w:t>ПРИЛОЖЕНИЕ В</w:t>
       </w:r>
-      <w:bookmarkEnd w:id="37"/>
+      <w:bookmarkEnd w:id="38"/>
     </w:p>
     <w:p>
       <w:pPr>
@@ -18175,10 +21163,10 @@
         <w:jc w:val="both"/>
       </w:pPr>
       <w:r>
-        <w:t>В таблице В.1 приведены права, установленные в ролях конфигурации. Роль «Полные права» содержит все права на в</w:t>
-      </w:r>
-      <w:r>
-        <w:t>се объекты конфигурации, включая права администрирования, и автоматически получает права на новые объекты.</w:t>
+        <w:t>В таблице В.1 приведены права, установленные в ролях конфигурации. Роль «Полные права» содержит все</w:t>
+      </w:r>
+      <w:r>
+        <w:t xml:space="preserve"> права на все объекты конфигурации, включая права администрирования, и автоматически получает права на новые объекты.</w:t>
       </w:r>
     </w:p>
     <w:p>
@@ -18493,7 +21481,7 @@
                 <w:sz w:val="24"/>
                 <w:szCs w:val="24"/>
               </w:rPr>
-              <w:t>Продажа, Аналитика, Справочники – просмотр</w:t>
+              <w:t>Продажа, Бронирование, Аналитика, Справочники – просмотр</w:t>
             </w:r>
           </w:p>
         </w:tc>
@@ -18527,7 +21515,7 @@
                 <w:sz w:val="24"/>
                 <w:szCs w:val="24"/>
               </w:rPr>
-              <w:t>Общая форма «Рабочий стол»</w:t>
+              <w:t>Общие формы «Рабочий стол», «Подбор товаров»</w:t>
             </w:r>
           </w:p>
         </w:tc>
@@ -18648,7 +21636,14 @@
                 <w:sz w:val="24"/>
                 <w:szCs w:val="24"/>
               </w:rPr>
-              <w:t>Чтение, добавление, изменение, удаление, просмотр, интерактивные добавление, удаление и пометка удаления, ввод по строке</w:t>
+              <w:t>Чтение, добавление, изменение, удаление, просмотр, интерактивные добавление, удаление и пометка удаления, вв</w:t>
+            </w:r>
+            <w:r>
+              <w:rPr>
+                <w:sz w:val="24"/>
+                <w:szCs w:val="24"/>
+              </w:rPr>
+              <w:t>од по строке</w:t>
             </w:r>
           </w:p>
         </w:tc>
@@ -19137,7 +22132,14 @@
                 <w:sz w:val="24"/>
                 <w:szCs w:val="24"/>
               </w:rPr>
-              <w:t>Все права, включая проведение, отмену проведения и изменение проведённых</w:t>
+              <w:t>Все права, включая проведение, отмену проведения и</w:t>
+            </w:r>
+            <w:r>
+              <w:rPr>
+                <w:sz w:val="24"/>
+                <w:szCs w:val="24"/>
+              </w:rPr>
+              <w:t xml:space="preserve"> изменение проведённых</w:t>
             </w:r>
           </w:p>
         </w:tc>
@@ -19171,7 +22173,8 @@
                 <w:sz w:val="24"/>
                 <w:szCs w:val="24"/>
               </w:rPr>
-              <w:t>Регистр сведений «Цены»</w:t>
+              <w:lastRenderedPageBreak/>
+              <w:t>Документы «Бронирование», «Отмена брони»</w:t>
             </w:r>
           </w:p>
         </w:tc>
@@ -19200,7 +22203,7 @@
                 <w:sz w:val="24"/>
                 <w:szCs w:val="24"/>
               </w:rPr>
-              <w:t>Чтение, просмотр</w:t>
+              <w:t>–</w:t>
             </w:r>
           </w:p>
         </w:tc>
@@ -19229,7 +22232,7 @@
                 <w:sz w:val="24"/>
                 <w:szCs w:val="24"/>
               </w:rPr>
-              <w:t>Чтение, изменение, просмотр, редактирование</w:t>
+              <w:t>Все права, включая проведение, отмену проведения и изменение проведённых</w:t>
             </w:r>
           </w:p>
         </w:tc>
@@ -19263,8 +22266,7 @@
                 <w:sz w:val="24"/>
                 <w:szCs w:val="24"/>
               </w:rPr>
-              <w:lastRenderedPageBreak/>
-              <w:t>Регистр «ОстаткиТоваров»</w:t>
+              <w:t>Регистр сведений «Цены»</w:t>
             </w:r>
           </w:p>
         </w:tc>
@@ -19322,7 +22324,7 @@
                 <w:sz w:val="24"/>
                 <w:szCs w:val="24"/>
               </w:rPr>
-              <w:t>Чтение, просмотр</w:t>
+              <w:t>Чтение, изменение, просмотр, редактирование</w:t>
             </w:r>
           </w:p>
         </w:tc>
@@ -19356,7 +22358,7 @@
                 <w:sz w:val="24"/>
                 <w:szCs w:val="24"/>
               </w:rPr>
-              <w:t>Регистр «Продажи»</w:t>
+              <w:t>Регистр «ОстаткиТоваров»</w:t>
             </w:r>
           </w:p>
         </w:tc>
@@ -19385,7 +22387,7 @@
                 <w:sz w:val="24"/>
                 <w:szCs w:val="24"/>
               </w:rPr>
-              <w:t>–</w:t>
+              <w:t>Чтение, просмотр</w:t>
             </w:r>
           </w:p>
         </w:tc>
@@ -19448,7 +22450,7 @@
                 <w:sz w:val="24"/>
                 <w:szCs w:val="24"/>
               </w:rPr>
-              <w:t>Отчёт «Остатки товаров»</w:t>
+              <w:t>Регистр «Продажи»</w:t>
             </w:r>
           </w:p>
         </w:tc>
@@ -19477,7 +22479,7 @@
                 <w:sz w:val="24"/>
                 <w:szCs w:val="24"/>
               </w:rPr>
-              <w:t>Использование, просмотр</w:t>
+              <w:t>–</w:t>
             </w:r>
           </w:p>
         </w:tc>
@@ -19506,7 +22508,7 @@
                 <w:sz w:val="24"/>
                 <w:szCs w:val="24"/>
               </w:rPr>
-              <w:t>Использование, просмотр</w:t>
+              <w:t>Чтение, просмотр</w:t>
             </w:r>
           </w:p>
         </w:tc>
@@ -19540,6 +22542,190 @@
                 <w:sz w:val="24"/>
                 <w:szCs w:val="24"/>
               </w:rPr>
+              <w:t>Регистр «ТоварыВРезерве»</w:t>
+            </w:r>
+          </w:p>
+        </w:tc>
+        <w:tc>
+          <w:tcPr>
+            <w:tcW w:w="3274" w:type="dxa"/>
+            <w:tcBorders>
+              <w:top w:val="single" w:sz="4" w:space="0" w:color="000000"/>
+              <w:left w:val="single" w:sz="4" w:space="0" w:color="000000"/>
+              <w:bottom w:val="single" w:sz="4" w:space="0" w:color="000000"/>
+              <w:right w:val="single" w:sz="4" w:space="0" w:color="000000"/>
+            </w:tcBorders>
+            <w:tcMar>
+              <w:top w:w="40" w:type="dxa"/>
+              <w:left w:w="90" w:type="dxa"/>
+              <w:bottom w:w="40" w:type="dxa"/>
+              <w:right w:w="90" w:type="dxa"/>
+            </w:tcMar>
+          </w:tcPr>
+          <w:p>
+            <w:pPr>
+              <w:spacing w:line="240" w:lineRule="auto"/>
+            </w:pPr>
+            <w:r>
+              <w:rPr>
+                <w:sz w:val="24"/>
+                <w:szCs w:val="24"/>
+              </w:rPr>
+              <w:t>Чтение, просмотр</w:t>
+            </w:r>
+          </w:p>
+        </w:tc>
+        <w:tc>
+          <w:tcPr>
+            <w:tcW w:w="3274" w:type="dxa"/>
+            <w:tcBorders>
+              <w:top w:val="single" w:sz="4" w:space="0" w:color="000000"/>
+              <w:left w:val="single" w:sz="4" w:space="0" w:color="000000"/>
+              <w:bottom w:val="single" w:sz="4" w:space="0" w:color="000000"/>
+              <w:right w:val="single" w:sz="4" w:space="0" w:color="000000"/>
+            </w:tcBorders>
+            <w:tcMar>
+              <w:top w:w="40" w:type="dxa"/>
+              <w:left w:w="90" w:type="dxa"/>
+              <w:bottom w:w="40" w:type="dxa"/>
+              <w:right w:w="90" w:type="dxa"/>
+            </w:tcMar>
+          </w:tcPr>
+          <w:p>
+            <w:pPr>
+              <w:spacing w:line="240" w:lineRule="auto"/>
+            </w:pPr>
+            <w:r>
+              <w:rPr>
+                <w:sz w:val="24"/>
+                <w:szCs w:val="24"/>
+              </w:rPr>
+              <w:t>Чтение, просмотр</w:t>
+            </w:r>
+          </w:p>
+        </w:tc>
+      </w:tr>
+      <w:tr>
+        <w:trPr>
+          <w:cantSplit/>
+        </w:trPr>
+        <w:tc>
+          <w:tcPr>
+            <w:tcW w:w="2807" w:type="dxa"/>
+            <w:tcBorders>
+              <w:top w:val="single" w:sz="4" w:space="0" w:color="000000"/>
+              <w:left w:val="single" w:sz="4" w:space="0" w:color="000000"/>
+              <w:bottom w:val="single" w:sz="4" w:space="0" w:color="000000"/>
+              <w:right w:val="single" w:sz="4" w:space="0" w:color="000000"/>
+            </w:tcBorders>
+            <w:tcMar>
+              <w:top w:w="40" w:type="dxa"/>
+              <w:left w:w="90" w:type="dxa"/>
+              <w:bottom w:w="40" w:type="dxa"/>
+              <w:right w:w="90" w:type="dxa"/>
+            </w:tcMar>
+          </w:tcPr>
+          <w:p>
+            <w:pPr>
+              <w:spacing w:line="240" w:lineRule="auto"/>
+            </w:pPr>
+            <w:r>
+              <w:rPr>
+                <w:sz w:val="24"/>
+                <w:szCs w:val="24"/>
+              </w:rPr>
+              <w:t>Отчёт «Остатки товаров»</w:t>
+            </w:r>
+          </w:p>
+        </w:tc>
+        <w:tc>
+          <w:tcPr>
+            <w:tcW w:w="3274" w:type="dxa"/>
+            <w:tcBorders>
+              <w:top w:val="single" w:sz="4" w:space="0" w:color="000000"/>
+              <w:left w:val="single" w:sz="4" w:space="0" w:color="000000"/>
+              <w:bottom w:val="single" w:sz="4" w:space="0" w:color="000000"/>
+              <w:right w:val="single" w:sz="4" w:space="0" w:color="000000"/>
+            </w:tcBorders>
+            <w:tcMar>
+              <w:top w:w="40" w:type="dxa"/>
+              <w:left w:w="90" w:type="dxa"/>
+              <w:bottom w:w="40" w:type="dxa"/>
+              <w:right w:w="90" w:type="dxa"/>
+            </w:tcMar>
+          </w:tcPr>
+          <w:p>
+            <w:pPr>
+              <w:spacing w:line="240" w:lineRule="auto"/>
+            </w:pPr>
+            <w:r>
+              <w:rPr>
+                <w:sz w:val="24"/>
+                <w:szCs w:val="24"/>
+              </w:rPr>
+              <w:t>Использование, просмотр</w:t>
+            </w:r>
+          </w:p>
+        </w:tc>
+        <w:tc>
+          <w:tcPr>
+            <w:tcW w:w="3274" w:type="dxa"/>
+            <w:tcBorders>
+              <w:top w:val="single" w:sz="4" w:space="0" w:color="000000"/>
+              <w:left w:val="single" w:sz="4" w:space="0" w:color="000000"/>
+              <w:bottom w:val="single" w:sz="4" w:space="0" w:color="000000"/>
+              <w:right w:val="single" w:sz="4" w:space="0" w:color="000000"/>
+            </w:tcBorders>
+            <w:tcMar>
+              <w:top w:w="40" w:type="dxa"/>
+              <w:left w:w="90" w:type="dxa"/>
+              <w:bottom w:w="40" w:type="dxa"/>
+              <w:right w:w="90" w:type="dxa"/>
+            </w:tcMar>
+          </w:tcPr>
+          <w:p>
+            <w:pPr>
+              <w:spacing w:line="240" w:lineRule="auto"/>
+            </w:pPr>
+            <w:r>
+              <w:rPr>
+                <w:sz w:val="24"/>
+                <w:szCs w:val="24"/>
+              </w:rPr>
+              <w:t>Использование, просмотр</w:t>
+            </w:r>
+          </w:p>
+        </w:tc>
+      </w:tr>
+      <w:tr>
+        <w:trPr>
+          <w:cantSplit/>
+        </w:trPr>
+        <w:tc>
+          <w:tcPr>
+            <w:tcW w:w="2807" w:type="dxa"/>
+            <w:tcBorders>
+              <w:top w:val="single" w:sz="4" w:space="0" w:color="000000"/>
+              <w:left w:val="single" w:sz="4" w:space="0" w:color="000000"/>
+              <w:bottom w:val="single" w:sz="4" w:space="0" w:color="000000"/>
+              <w:right w:val="single" w:sz="4" w:space="0" w:color="000000"/>
+            </w:tcBorders>
+            <w:tcMar>
+              <w:top w:w="40" w:type="dxa"/>
+              <w:left w:w="90" w:type="dxa"/>
+              <w:bottom w:w="40" w:type="dxa"/>
+              <w:right w:w="90" w:type="dxa"/>
+            </w:tcMar>
+          </w:tcPr>
+          <w:p>
+            <w:pPr>
+              <w:spacing w:line="240" w:lineRule="auto"/>
+            </w:pPr>
+            <w:r>
+              <w:rPr>
+                <w:sz w:val="24"/>
+                <w:szCs w:val="24"/>
+              </w:rPr>
               <w:t>Отчёт «Анализ продаж»</w:t>
             </w:r>
           </w:p>
@@ -19599,6 +22785,805 @@
                 <w:szCs w:val="24"/>
               </w:rPr>
               <w:t>Использование, просмотр</w:t>
+            </w:r>
+          </w:p>
+        </w:tc>
+      </w:tr>
+      <w:tr>
+        <w:trPr>
+          <w:cantSplit/>
+        </w:trPr>
+        <w:tc>
+          <w:tcPr>
+            <w:tcW w:w="2807" w:type="dxa"/>
+            <w:tcBorders>
+              <w:top w:val="single" w:sz="4" w:space="0" w:color="000000"/>
+              <w:left w:val="single" w:sz="4" w:space="0" w:color="000000"/>
+              <w:bottom w:val="single" w:sz="4" w:space="0" w:color="000000"/>
+              <w:right w:val="single" w:sz="4" w:space="0" w:color="000000"/>
+            </w:tcBorders>
+            <w:tcMar>
+              <w:top w:w="40" w:type="dxa"/>
+              <w:left w:w="90" w:type="dxa"/>
+              <w:bottom w:w="40" w:type="dxa"/>
+              <w:right w:w="90" w:type="dxa"/>
+            </w:tcMar>
+          </w:tcPr>
+          <w:p>
+            <w:pPr>
+              <w:spacing w:line="240" w:lineRule="auto"/>
+            </w:pPr>
+            <w:r>
+              <w:rPr>
+                <w:sz w:val="24"/>
+                <w:szCs w:val="24"/>
+              </w:rPr>
+              <w:t>Отчёт «Брони покупателей»</w:t>
+            </w:r>
+          </w:p>
+        </w:tc>
+        <w:tc>
+          <w:tcPr>
+            <w:tcW w:w="3274" w:type="dxa"/>
+            <w:tcBorders>
+              <w:top w:val="single" w:sz="4" w:space="0" w:color="000000"/>
+              <w:left w:val="single" w:sz="4" w:space="0" w:color="000000"/>
+              <w:bottom w:val="single" w:sz="4" w:space="0" w:color="000000"/>
+              <w:right w:val="single" w:sz="4" w:space="0" w:color="000000"/>
+            </w:tcBorders>
+            <w:tcMar>
+              <w:top w:w="40" w:type="dxa"/>
+              <w:left w:w="90" w:type="dxa"/>
+              <w:bottom w:w="40" w:type="dxa"/>
+              <w:right w:w="90" w:type="dxa"/>
+            </w:tcMar>
+          </w:tcPr>
+          <w:p>
+            <w:pPr>
+              <w:spacing w:line="240" w:lineRule="auto"/>
+            </w:pPr>
+            <w:r>
+              <w:rPr>
+                <w:sz w:val="24"/>
+                <w:szCs w:val="24"/>
+              </w:rPr>
+              <w:t>–</w:t>
+            </w:r>
+          </w:p>
+        </w:tc>
+        <w:tc>
+          <w:tcPr>
+            <w:tcW w:w="3274" w:type="dxa"/>
+            <w:tcBorders>
+              <w:top w:val="single" w:sz="4" w:space="0" w:color="000000"/>
+              <w:left w:val="single" w:sz="4" w:space="0" w:color="000000"/>
+              <w:bottom w:val="single" w:sz="4" w:space="0" w:color="000000"/>
+              <w:right w:val="single" w:sz="4" w:space="0" w:color="000000"/>
+            </w:tcBorders>
+            <w:tcMar>
+              <w:top w:w="40" w:type="dxa"/>
+              <w:left w:w="90" w:type="dxa"/>
+              <w:bottom w:w="40" w:type="dxa"/>
+              <w:right w:w="90" w:type="dxa"/>
+            </w:tcMar>
+          </w:tcPr>
+          <w:p>
+            <w:pPr>
+              <w:spacing w:line="240" w:lineRule="auto"/>
+            </w:pPr>
+            <w:r>
+              <w:rPr>
+                <w:sz w:val="24"/>
+                <w:szCs w:val="24"/>
+              </w:rPr>
+              <w:t>Использование, просмотр</w:t>
+            </w:r>
+          </w:p>
+        </w:tc>
+      </w:tr>
+    </w:tbl>
+    <w:p/>
+    <w:p>
+      <w:pPr>
+        <w:pStyle w:val="1"/>
+        <w:pageBreakBefore/>
+        <w:jc w:val="center"/>
+      </w:pPr>
+      <w:bookmarkStart w:id="39" w:name="_Toc243670956"/>
+      <w:r>
+        <w:lastRenderedPageBreak/>
+        <w:t>ЛИСТ РЕГИСТРАЦИИ ИЗМЕНЕНИЙ</w:t>
+      </w:r>
+      <w:bookmarkEnd w:id="39"/>
+    </w:p>
+    <w:p>
+      <w:pPr>
+        <w:keepNext/>
+        <w:spacing w:before="120"/>
+      </w:pPr>
+      <w:r>
+        <w:t>Перечень изменений</w:t>
+      </w:r>
+    </w:p>
+    <w:tbl>
+      <w:tblPr>
+        <w:tblW w:w="9355" w:type="dxa"/>
+        <w:tblBorders>
+          <w:top w:val="single" w:sz="4" w:space="0" w:color="auto"/>
+          <w:left w:val="single" w:sz="4" w:space="0" w:color="auto"/>
+          <w:bottom w:val="single" w:sz="4" w:space="0" w:color="auto"/>
+          <w:right w:val="single" w:sz="4" w:space="0" w:color="auto"/>
+          <w:insideH w:val="single" w:sz="4" w:space="0" w:color="auto"/>
+          <w:insideV w:val="single" w:sz="4" w:space="0" w:color="auto"/>
+        </w:tblBorders>
+        <w:tblLayout w:type="fixed"/>
+        <w:tblLook w:val="04A0" w:firstRow="1" w:lastRow="0" w:firstColumn="1" w:lastColumn="0" w:noHBand="0" w:noVBand="1"/>
+      </w:tblPr>
+      <w:tblGrid>
+        <w:gridCol w:w="2058"/>
+        <w:gridCol w:w="2152"/>
+        <w:gridCol w:w="5145"/>
+      </w:tblGrid>
+      <w:tr>
+        <w:trPr>
+          <w:cantSplit/>
+          <w:tblHeader/>
+        </w:trPr>
+        <w:tc>
+          <w:tcPr>
+            <w:tcW w:w="2058" w:type="dxa"/>
+            <w:tcBorders>
+              <w:top w:val="single" w:sz="4" w:space="0" w:color="000000"/>
+              <w:left w:val="single" w:sz="4" w:space="0" w:color="000000"/>
+              <w:bottom w:val="single" w:sz="4" w:space="0" w:color="000000"/>
+              <w:right w:val="single" w:sz="4" w:space="0" w:color="000000"/>
+            </w:tcBorders>
+            <w:shd w:val="clear" w:color="auto" w:fill="F2F2F2"/>
+            <w:tcMar>
+              <w:top w:w="40" w:type="dxa"/>
+              <w:left w:w="90" w:type="dxa"/>
+              <w:bottom w:w="40" w:type="dxa"/>
+              <w:right w:w="90" w:type="dxa"/>
+            </w:tcMar>
+          </w:tcPr>
+          <w:p>
+            <w:pPr>
+              <w:spacing w:line="240" w:lineRule="auto"/>
+              <w:jc w:val="center"/>
+            </w:pPr>
+            <w:r>
+              <w:rPr>
+                <w:b/>
+                <w:bCs/>
+                <w:sz w:val="24"/>
+                <w:szCs w:val="24"/>
+              </w:rPr>
+              <w:t>Версия, дата</w:t>
+            </w:r>
+          </w:p>
+        </w:tc>
+        <w:tc>
+          <w:tcPr>
+            <w:tcW w:w="2152" w:type="dxa"/>
+            <w:tcBorders>
+              <w:top w:val="single" w:sz="4" w:space="0" w:color="000000"/>
+              <w:left w:val="single" w:sz="4" w:space="0" w:color="000000"/>
+              <w:bottom w:val="single" w:sz="4" w:space="0" w:color="000000"/>
+              <w:right w:val="single" w:sz="4" w:space="0" w:color="000000"/>
+            </w:tcBorders>
+            <w:shd w:val="clear" w:color="auto" w:fill="F2F2F2"/>
+            <w:tcMar>
+              <w:top w:w="40" w:type="dxa"/>
+              <w:left w:w="90" w:type="dxa"/>
+              <w:bottom w:w="40" w:type="dxa"/>
+              <w:right w:w="90" w:type="dxa"/>
+            </w:tcMar>
+          </w:tcPr>
+          <w:p>
+            <w:pPr>
+              <w:spacing w:line="240" w:lineRule="auto"/>
+              <w:jc w:val="center"/>
+            </w:pPr>
+            <w:r>
+              <w:rPr>
+                <w:b/>
+                <w:bCs/>
+                <w:sz w:val="24"/>
+                <w:szCs w:val="24"/>
+              </w:rPr>
+              <w:t>Раздел документа</w:t>
+            </w:r>
+          </w:p>
+        </w:tc>
+        <w:tc>
+          <w:tcPr>
+            <w:tcW w:w="5145" w:type="dxa"/>
+            <w:tcBorders>
+              <w:top w:val="single" w:sz="4" w:space="0" w:color="000000"/>
+              <w:left w:val="single" w:sz="4" w:space="0" w:color="000000"/>
+              <w:bottom w:val="single" w:sz="4" w:space="0" w:color="000000"/>
+              <w:right w:val="single" w:sz="4" w:space="0" w:color="000000"/>
+            </w:tcBorders>
+            <w:shd w:val="clear" w:color="auto" w:fill="F2F2F2"/>
+            <w:tcMar>
+              <w:top w:w="40" w:type="dxa"/>
+              <w:left w:w="90" w:type="dxa"/>
+              <w:bottom w:w="40" w:type="dxa"/>
+              <w:right w:w="90" w:type="dxa"/>
+            </w:tcMar>
+          </w:tcPr>
+          <w:p>
+            <w:pPr>
+              <w:spacing w:line="240" w:lineRule="auto"/>
+              <w:jc w:val="center"/>
+            </w:pPr>
+            <w:r>
+              <w:rPr>
+                <w:b/>
+                <w:bCs/>
+                <w:sz w:val="24"/>
+                <w:szCs w:val="24"/>
+              </w:rPr>
+              <w:t>Содержание изменения</w:t>
+            </w:r>
+          </w:p>
+        </w:tc>
+      </w:tr>
+      <w:tr>
+        <w:trPr>
+          <w:cantSplit/>
+        </w:trPr>
+        <w:tc>
+          <w:tcPr>
+            <w:tcW w:w="2058" w:type="dxa"/>
+            <w:tcBorders>
+              <w:top w:val="single" w:sz="4" w:space="0" w:color="000000"/>
+              <w:left w:val="single" w:sz="4" w:space="0" w:color="000000"/>
+              <w:bottom w:val="single" w:sz="4" w:space="0" w:color="000000"/>
+              <w:right w:val="single" w:sz="4" w:space="0" w:color="000000"/>
+            </w:tcBorders>
+            <w:tcMar>
+              <w:top w:w="40" w:type="dxa"/>
+              <w:left w:w="90" w:type="dxa"/>
+              <w:bottom w:w="40" w:type="dxa"/>
+              <w:right w:w="90" w:type="dxa"/>
+            </w:tcMar>
+          </w:tcPr>
+          <w:p>
+            <w:pPr>
+              <w:spacing w:line="240" w:lineRule="auto"/>
+            </w:pPr>
+            <w:r>
+              <w:rPr>
+                <w:sz w:val="24"/>
+                <w:szCs w:val="24"/>
+              </w:rPr>
+              <w:t>1.0.0, 22.10.2026</w:t>
+            </w:r>
+          </w:p>
+        </w:tc>
+        <w:tc>
+          <w:tcPr>
+            <w:tcW w:w="2152" w:type="dxa"/>
+            <w:tcBorders>
+              <w:top w:val="single" w:sz="4" w:space="0" w:color="000000"/>
+              <w:left w:val="single" w:sz="4" w:space="0" w:color="000000"/>
+              <w:bottom w:val="single" w:sz="4" w:space="0" w:color="000000"/>
+              <w:right w:val="single" w:sz="4" w:space="0" w:color="000000"/>
+            </w:tcBorders>
+            <w:tcMar>
+              <w:top w:w="40" w:type="dxa"/>
+              <w:left w:w="90" w:type="dxa"/>
+              <w:bottom w:w="40" w:type="dxa"/>
+              <w:right w:w="90" w:type="dxa"/>
+            </w:tcMar>
+          </w:tcPr>
+          <w:p>
+            <w:pPr>
+              <w:spacing w:line="240" w:lineRule="auto"/>
+            </w:pPr>
+            <w:r>
+              <w:rPr>
+                <w:sz w:val="24"/>
+                <w:szCs w:val="24"/>
+              </w:rPr>
+              <w:t>Все</w:t>
+            </w:r>
+          </w:p>
+        </w:tc>
+        <w:tc>
+          <w:tcPr>
+            <w:tcW w:w="5145" w:type="dxa"/>
+            <w:tcBorders>
+              <w:top w:val="single" w:sz="4" w:space="0" w:color="000000"/>
+              <w:left w:val="single" w:sz="4" w:space="0" w:color="000000"/>
+              <w:bottom w:val="single" w:sz="4" w:space="0" w:color="000000"/>
+              <w:right w:val="single" w:sz="4" w:space="0" w:color="000000"/>
+            </w:tcBorders>
+            <w:tcMar>
+              <w:top w:w="40" w:type="dxa"/>
+              <w:left w:w="90" w:type="dxa"/>
+              <w:bottom w:w="40" w:type="dxa"/>
+              <w:right w:w="90" w:type="dxa"/>
+            </w:tcMar>
+          </w:tcPr>
+          <w:p>
+            <w:pPr>
+              <w:spacing w:line="240" w:lineRule="auto"/>
+            </w:pPr>
+            <w:r>
+              <w:rPr>
+                <w:sz w:val="24"/>
+                <w:szCs w:val="24"/>
+              </w:rPr>
+              <w:t>Первая редакция документа</w:t>
+            </w:r>
+          </w:p>
+        </w:tc>
+      </w:tr>
+      <w:tr>
+        <w:trPr>
+          <w:cantSplit/>
+        </w:trPr>
+        <w:tc>
+          <w:tcPr>
+            <w:tcW w:w="2058" w:type="dxa"/>
+            <w:tcBorders>
+              <w:top w:val="single" w:sz="4" w:space="0" w:color="000000"/>
+              <w:left w:val="single" w:sz="4" w:space="0" w:color="000000"/>
+              <w:bottom w:val="single" w:sz="4" w:space="0" w:color="000000"/>
+              <w:right w:val="single" w:sz="4" w:space="0" w:color="000000"/>
+            </w:tcBorders>
+            <w:tcMar>
+              <w:top w:w="40" w:type="dxa"/>
+              <w:left w:w="90" w:type="dxa"/>
+              <w:bottom w:w="40" w:type="dxa"/>
+              <w:right w:w="90" w:type="dxa"/>
+            </w:tcMar>
+          </w:tcPr>
+          <w:p>
+            <w:pPr>
+              <w:spacing w:line="240" w:lineRule="auto"/>
+            </w:pPr>
+            <w:r>
+              <w:rPr>
+                <w:sz w:val="24"/>
+                <w:szCs w:val="24"/>
+              </w:rPr>
+              <w:t>1.1.0, 23.10.2026</w:t>
+            </w:r>
+          </w:p>
+        </w:tc>
+        <w:tc>
+          <w:tcPr>
+            <w:tcW w:w="2152" w:type="dxa"/>
+            <w:tcBorders>
+              <w:top w:val="single" w:sz="4" w:space="0" w:color="000000"/>
+              <w:left w:val="single" w:sz="4" w:space="0" w:color="000000"/>
+              <w:bottom w:val="single" w:sz="4" w:space="0" w:color="000000"/>
+              <w:right w:val="single" w:sz="4" w:space="0" w:color="000000"/>
+            </w:tcBorders>
+            <w:tcMar>
+              <w:top w:w="40" w:type="dxa"/>
+              <w:left w:w="90" w:type="dxa"/>
+              <w:bottom w:w="40" w:type="dxa"/>
+              <w:right w:w="90" w:type="dxa"/>
+            </w:tcMar>
+          </w:tcPr>
+          <w:p>
+            <w:pPr>
+              <w:spacing w:line="240" w:lineRule="auto"/>
+            </w:pPr>
+            <w:r>
+              <w:rPr>
+                <w:sz w:val="24"/>
+                <w:szCs w:val="24"/>
+              </w:rPr>
+              <w:t>1.2, 2.3, 2.4</w:t>
+            </w:r>
+          </w:p>
+        </w:tc>
+        <w:tc>
+          <w:tcPr>
+            <w:tcW w:w="5145" w:type="dxa"/>
+            <w:tcBorders>
+              <w:top w:val="single" w:sz="4" w:space="0" w:color="000000"/>
+              <w:left w:val="single" w:sz="4" w:space="0" w:color="000000"/>
+              <w:bottom w:val="single" w:sz="4" w:space="0" w:color="000000"/>
+              <w:right w:val="single" w:sz="4" w:space="0" w:color="000000"/>
+            </w:tcBorders>
+            <w:tcMar>
+              <w:top w:w="40" w:type="dxa"/>
+              <w:left w:w="90" w:type="dxa"/>
+              <w:bottom w:w="40" w:type="dxa"/>
+              <w:right w:w="90" w:type="dxa"/>
+            </w:tcMar>
+          </w:tcPr>
+          <w:p>
+            <w:pPr>
+              <w:spacing w:line="240" w:lineRule="auto"/>
+            </w:pPr>
+            <w:r>
+              <w:rPr>
+                <w:sz w:val="24"/>
+                <w:szCs w:val="24"/>
+              </w:rPr>
+              <w:t>Добавлены основание доработки, цели и задачи бронирования</w:t>
+            </w:r>
+          </w:p>
+        </w:tc>
+      </w:tr>
+      <w:tr>
+        <w:trPr>
+          <w:cantSplit/>
+        </w:trPr>
+        <w:tc>
+          <w:tcPr>
+            <w:tcW w:w="2058" w:type="dxa"/>
+            <w:tcBorders>
+              <w:top w:val="single" w:sz="4" w:space="0" w:color="000000"/>
+              <w:left w:val="single" w:sz="4" w:space="0" w:color="000000"/>
+              <w:bottom w:val="single" w:sz="4" w:space="0" w:color="000000"/>
+              <w:right w:val="single" w:sz="4" w:space="0" w:color="000000"/>
+            </w:tcBorders>
+            <w:tcMar>
+              <w:top w:w="40" w:type="dxa"/>
+              <w:left w:w="90" w:type="dxa"/>
+              <w:bottom w:w="40" w:type="dxa"/>
+              <w:right w:w="90" w:type="dxa"/>
+            </w:tcMar>
+          </w:tcPr>
+          <w:p>
+            <w:pPr>
+              <w:spacing w:line="240" w:lineRule="auto"/>
+            </w:pPr>
+            <w:r>
+              <w:rPr>
+                <w:sz w:val="24"/>
+                <w:szCs w:val="24"/>
+              </w:rPr>
+              <w:t>1.1.0, 23.10.2026</w:t>
+            </w:r>
+          </w:p>
+        </w:tc>
+        <w:tc>
+          <w:tcPr>
+            <w:tcW w:w="2152" w:type="dxa"/>
+            <w:tcBorders>
+              <w:top w:val="single" w:sz="4" w:space="0" w:color="000000"/>
+              <w:left w:val="single" w:sz="4" w:space="0" w:color="000000"/>
+              <w:bottom w:val="single" w:sz="4" w:space="0" w:color="000000"/>
+              <w:right w:val="single" w:sz="4" w:space="0" w:color="000000"/>
+            </w:tcBorders>
+            <w:tcMar>
+              <w:top w:w="40" w:type="dxa"/>
+              <w:left w:w="90" w:type="dxa"/>
+              <w:bottom w:w="40" w:type="dxa"/>
+              <w:right w:w="90" w:type="dxa"/>
+            </w:tcMar>
+          </w:tcPr>
+          <w:p>
+            <w:pPr>
+              <w:spacing w:line="240" w:lineRule="auto"/>
+            </w:pPr>
+            <w:r>
+              <w:rPr>
+                <w:sz w:val="24"/>
+                <w:szCs w:val="24"/>
+              </w:rPr>
+              <w:t>3.1–3.5</w:t>
+            </w:r>
+          </w:p>
+        </w:tc>
+        <w:tc>
+          <w:tcPr>
+            <w:tcW w:w="5145" w:type="dxa"/>
+            <w:tcBorders>
+              <w:top w:val="single" w:sz="4" w:space="0" w:color="000000"/>
+              <w:left w:val="single" w:sz="4" w:space="0" w:color="000000"/>
+              <w:bottom w:val="single" w:sz="4" w:space="0" w:color="000000"/>
+              <w:right w:val="single" w:sz="4" w:space="0" w:color="000000"/>
+            </w:tcBorders>
+            <w:tcMar>
+              <w:top w:w="40" w:type="dxa"/>
+              <w:left w:w="90" w:type="dxa"/>
+              <w:bottom w:w="40" w:type="dxa"/>
+              <w:right w:w="90" w:type="dxa"/>
+            </w:tcMar>
+          </w:tcPr>
+          <w:p>
+            <w:pPr>
+              <w:spacing w:line="240" w:lineRule="auto"/>
+            </w:pPr>
+            <w:r>
+              <w:rPr>
+                <w:sz w:val="24"/>
+                <w:szCs w:val="24"/>
+              </w:rPr>
+              <w:t>Подсистема «Бронирование», документы «Бронирование» и «Отмена брони», регистр «ТоварыВРезерве», отчёт «Брони покупателей», общая форма «Подбор товаров», общий модуль «РаботаСБронями»</w:t>
+            </w:r>
+          </w:p>
+        </w:tc>
+      </w:tr>
+      <w:tr>
+        <w:trPr>
+          <w:cantSplit/>
+        </w:trPr>
+        <w:tc>
+          <w:tcPr>
+            <w:tcW w:w="2058" w:type="dxa"/>
+            <w:tcBorders>
+              <w:top w:val="single" w:sz="4" w:space="0" w:color="000000"/>
+              <w:left w:val="single" w:sz="4" w:space="0" w:color="000000"/>
+              <w:bottom w:val="single" w:sz="4" w:space="0" w:color="000000"/>
+              <w:right w:val="single" w:sz="4" w:space="0" w:color="000000"/>
+            </w:tcBorders>
+            <w:tcMar>
+              <w:top w:w="40" w:type="dxa"/>
+              <w:left w:w="90" w:type="dxa"/>
+              <w:bottom w:w="40" w:type="dxa"/>
+              <w:right w:w="90" w:type="dxa"/>
+            </w:tcMar>
+          </w:tcPr>
+          <w:p>
+            <w:pPr>
+              <w:spacing w:line="240" w:lineRule="auto"/>
+            </w:pPr>
+            <w:r>
+              <w:rPr>
+                <w:sz w:val="24"/>
+                <w:szCs w:val="24"/>
+              </w:rPr>
+              <w:t>1.1.0, 23.10.2026</w:t>
+            </w:r>
+          </w:p>
+        </w:tc>
+        <w:tc>
+          <w:tcPr>
+            <w:tcW w:w="2152" w:type="dxa"/>
+            <w:tcBorders>
+              <w:top w:val="single" w:sz="4" w:space="0" w:color="000000"/>
+              <w:left w:val="single" w:sz="4" w:space="0" w:color="000000"/>
+              <w:bottom w:val="single" w:sz="4" w:space="0" w:color="000000"/>
+              <w:right w:val="single" w:sz="4" w:space="0" w:color="000000"/>
+            </w:tcBorders>
+            <w:tcMar>
+              <w:top w:w="40" w:type="dxa"/>
+              <w:left w:w="90" w:type="dxa"/>
+              <w:bottom w:w="40" w:type="dxa"/>
+              <w:right w:w="90" w:type="dxa"/>
+            </w:tcMar>
+          </w:tcPr>
+          <w:p>
+            <w:pPr>
+              <w:spacing w:line="240" w:lineRule="auto"/>
+            </w:pPr>
+            <w:r>
+              <w:rPr>
+                <w:sz w:val="24"/>
+                <w:szCs w:val="24"/>
+              </w:rPr>
+              <w:t>3.4, 5.1, 5.2</w:t>
+            </w:r>
+          </w:p>
+        </w:tc>
+        <w:tc>
+          <w:tcPr>
+            <w:tcW w:w="5145" w:type="dxa"/>
+            <w:tcBorders>
+              <w:top w:val="single" w:sz="4" w:space="0" w:color="000000"/>
+              <w:left w:val="single" w:sz="4" w:space="0" w:color="000000"/>
+              <w:bottom w:val="single" w:sz="4" w:space="0" w:color="000000"/>
+              <w:right w:val="single" w:sz="4" w:space="0" w:color="000000"/>
+            </w:tcBorders>
+            <w:tcMar>
+              <w:top w:w="40" w:type="dxa"/>
+              <w:left w:w="90" w:type="dxa"/>
+              <w:bottom w:w="40" w:type="dxa"/>
+              <w:right w:w="90" w:type="dxa"/>
+            </w:tcMar>
+          </w:tcPr>
+          <w:p>
+            <w:pPr>
+              <w:spacing w:line="240" w:lineRule="auto"/>
+            </w:pPr>
+            <w:r>
+              <w:rPr>
+                <w:sz w:val="24"/>
+                <w:szCs w:val="24"/>
+              </w:rPr>
+              <w:t xml:space="preserve">Новый интерфейс форм документов: подбор </w:t>
+            </w:r>
+            <w:r>
+              <w:rPr>
+                <w:sz w:val="24"/>
+                <w:szCs w:val="24"/>
+              </w:rPr>
+              <w:t>товаров, быстрый ввод по артикулу, карточка товара, дозаказ, продажа по брони; обновлён рабочий стол</w:t>
+            </w:r>
+          </w:p>
+        </w:tc>
+      </w:tr>
+      <w:tr>
+        <w:trPr>
+          <w:cantSplit/>
+        </w:trPr>
+        <w:tc>
+          <w:tcPr>
+            <w:tcW w:w="2058" w:type="dxa"/>
+            <w:tcBorders>
+              <w:top w:val="single" w:sz="4" w:space="0" w:color="000000"/>
+              <w:left w:val="single" w:sz="4" w:space="0" w:color="000000"/>
+              <w:bottom w:val="single" w:sz="4" w:space="0" w:color="000000"/>
+              <w:right w:val="single" w:sz="4" w:space="0" w:color="000000"/>
+            </w:tcBorders>
+            <w:tcMar>
+              <w:top w:w="40" w:type="dxa"/>
+              <w:left w:w="90" w:type="dxa"/>
+              <w:bottom w:w="40" w:type="dxa"/>
+              <w:right w:w="90" w:type="dxa"/>
+            </w:tcMar>
+          </w:tcPr>
+          <w:p>
+            <w:pPr>
+              <w:spacing w:line="240" w:lineRule="auto"/>
+            </w:pPr>
+            <w:r>
+              <w:rPr>
+                <w:sz w:val="24"/>
+                <w:szCs w:val="24"/>
+              </w:rPr>
+              <w:t>1.1.0, 23.10.2026</w:t>
+            </w:r>
+          </w:p>
+        </w:tc>
+        <w:tc>
+          <w:tcPr>
+            <w:tcW w:w="2152" w:type="dxa"/>
+            <w:tcBorders>
+              <w:top w:val="single" w:sz="4" w:space="0" w:color="000000"/>
+              <w:left w:val="single" w:sz="4" w:space="0" w:color="000000"/>
+              <w:bottom w:val="single" w:sz="4" w:space="0" w:color="000000"/>
+              <w:right w:val="single" w:sz="4" w:space="0" w:color="000000"/>
+            </w:tcBorders>
+            <w:tcMar>
+              <w:top w:w="40" w:type="dxa"/>
+              <w:left w:w="90" w:type="dxa"/>
+              <w:bottom w:w="40" w:type="dxa"/>
+              <w:right w:w="90" w:type="dxa"/>
+            </w:tcMar>
+          </w:tcPr>
+          <w:p>
+            <w:pPr>
+              <w:spacing w:line="240" w:lineRule="auto"/>
+            </w:pPr>
+            <w:r>
+              <w:rPr>
+                <w:sz w:val="24"/>
+                <w:szCs w:val="24"/>
+              </w:rPr>
+              <w:t>5.3</w:t>
+            </w:r>
+          </w:p>
+        </w:tc>
+        <w:tc>
+          <w:tcPr>
+            <w:tcW w:w="5145" w:type="dxa"/>
+            <w:tcBorders>
+              <w:top w:val="single" w:sz="4" w:space="0" w:color="000000"/>
+              <w:left w:val="single" w:sz="4" w:space="0" w:color="000000"/>
+              <w:bottom w:val="single" w:sz="4" w:space="0" w:color="000000"/>
+              <w:right w:val="single" w:sz="4" w:space="0" w:color="000000"/>
+            </w:tcBorders>
+            <w:tcMar>
+              <w:top w:w="40" w:type="dxa"/>
+              <w:left w:w="90" w:type="dxa"/>
+              <w:bottom w:w="40" w:type="dxa"/>
+              <w:right w:w="90" w:type="dxa"/>
+            </w:tcMar>
+          </w:tcPr>
+          <w:p>
+            <w:pPr>
+              <w:spacing w:line="240" w:lineRule="auto"/>
+            </w:pPr>
+            <w:r>
+              <w:rPr>
+                <w:sz w:val="24"/>
+                <w:szCs w:val="24"/>
+              </w:rPr>
+              <w:t>Описание подсистемы «Бронирование» и алгоритмов проведения брони и отмены брони</w:t>
+            </w:r>
+          </w:p>
+        </w:tc>
+      </w:tr>
+      <w:tr>
+        <w:trPr>
+          <w:cantSplit/>
+        </w:trPr>
+        <w:tc>
+          <w:tcPr>
+            <w:tcW w:w="2058" w:type="dxa"/>
+            <w:tcBorders>
+              <w:top w:val="single" w:sz="4" w:space="0" w:color="000000"/>
+              <w:left w:val="single" w:sz="4" w:space="0" w:color="000000"/>
+              <w:bottom w:val="single" w:sz="4" w:space="0" w:color="000000"/>
+              <w:right w:val="single" w:sz="4" w:space="0" w:color="000000"/>
+            </w:tcBorders>
+            <w:tcMar>
+              <w:top w:w="40" w:type="dxa"/>
+              <w:left w:w="90" w:type="dxa"/>
+              <w:bottom w:w="40" w:type="dxa"/>
+              <w:right w:w="90" w:type="dxa"/>
+            </w:tcMar>
+          </w:tcPr>
+          <w:p>
+            <w:pPr>
+              <w:spacing w:line="240" w:lineRule="auto"/>
+            </w:pPr>
+            <w:r>
+              <w:rPr>
+                <w:sz w:val="24"/>
+                <w:szCs w:val="24"/>
+              </w:rPr>
+              <w:t>1.1.0, 23.10.2026</w:t>
+            </w:r>
+          </w:p>
+        </w:tc>
+        <w:tc>
+          <w:tcPr>
+            <w:tcW w:w="2152" w:type="dxa"/>
+            <w:tcBorders>
+              <w:top w:val="single" w:sz="4" w:space="0" w:color="000000"/>
+              <w:left w:val="single" w:sz="4" w:space="0" w:color="000000"/>
+              <w:bottom w:val="single" w:sz="4" w:space="0" w:color="000000"/>
+              <w:right w:val="single" w:sz="4" w:space="0" w:color="000000"/>
+            </w:tcBorders>
+            <w:tcMar>
+              <w:top w:w="40" w:type="dxa"/>
+              <w:left w:w="90" w:type="dxa"/>
+              <w:bottom w:w="40" w:type="dxa"/>
+              <w:right w:w="90" w:type="dxa"/>
+            </w:tcMar>
+          </w:tcPr>
+          <w:p>
+            <w:pPr>
+              <w:spacing w:line="240" w:lineRule="auto"/>
+            </w:pPr>
+            <w:r>
+              <w:rPr>
+                <w:sz w:val="24"/>
+                <w:szCs w:val="24"/>
+              </w:rPr>
+              <w:t>3.8, приложения</w:t>
+            </w:r>
+          </w:p>
+        </w:tc>
+        <w:tc>
+          <w:tcPr>
+            <w:tcW w:w="5145" w:type="dxa"/>
+            <w:tcBorders>
+              <w:top w:val="single" w:sz="4" w:space="0" w:color="000000"/>
+              <w:left w:val="single" w:sz="4" w:space="0" w:color="000000"/>
+              <w:bottom w:val="single" w:sz="4" w:space="0" w:color="000000"/>
+              <w:right w:val="single" w:sz="4" w:space="0" w:color="000000"/>
+            </w:tcBorders>
+            <w:tcMar>
+              <w:top w:w="40" w:type="dxa"/>
+              <w:left w:w="90" w:type="dxa"/>
+              <w:bottom w:w="40" w:type="dxa"/>
+              <w:right w:w="90" w:type="dxa"/>
+            </w:tcMar>
+          </w:tcPr>
+          <w:p>
+            <w:pPr>
+              <w:spacing w:line="240" w:lineRule="auto"/>
+            </w:pPr>
+            <w:r>
+              <w:rPr>
+                <w:sz w:val="24"/>
+                <w:szCs w:val="24"/>
+              </w:rPr>
+              <w:t>Права ролей на новые объекты, новые экранные формы, схемы А.1 и рисунок 1</w:t>
             </w:r>
           </w:p>
         </w:tc>
@@ -19606,8 +23591,8 @@
     </w:tbl>
     <w:p/>
     <w:sectPr>
-      <w:footerReference w:type="default" r:id="rId24"/>
-      <w:footerReference w:type="first" r:id="rId25"/>
+      <w:footerReference w:type="default" r:id="rId30"/>
+      <w:footerReference w:type="first" r:id="rId31"/>
       <w:pgSz w:w="11906" w:h="16838"/>
       <w:pgMar w:top="1134" w:right="850" w:bottom="1134" w:left="1701" w:header="708" w:footer="567" w:gutter="0"/>
       <w:cols w:space="720"/>
@@ -19723,118 +23708,118 @@
 <file path=word/numbering.xml><?xml version="1.0" encoding="utf-8"?>
 <w:numbering xmlns:wpc="http://schemas.microsoft.com/office/word/2010/wordprocessingCanvas" xmlns:cx="http://schemas.microsoft.com/office/drawing/2014/chartex" xmlns:cx1="http://schemas.microsoft.com/office/drawing/2015/9/8/chartex" xmlns:cx2="http://schemas.microsoft.com/office/drawing/2015/10/21/chartex" xmlns:cx3="http://schemas.microsoft.com/office/drawing/2016/5/9/chartex" xmlns:cx4="http://schemas.microsoft.com/office/drawing/2016/5/10/chartex" xmlns:cx5="http://schemas.microsoft.com/office/drawing/2016/5/11/chartex" xmlns:cx6="http://schemas.microsoft.com/office/drawing/2016/5/12/chartex" xmlns:cx7="http://schemas.microsoft.com/office/drawing/2016/5/13/chartex" xmlns:cx8="http://schemas.microsoft.com/office/drawing/2016/5/14/chartex" xmlns:mc="http://schemas.openxmlformats.org/markup-compatibility/2006" xmlns:aink="http://schemas.microsoft.com/office/drawing/2016/ink" xmlns:am3d="http://schemas.microsoft.com/office/drawing/2017/model3d" xmlns:o="urn:schemas-microsoft-com:office:office" xmlns:r="http://schemas.openxmlformats.org/officeDocument/2006/relationships" xmlns:m="http://schemas.openxmlformats.org/officeDocument/2006/math" xmlns:v="urn:schemas-microsoft-com:vml" xmlns:wp14="http://schemas.microsoft.com/office/word/2010/wordprocessingDrawing" xmlns:wp="http://schemas.openxmlformats.org/drawingml/2006/wordprocessingDrawing" xmlns:w10="urn:schemas-microsoft-com:office:word" xmlns:w="http://schemas.openxmlformats.org/wordprocessingml/2006/main" xmlns:w14="http://schemas.microsoft.com/office/word/2010/wordml" xmlns:w15="http://schemas.microsoft.com/office/word/2012/wordml" xmlns:w16cex="http://schemas.microsoft.com/office/word/2018/wordml/cex" xmlns:w16cid="http://schemas.microsoft.com/office/word/2016/wordml/cid" xmlns:w16="http://schemas.microsoft.com/office/word/2018/wordml" xmlns:w16sdtdh="http://schemas.microsoft.com/office/word/2020/wordml/sdtdatahash" xmlns:w16se="http://schemas.microsoft.com/office/word/2015/wordml/symex" xmlns:wpg="http://schemas.microsoft.com/office/word/2010/wordprocessingGroup" xmlns:wpi="http://schemas.microsoft.com/office/word/2010/wordprocessingInk" xmlns:wne="http://schemas.microsoft.com/office/word/2006/wordml" xmlns:wps="http://schemas.microsoft.com/office/word/2010/wordprocessingShape" mc:Ignorable="w14 w15 w16se w16cid w16 w16cex w16sdtdh wp14">
   <w:abstractNum w:abstractNumId="0" w15:restartNumberingAfterBreak="0">
-    <w:nsid w:val="2AD84A0A"/>
+    <w:nsid w:val="3B55750D"/>
     <w:multiLevelType w:val="hybridMultilevel"/>
-    <w:tmpl w:val="490A9490"/>
-    <w:lvl w:ilvl="0" w:tplc="D2D4A188">
+    <w:tmpl w:val="9B546E98"/>
+    <w:lvl w:ilvl="0" w:tplc="1786DF7A">
       <w:start w:val="1"/>
-      <w:numFmt w:val="decimal"/>
-      <w:lvlText w:val="%1."/>
+      <w:numFmt w:val="bullet"/>
+      <w:lvlText w:val="–"/>
       <w:lvlJc w:val="left"/>
       <w:pPr>
-        <w:ind w:left="1134" w:hanging="425"/>
+        <w:ind w:left="1069" w:hanging="360"/>
       </w:pPr>
     </w:lvl>
-    <w:lvl w:ilvl="1" w:tplc="4D80A330">
+    <w:lvl w:ilvl="1" w:tplc="EEF0FD54">
       <w:numFmt w:val="decimal"/>
       <w:lvlText w:val=""/>
       <w:lvlJc w:val="left"/>
     </w:lvl>
-    <w:lvl w:ilvl="2" w:tplc="0AD4DF34">
+    <w:lvl w:ilvl="2" w:tplc="38D817EC">
       <w:numFmt w:val="decimal"/>
       <w:lvlText w:val=""/>
       <w:lvlJc w:val="left"/>
     </w:lvl>
-    <w:lvl w:ilvl="3" w:tplc="6BF2A246">
+    <w:lvl w:ilvl="3" w:tplc="1C72C734">
       <w:numFmt w:val="decimal"/>
       <w:lvlText w:val=""/>
       <w:lvlJc w:val="left"/>
     </w:lvl>
-    <w:lvl w:ilvl="4" w:tplc="D062BEA6">
+    <w:lvl w:ilvl="4" w:tplc="9F309142">
       <w:numFmt w:val="decimal"/>
       <w:lvlText w:val=""/>
       <w:lvlJc w:val="left"/>
     </w:lvl>
-    <w:lvl w:ilvl="5" w:tplc="56520624">
+    <w:lvl w:ilvl="5" w:tplc="3E362400">
       <w:numFmt w:val="decimal"/>
       <w:lvlText w:val=""/>
       <w:lvlJc w:val="left"/>
     </w:lvl>
-    <w:lvl w:ilvl="6" w:tplc="CDB8B57A">
+    <w:lvl w:ilvl="6" w:tplc="5BB0FC70">
       <w:numFmt w:val="decimal"/>
       <w:lvlText w:val=""/>
       <w:lvlJc w:val="left"/>
     </w:lvl>
-    <w:lvl w:ilvl="7" w:tplc="7F86B9E0">
+    <w:lvl w:ilvl="7" w:tplc="EEFE3AE2">
       <w:numFmt w:val="decimal"/>
       <w:lvlText w:val=""/>
       <w:lvlJc w:val="left"/>
     </w:lvl>
-    <w:lvl w:ilvl="8" w:tplc="51967430">
+    <w:lvl w:ilvl="8" w:tplc="61C8A3D0">
       <w:numFmt w:val="decimal"/>
       <w:lvlText w:val=""/>
       <w:lvlJc w:val="left"/>
     </w:lvl>
   </w:abstractNum>
   <w:abstractNum w:abstractNumId="1" w15:restartNumberingAfterBreak="0">
-    <w:nsid w:val="49F21BAD"/>
+    <w:nsid w:val="6F4B6A87"/>
     <w:multiLevelType w:val="hybridMultilevel"/>
-    <w:tmpl w:val="F3489FD2"/>
-    <w:lvl w:ilvl="0" w:tplc="E3F0FCC4">
+    <w:tmpl w:val="F2265D5C"/>
+    <w:lvl w:ilvl="0" w:tplc="E700709C">
       <w:start w:val="1"/>
-      <w:numFmt w:val="bullet"/>
-      <w:lvlText w:val="–"/>
+      <w:numFmt w:val="decimal"/>
+      <w:lvlText w:val="%1."/>
       <w:lvlJc w:val="left"/>
       <w:pPr>
-        <w:ind w:left="1069" w:hanging="360"/>
+        <w:ind w:left="1134" w:hanging="425"/>
       </w:pPr>
     </w:lvl>
-    <w:lvl w:ilvl="1" w:tplc="9A729326">
+    <w:lvl w:ilvl="1" w:tplc="7DBE4220">
       <w:numFmt w:val="decimal"/>
       <w:lvlText w:val=""/>
       <w:lvlJc w:val="left"/>
     </w:lvl>
-    <w:lvl w:ilvl="2" w:tplc="BA90AD74">
+    <w:lvl w:ilvl="2" w:tplc="4D6CA726">
       <w:numFmt w:val="decimal"/>
       <w:lvlText w:val=""/>
       <w:lvlJc w:val="left"/>
     </w:lvl>
-    <w:lvl w:ilvl="3" w:tplc="A6E4F478">
+    <w:lvl w:ilvl="3" w:tplc="055AB4A8">
       <w:numFmt w:val="decimal"/>
       <w:lvlText w:val=""/>
       <w:lvlJc w:val="left"/>
     </w:lvl>
-    <w:lvl w:ilvl="4" w:tplc="49D02CF8">
+    <w:lvl w:ilvl="4" w:tplc="332C7648">
       <w:numFmt w:val="decimal"/>
       <w:lvlText w:val=""/>
       <w:lvlJc w:val="left"/>
     </w:lvl>
-    <w:lvl w:ilvl="5" w:tplc="6AA80FC2">
+    <w:lvl w:ilvl="5" w:tplc="2496D9D0">
       <w:numFmt w:val="decimal"/>
       <w:lvlText w:val=""/>
       <w:lvlJc w:val="left"/>
     </w:lvl>
-    <w:lvl w:ilvl="6" w:tplc="055A910E">
+    <w:lvl w:ilvl="6" w:tplc="9E4677CC">
       <w:numFmt w:val="decimal"/>
       <w:lvlText w:val=""/>
       <w:lvlJc w:val="left"/>
     </w:lvl>
-    <w:lvl w:ilvl="7" w:tplc="2B6E7A2E">
+    <w:lvl w:ilvl="7" w:tplc="3A3EE084">
       <w:numFmt w:val="decimal"/>
       <w:lvlText w:val=""/>
       <w:lvlJc w:val="left"/>
     </w:lvl>
-    <w:lvl w:ilvl="8" w:tplc="D13A5F74">
+    <w:lvl w:ilvl="8" w:tplc="B07E47F0">
       <w:numFmt w:val="decimal"/>
       <w:lvlText w:val=""/>
       <w:lvlJc w:val="left"/>
     </w:lvl>
   </w:abstractNum>
   <w:abstractNum w:abstractNumId="2" w15:restartNumberingAfterBreak="0">
-    <w:nsid w:val="7C8E36F0"/>
+    <w:nsid w:val="7B1D6675"/>
     <w:multiLevelType w:val="hybridMultilevel"/>
-    <w:tmpl w:val="85FED66C"/>
-    <w:lvl w:ilvl="0" w:tplc="6D5E21E0" w:tentative="1">
+    <w:tmpl w:val="AF0001AA"/>
+    <w:lvl w:ilvl="0" w:tplc="34E6C210" w:tentative="1">
       <w:start w:val="1"/>
       <w:numFmt w:val="bullet"/>
       <w:lvlText w:val="●"/>
@@ -19843,7 +23828,7 @@
         <w:ind w:left="720" w:hanging="360"/>
       </w:pPr>
     </w:lvl>
-    <w:lvl w:ilvl="1" w:tplc="E85A60FE" w:tentative="1">
+    <w:lvl w:ilvl="1" w:tplc="664E1786" w:tentative="1">
       <w:start w:val="1"/>
       <w:numFmt w:val="bullet"/>
       <w:lvlText w:val="○"/>
@@ -19852,7 +23837,7 @@
         <w:ind w:left="1440" w:hanging="360"/>
       </w:pPr>
     </w:lvl>
-    <w:lvl w:ilvl="2" w:tplc="4678F7A2" w:tentative="1">
+    <w:lvl w:ilvl="2" w:tplc="D736C34E" w:tentative="1">
       <w:start w:val="1"/>
       <w:numFmt w:val="bullet"/>
       <w:lvlText w:val="■"/>
@@ -19861,7 +23846,7 @@
         <w:ind w:left="2160" w:hanging="360"/>
       </w:pPr>
     </w:lvl>
-    <w:lvl w:ilvl="3" w:tplc="BDE203EA" w:tentative="1">
+    <w:lvl w:ilvl="3" w:tplc="2CE01534" w:tentative="1">
       <w:start w:val="1"/>
       <w:numFmt w:val="bullet"/>
       <w:lvlText w:val="●"/>
@@ -19870,7 +23855,7 @@
         <w:ind w:left="2880" w:hanging="360"/>
       </w:pPr>
     </w:lvl>
-    <w:lvl w:ilvl="4" w:tplc="87207C76" w:tentative="1">
+    <w:lvl w:ilvl="4" w:tplc="AF945A3A" w:tentative="1">
       <w:start w:val="1"/>
       <w:numFmt w:val="bullet"/>
       <w:lvlText w:val="○"/>
@@ -19879,7 +23864,7 @@
         <w:ind w:left="3600" w:hanging="360"/>
       </w:pPr>
     </w:lvl>
-    <w:lvl w:ilvl="5" w:tplc="3D9A8996" w:tentative="1">
+    <w:lvl w:ilvl="5" w:tplc="C8DEA5A8" w:tentative="1">
       <w:start w:val="1"/>
       <w:numFmt w:val="bullet"/>
       <w:lvlText w:val="■"/>
@@ -19888,7 +23873,7 @@
         <w:ind w:left="4320" w:hanging="360"/>
       </w:pPr>
     </w:lvl>
-    <w:lvl w:ilvl="6" w:tplc="A1248C26" w:tentative="1">
+    <w:lvl w:ilvl="6" w:tplc="9E48C964" w:tentative="1">
       <w:start w:val="1"/>
       <w:numFmt w:val="bullet"/>
       <w:lvlText w:val="●"/>
@@ -19897,7 +23882,7 @@
         <w:ind w:left="5040" w:hanging="360"/>
       </w:pPr>
     </w:lvl>
-    <w:lvl w:ilvl="7" w:tplc="01C08C6A" w:tentative="1">
+    <w:lvl w:ilvl="7" w:tplc="9458896E" w:tentative="1">
       <w:start w:val="1"/>
       <w:numFmt w:val="bullet"/>
       <w:lvlText w:val="●"/>
@@ -19906,7 +23891,7 @@
         <w:ind w:left="5760" w:hanging="360"/>
       </w:pPr>
     </w:lvl>
-    <w:lvl w:ilvl="8" w:tplc="2C261742" w:tentative="1">
+    <w:lvl w:ilvl="8" w:tplc="D386710C" w:tentative="1">
       <w:start w:val="1"/>
       <w:numFmt w:val="bullet"/>
       <w:lvlText w:val="●"/>
@@ -19923,25 +23908,31 @@
     </w:lvlOverride>
   </w:num>
   <w:num w:numId="2">
+    <w:abstractNumId w:val="0"/>
+    <w:lvlOverride w:ilvl="0">
+      <w:startOverride w:val="1"/>
+    </w:lvlOverride>
+  </w:num>
+  <w:num w:numId="3">
     <w:abstractNumId w:val="1"/>
     <w:lvlOverride w:ilvl="0">
       <w:startOverride w:val="1"/>
     </w:lvlOverride>
   </w:num>
-  <w:num w:numId="3">
-    <w:abstractNumId w:val="0"/>
-    <w:lvlOverride w:ilvl="0">
-      <w:startOverride w:val="1"/>
-    </w:lvlOverride>
-  </w:num>
   <w:num w:numId="4">
-    <w:abstractNumId w:val="0"/>
+    <w:abstractNumId w:val="1"/>
     <w:lvlOverride w:ilvl="0">
       <w:startOverride w:val="1"/>
     </w:lvlOverride>
   </w:num>
   <w:num w:numId="5">
-    <w:abstractNumId w:val="0"/>
+    <w:abstractNumId w:val="1"/>
+    <w:lvlOverride w:ilvl="0">
+      <w:startOverride w:val="1"/>
+    </w:lvlOverride>
+  </w:num>
+  <w:num w:numId="6">
+    <w:abstractNumId w:val="1"/>
     <w:lvlOverride w:ilvl="0">
       <w:startOverride w:val="1"/>
     </w:lvlOverride>
@@ -20586,7 +24577,7 @@
     <w:autoRedefine/>
     <w:uiPriority w:val="39"/>
     <w:unhideWhenUsed/>
-    <w:rsid w:val="004A5C50"/>
+    <w:rsid w:val="00723107"/>
     <w:pPr>
       <w:spacing w:after="100"/>
     </w:pPr>
@@ -20598,7 +24589,7 @@
     <w:autoRedefine/>
     <w:uiPriority w:val="39"/>
     <w:unhideWhenUsed/>
-    <w:rsid w:val="004A5C50"/>
+    <w:rsid w:val="00723107"/>
     <w:pPr>
       <w:spacing w:after="100"/>
       <w:ind w:left="280"/>
